--- a/ТО_Маратканов.docx
+++ b/ТО_Маратканов.docx
@@ -489,6 +489,7 @@
             </w:rPr>
             <w:tab/>
           </w:r>
+          <w:proofErr w:type="gramStart"/>
           <w:r>
             <w:rPr>
               <w:rFonts w:eastAsia="Times New Roman" w:cs="Times New Roman"/>
@@ -507,7 +508,18 @@
               <w:lang w:eastAsia="ru-RU"/>
               <w14:ligatures w14:val="none"/>
             </w:rPr>
-            <w:t>(И.О. Фамилия)</w:t>
+            <w:t>(</w:t>
+          </w:r>
+          <w:proofErr w:type="gramEnd"/>
+          <w:r>
+            <w:rPr>
+              <w:rFonts w:eastAsia="Times New Roman" w:cs="Times New Roman"/>
+              <w:kern w:val="0"/>
+              <w:sz w:val="22"/>
+              <w:lang w:eastAsia="ru-RU"/>
+              <w14:ligatures w14:val="none"/>
+            </w:rPr>
+            <w:t>И.О. Фамилия)</w:t>
           </w:r>
         </w:p>
         <w:p>
@@ -1884,7 +1896,7 @@
       <w:r>
         <w:fldChar w:fldCharType="separate"/>
       </w:r>
-      <w:hyperlink w:anchor="_Toc227141762" w:history="1">
+      <w:hyperlink w:anchor="_Toc227162675" w:history="1">
         <w:r>
           <w:rPr>
             <w:rStyle w:val="af7"/>
@@ -1911,7 +1923,7 @@
             <w:noProof/>
             <w:webHidden/>
           </w:rPr>
-          <w:instrText xml:space="preserve"> PAGEREF _Toc227141762 \h </w:instrText>
+          <w:instrText xml:space="preserve"> PAGEREF _Toc227162675 \h </w:instrText>
         </w:r>
         <w:r>
           <w:rPr>
@@ -1956,7 +1968,7 @@
           <w:lang w:eastAsia="ru-RU"/>
         </w:rPr>
       </w:pPr>
-      <w:hyperlink w:anchor="_Toc227141763" w:history="1">
+      <w:hyperlink w:anchor="_Toc227162676" w:history="1">
         <w:r>
           <w:rPr>
             <w:rStyle w:val="af7"/>
@@ -1983,7 +1995,7 @@
             <w:noProof/>
             <w:webHidden/>
           </w:rPr>
-          <w:instrText xml:space="preserve"> PAGEREF _Toc227141763 \h </w:instrText>
+          <w:instrText xml:space="preserve"> PAGEREF _Toc227162676 \h </w:instrText>
         </w:r>
         <w:r>
           <w:rPr>
@@ -2028,7 +2040,7 @@
           <w:lang w:eastAsia="ru-RU"/>
         </w:rPr>
       </w:pPr>
-      <w:hyperlink w:anchor="_Toc227141764" w:history="1">
+      <w:hyperlink w:anchor="_Toc227162677" w:history="1">
         <w:r>
           <w:rPr>
             <w:rStyle w:val="af7"/>
@@ -2055,7 +2067,7 @@
             <w:noProof/>
             <w:webHidden/>
           </w:rPr>
-          <w:instrText xml:space="preserve"> PAGEREF _Toc227141764 \h </w:instrText>
+          <w:instrText xml:space="preserve"> PAGEREF _Toc227162677 \h </w:instrText>
         </w:r>
         <w:r>
           <w:rPr>
@@ -2097,7 +2109,7 @@
           <w:lang w:eastAsia="ru-RU"/>
         </w:rPr>
       </w:pPr>
-      <w:hyperlink w:anchor="_Toc227141765" w:history="1">
+      <w:hyperlink w:anchor="_Toc227162678" w:history="1">
         <w:r>
           <w:rPr>
             <w:rStyle w:val="af7"/>
@@ -2124,7 +2136,7 @@
             <w:noProof/>
             <w:webHidden/>
           </w:rPr>
-          <w:instrText xml:space="preserve"> PAGEREF _Toc227141765 \h </w:instrText>
+          <w:instrText xml:space="preserve"> PAGEREF _Toc227162678 \h </w:instrText>
         </w:r>
         <w:r>
           <w:rPr>
@@ -2166,7 +2178,7 @@
           <w:lang w:eastAsia="ru-RU"/>
         </w:rPr>
       </w:pPr>
-      <w:hyperlink w:anchor="_Toc227141766" w:history="1">
+      <w:hyperlink w:anchor="_Toc227162679" w:history="1">
         <w:r>
           <w:rPr>
             <w:rStyle w:val="af7"/>
@@ -2193,7 +2205,7 @@
             <w:noProof/>
             <w:webHidden/>
           </w:rPr>
-          <w:instrText xml:space="preserve"> PAGEREF _Toc227141766 \h </w:instrText>
+          <w:instrText xml:space="preserve"> PAGEREF _Toc227162679 \h </w:instrText>
         </w:r>
         <w:r>
           <w:rPr>
@@ -2235,7 +2247,7 @@
           <w:lang w:eastAsia="ru-RU"/>
         </w:rPr>
       </w:pPr>
-      <w:hyperlink w:anchor="_Toc227141767" w:history="1">
+      <w:hyperlink w:anchor="_Toc227162680" w:history="1">
         <w:r>
           <w:rPr>
             <w:rStyle w:val="af7"/>
@@ -2270,7 +2282,7 @@
             <w:noProof/>
             <w:webHidden/>
           </w:rPr>
-          <w:instrText xml:space="preserve"> PAGEREF _Toc227141767 \h </w:instrText>
+          <w:instrText xml:space="preserve"> PAGEREF _Toc227162680 \h </w:instrText>
         </w:r>
         <w:r>
           <w:rPr>
@@ -2312,7 +2324,7 @@
           <w:lang w:eastAsia="ru-RU"/>
         </w:rPr>
       </w:pPr>
-      <w:hyperlink w:anchor="_Toc227141768" w:history="1">
+      <w:hyperlink w:anchor="_Toc227162681" w:history="1">
         <w:r>
           <w:rPr>
             <w:rStyle w:val="af7"/>
@@ -2339,7 +2351,7 @@
             <w:noProof/>
             <w:webHidden/>
           </w:rPr>
-          <w:instrText xml:space="preserve"> PAGEREF _Toc227141768 \h </w:instrText>
+          <w:instrText xml:space="preserve"> PAGEREF _Toc227162681 \h </w:instrText>
         </w:r>
         <w:r>
           <w:rPr>
@@ -2381,7 +2393,7 @@
           <w:lang w:eastAsia="ru-RU"/>
         </w:rPr>
       </w:pPr>
-      <w:hyperlink w:anchor="_Toc227141769" w:history="1">
+      <w:hyperlink w:anchor="_Toc227162682" w:history="1">
         <w:r>
           <w:rPr>
             <w:rStyle w:val="af7"/>
@@ -2408,7 +2420,7 @@
             <w:noProof/>
             <w:webHidden/>
           </w:rPr>
-          <w:instrText xml:space="preserve"> PAGEREF _Toc227141769 \h </w:instrText>
+          <w:instrText xml:space="preserve"> PAGEREF _Toc227162682 \h </w:instrText>
         </w:r>
         <w:r>
           <w:rPr>
@@ -2453,7 +2465,7 @@
           <w:lang w:eastAsia="ru-RU"/>
         </w:rPr>
       </w:pPr>
-      <w:hyperlink w:anchor="_Toc227141770" w:history="1">
+      <w:hyperlink w:anchor="_Toc227162683" w:history="1">
         <w:r>
           <w:rPr>
             <w:rStyle w:val="af7"/>
@@ -2480,7 +2492,7 @@
             <w:noProof/>
             <w:webHidden/>
           </w:rPr>
-          <w:instrText xml:space="preserve"> PAGEREF _Toc227141770 \h </w:instrText>
+          <w:instrText xml:space="preserve"> PAGEREF _Toc227162683 \h </w:instrText>
         </w:r>
         <w:r>
           <w:rPr>
@@ -2522,7 +2534,7 @@
           <w:lang w:eastAsia="ru-RU"/>
         </w:rPr>
       </w:pPr>
-      <w:hyperlink w:anchor="_Toc227141771" w:history="1">
+      <w:hyperlink w:anchor="_Toc227162684" w:history="1">
         <w:r>
           <w:rPr>
             <w:rStyle w:val="af7"/>
@@ -2549,7 +2561,7 @@
             <w:noProof/>
             <w:webHidden/>
           </w:rPr>
-          <w:instrText xml:space="preserve"> PAGEREF _Toc227141771 \h </w:instrText>
+          <w:instrText xml:space="preserve"> PAGEREF _Toc227162684 \h </w:instrText>
         </w:r>
         <w:r>
           <w:rPr>
@@ -2591,7 +2603,7 @@
           <w:lang w:eastAsia="ru-RU"/>
         </w:rPr>
       </w:pPr>
-      <w:hyperlink w:anchor="_Toc227141772" w:history="1">
+      <w:hyperlink w:anchor="_Toc227162685" w:history="1">
         <w:r>
           <w:rPr>
             <w:rStyle w:val="af7"/>
@@ -2618,7 +2630,7 @@
             <w:noProof/>
             <w:webHidden/>
           </w:rPr>
-          <w:instrText xml:space="preserve"> PAGEREF _Toc227141772 \h </w:instrText>
+          <w:instrText xml:space="preserve"> PAGEREF _Toc227162685 \h </w:instrText>
         </w:r>
         <w:r>
           <w:rPr>
@@ -2660,7 +2672,7 @@
           <w:lang w:eastAsia="ru-RU"/>
         </w:rPr>
       </w:pPr>
-      <w:hyperlink w:anchor="_Toc227141773" w:history="1">
+      <w:hyperlink w:anchor="_Toc227162686" w:history="1">
         <w:r>
           <w:rPr>
             <w:rStyle w:val="af7"/>
@@ -2695,7 +2707,7 @@
             <w:noProof/>
             <w:webHidden/>
           </w:rPr>
-          <w:instrText xml:space="preserve"> PAGEREF _Toc227141773 \h </w:instrText>
+          <w:instrText xml:space="preserve"> PAGEREF _Toc227162686 \h </w:instrText>
         </w:r>
         <w:r>
           <w:rPr>
@@ -2737,7 +2749,7 @@
           <w:lang w:eastAsia="ru-RU"/>
         </w:rPr>
       </w:pPr>
-      <w:hyperlink w:anchor="_Toc227141774" w:history="1">
+      <w:hyperlink w:anchor="_Toc227162687" w:history="1">
         <w:r>
           <w:rPr>
             <w:rStyle w:val="af7"/>
@@ -2764,7 +2776,7 @@
             <w:noProof/>
             <w:webHidden/>
           </w:rPr>
-          <w:instrText xml:space="preserve"> PAGEREF _Toc227141774 \h </w:instrText>
+          <w:instrText xml:space="preserve"> PAGEREF _Toc227162687 \h </w:instrText>
         </w:r>
         <w:r>
           <w:rPr>
@@ -2784,7 +2796,7 @@
             <w:noProof/>
             <w:webHidden/>
           </w:rPr>
-          <w:t>12</w:t>
+          <w:t>13</w:t>
         </w:r>
         <w:r>
           <w:rPr>
@@ -2806,7 +2818,7 @@
           <w:lang w:eastAsia="ru-RU"/>
         </w:rPr>
       </w:pPr>
-      <w:hyperlink w:anchor="_Toc227141775" w:history="1">
+      <w:hyperlink w:anchor="_Toc227162688" w:history="1">
         <w:r>
           <w:rPr>
             <w:rStyle w:val="af7"/>
@@ -2833,7 +2845,7 @@
             <w:noProof/>
             <w:webHidden/>
           </w:rPr>
-          <w:instrText xml:space="preserve"> PAGEREF _Toc227141775 \h </w:instrText>
+          <w:instrText xml:space="preserve"> PAGEREF _Toc227162688 \h </w:instrText>
         </w:r>
         <w:r>
           <w:rPr>
@@ -2853,7 +2865,7 @@
             <w:noProof/>
             <w:webHidden/>
           </w:rPr>
-          <w:t>12</w:t>
+          <w:t>13</w:t>
         </w:r>
         <w:r>
           <w:rPr>
@@ -2875,7 +2887,7 @@
           <w:lang w:eastAsia="ru-RU"/>
         </w:rPr>
       </w:pPr>
-      <w:hyperlink w:anchor="_Toc227141776" w:history="1">
+      <w:hyperlink w:anchor="_Toc227162689" w:history="1">
         <w:r>
           <w:rPr>
             <w:rStyle w:val="af7"/>
@@ -2902,7 +2914,7 @@
             <w:noProof/>
             <w:webHidden/>
           </w:rPr>
-          <w:instrText xml:space="preserve"> PAGEREF _Toc227141776 \h </w:instrText>
+          <w:instrText xml:space="preserve"> PAGEREF _Toc227162689 \h </w:instrText>
         </w:r>
         <w:r>
           <w:rPr>
@@ -2922,7 +2934,7 @@
             <w:noProof/>
             <w:webHidden/>
           </w:rPr>
-          <w:t>13</w:t>
+          <w:t>14</w:t>
         </w:r>
         <w:r>
           <w:rPr>
@@ -2947,7 +2959,7 @@
           <w:lang w:eastAsia="ru-RU"/>
         </w:rPr>
       </w:pPr>
-      <w:hyperlink w:anchor="_Toc227141777" w:history="1">
+      <w:hyperlink w:anchor="_Toc227162690" w:history="1">
         <w:r>
           <w:rPr>
             <w:rStyle w:val="af7"/>
@@ -2974,7 +2986,7 @@
             <w:noProof/>
             <w:webHidden/>
           </w:rPr>
-          <w:instrText xml:space="preserve"> PAGEREF _Toc227141777 \h </w:instrText>
+          <w:instrText xml:space="preserve"> PAGEREF _Toc227162690 \h </w:instrText>
         </w:r>
         <w:r>
           <w:rPr>
@@ -2994,7 +3006,7 @@
             <w:noProof/>
             <w:webHidden/>
           </w:rPr>
-          <w:t>15</w:t>
+          <w:t>16</w:t>
         </w:r>
         <w:r>
           <w:rPr>
@@ -3016,7 +3028,7 @@
           <w:lang w:eastAsia="ru-RU"/>
         </w:rPr>
       </w:pPr>
-      <w:hyperlink w:anchor="_Toc227141778" w:history="1">
+      <w:hyperlink w:anchor="_Toc227162691" w:history="1">
         <w:r>
           <w:rPr>
             <w:rStyle w:val="af7"/>
@@ -3043,7 +3055,7 @@
             <w:noProof/>
             <w:webHidden/>
           </w:rPr>
-          <w:instrText xml:space="preserve"> PAGEREF _Toc227141778 \h </w:instrText>
+          <w:instrText xml:space="preserve"> PAGEREF _Toc227162691 \h </w:instrText>
         </w:r>
         <w:r>
           <w:rPr>
@@ -3063,7 +3075,7 @@
             <w:noProof/>
             <w:webHidden/>
           </w:rPr>
-          <w:t>15</w:t>
+          <w:t>16</w:t>
         </w:r>
         <w:r>
           <w:rPr>
@@ -3085,7 +3097,7 @@
           <w:lang w:eastAsia="ru-RU"/>
         </w:rPr>
       </w:pPr>
-      <w:hyperlink w:anchor="_Toc227141779" w:history="1">
+      <w:hyperlink w:anchor="_Toc227162692" w:history="1">
         <w:r>
           <w:rPr>
             <w:rStyle w:val="af7"/>
@@ -3112,7 +3124,7 @@
             <w:noProof/>
             <w:webHidden/>
           </w:rPr>
-          <w:instrText xml:space="preserve"> PAGEREF _Toc227141779 \h </w:instrText>
+          <w:instrText xml:space="preserve"> PAGEREF _Toc227162692 \h </w:instrText>
         </w:r>
         <w:r>
           <w:rPr>
@@ -3132,7 +3144,7 @@
             <w:noProof/>
             <w:webHidden/>
           </w:rPr>
-          <w:t>15</w:t>
+          <w:t>17</w:t>
         </w:r>
         <w:r>
           <w:rPr>
@@ -3154,7 +3166,7 @@
           <w:lang w:eastAsia="ru-RU"/>
         </w:rPr>
       </w:pPr>
-      <w:hyperlink w:anchor="_Toc227141780" w:history="1">
+      <w:hyperlink w:anchor="_Toc227162693" w:history="1">
         <w:r>
           <w:rPr>
             <w:rStyle w:val="af7"/>
@@ -3181,7 +3193,7 @@
             <w:noProof/>
             <w:webHidden/>
           </w:rPr>
-          <w:instrText xml:space="preserve"> PAGEREF _Toc227141780 \h </w:instrText>
+          <w:instrText xml:space="preserve"> PAGEREF _Toc227162693 \h </w:instrText>
         </w:r>
         <w:r>
           <w:rPr>
@@ -3201,7 +3213,7 @@
             <w:noProof/>
             <w:webHidden/>
           </w:rPr>
-          <w:t>16</w:t>
+          <w:t>17</w:t>
         </w:r>
         <w:r>
           <w:rPr>
@@ -3223,7 +3235,7 @@
           <w:lang w:eastAsia="ru-RU"/>
         </w:rPr>
       </w:pPr>
-      <w:hyperlink w:anchor="_Toc227141781" w:history="1">
+      <w:hyperlink w:anchor="_Toc227162694" w:history="1">
         <w:r>
           <w:rPr>
             <w:rStyle w:val="af7"/>
@@ -3250,7 +3262,7 @@
             <w:noProof/>
             <w:webHidden/>
           </w:rPr>
-          <w:instrText xml:space="preserve"> PAGEREF _Toc227141781 \h </w:instrText>
+          <w:instrText xml:space="preserve"> PAGEREF _Toc227162694 \h </w:instrText>
         </w:r>
         <w:r>
           <w:rPr>
@@ -3270,7 +3282,7 @@
             <w:noProof/>
             <w:webHidden/>
           </w:rPr>
-          <w:t>18</w:t>
+          <w:t>20</w:t>
         </w:r>
         <w:r>
           <w:rPr>
@@ -3295,7 +3307,7 @@
           <w:lang w:eastAsia="ru-RU"/>
         </w:rPr>
       </w:pPr>
-      <w:hyperlink w:anchor="_Toc227141782" w:history="1">
+      <w:hyperlink w:anchor="_Toc227162695" w:history="1">
         <w:r>
           <w:rPr>
             <w:rStyle w:val="af7"/>
@@ -3322,7 +3334,7 @@
             <w:noProof/>
             <w:webHidden/>
           </w:rPr>
-          <w:instrText xml:space="preserve"> PAGEREF _Toc227141782 \h </w:instrText>
+          <w:instrText xml:space="preserve"> PAGEREF _Toc227162695 \h </w:instrText>
         </w:r>
         <w:r>
           <w:rPr>
@@ -3342,7 +3354,7 @@
             <w:noProof/>
             <w:webHidden/>
           </w:rPr>
-          <w:t>19</w:t>
+          <w:t>22</w:t>
         </w:r>
         <w:r>
           <w:rPr>
@@ -3367,7 +3379,7 @@
           <w:lang w:eastAsia="ru-RU"/>
         </w:rPr>
       </w:pPr>
-      <w:hyperlink w:anchor="_Toc227141783" w:history="1">
+      <w:hyperlink w:anchor="_Toc227162696" w:history="1">
         <w:r>
           <w:rPr>
             <w:rStyle w:val="af7"/>
@@ -3394,7 +3406,7 @@
             <w:noProof/>
             <w:webHidden/>
           </w:rPr>
-          <w:instrText xml:space="preserve"> PAGEREF _Toc227141783 \h </w:instrText>
+          <w:instrText xml:space="preserve"> PAGEREF _Toc227162696 \h </w:instrText>
         </w:r>
         <w:r>
           <w:rPr>
@@ -3414,7 +3426,7 @@
             <w:noProof/>
             <w:webHidden/>
           </w:rPr>
-          <w:t>20</w:t>
+          <w:t>23</w:t>
         </w:r>
         <w:r>
           <w:rPr>
@@ -3435,7 +3447,7 @@
         <w:pStyle w:val="a7"/>
       </w:pPr>
       <w:bookmarkStart w:id="0" w:name="_Toc198114578"/>
-      <w:bookmarkStart w:id="1" w:name="_Toc227141762"/>
+      <w:bookmarkStart w:id="1" w:name="_Toc227162675"/>
       <w:r>
         <w:lastRenderedPageBreak/>
         <w:t>Перечень сокращений и обозначений</w:t>
@@ -3533,6 +3545,9 @@
     <w:p>
       <w:pPr>
         <w:pStyle w:val="a3"/>
+        <w:rPr>
+          <w:lang w:val="en-US"/>
+        </w:rPr>
       </w:pPr>
       <w:r>
         <w:rPr>
@@ -3586,6 +3601,68 @@
     <w:p>
       <w:pPr>
         <w:pStyle w:val="a3"/>
+        <w:rPr>
+          <w:lang w:val="en-US"/>
+        </w:rPr>
+      </w:pPr>
+      <w:r>
+        <w:rPr>
+          <w:lang w:val="en-US"/>
+        </w:rPr>
+        <w:t>VS</w:t>
+      </w:r>
+      <w:r>
+        <w:rPr>
+          <w:lang w:val="en-US"/>
+        </w:rPr>
+        <w:t>202</w:t>
+      </w:r>
+      <w:r>
+        <w:rPr>
+          <w:lang w:val="en-US"/>
+        </w:rPr>
+        <w:t>6</w:t>
+      </w:r>
+      <w:r>
+        <w:rPr>
+          <w:lang w:val="en-US"/>
+        </w:rPr>
+        <w:t xml:space="preserve"> – </w:t>
+      </w:r>
+      <w:r>
+        <w:rPr>
+          <w:lang w:val="en-US"/>
+        </w:rPr>
+        <w:t>Visual</w:t>
+      </w:r>
+      <w:r>
+        <w:rPr>
+          <w:lang w:val="en-US"/>
+        </w:rPr>
+        <w:t xml:space="preserve"> </w:t>
+      </w:r>
+      <w:r>
+        <w:rPr>
+          <w:lang w:val="en-US"/>
+        </w:rPr>
+        <w:t>Studio</w:t>
+      </w:r>
+      <w:r>
+        <w:rPr>
+          <w:lang w:val="en-US"/>
+        </w:rPr>
+        <w:t xml:space="preserve"> 202</w:t>
+      </w:r>
+      <w:r>
+        <w:rPr>
+          <w:lang w:val="en-US"/>
+        </w:rPr>
+        <w:t>6</w:t>
+      </w:r>
+    </w:p>
+    <w:p>
+      <w:pPr>
+        <w:pStyle w:val="a3"/>
       </w:pPr>
       <w:r>
         <w:t>WPF – технология построения графического интерфейса</w:t>
@@ -3612,7 +3689,7 @@
         <w:pStyle w:val="a7"/>
       </w:pPr>
       <w:bookmarkStart w:id="2" w:name="_Toc198114579"/>
-      <w:bookmarkStart w:id="3" w:name="_Toc227141763"/>
+      <w:bookmarkStart w:id="3" w:name="_Toc227162676"/>
       <w:r>
         <w:lastRenderedPageBreak/>
         <w:t>Введение</w:t>
@@ -3847,7 +3924,21 @@
         <w:rPr>
           <w:lang w:val="en-US"/>
         </w:rPr>
-        <w:t>Intel(R) Core(TM) i5-7400 CPU @ 3.00GHz (3.00 GHz)</w:t>
+        <w:t xml:space="preserve">Intel(R) </w:t>
+      </w:r>
+      <w:proofErr w:type="gramStart"/>
+      <w:r>
+        <w:rPr>
+          <w:lang w:val="en-US"/>
+        </w:rPr>
+        <w:t>Core(</w:t>
+      </w:r>
+      <w:proofErr w:type="gramEnd"/>
+      <w:r>
+        <w:rPr>
+          <w:lang w:val="en-US"/>
+        </w:rPr>
+        <w:t>TM) i5-7400 CPU @ 3.00GHz (3.00 GHz)</w:t>
       </w:r>
       <w:r>
         <w:rPr>
@@ -4117,7 +4208,7 @@
         <w:pStyle w:val="1"/>
       </w:pPr>
       <w:bookmarkStart w:id="4" w:name="_Toc198114580"/>
-      <w:bookmarkStart w:id="5" w:name="_Toc227141764"/>
+      <w:bookmarkStart w:id="5" w:name="_Toc227162677"/>
       <w:r>
         <w:lastRenderedPageBreak/>
         <w:t xml:space="preserve">Охрана труда и техника безопасности при работе на </w:t>
@@ -4132,7 +4223,7 @@
       <w:pPr>
         <w:pStyle w:val="2"/>
       </w:pPr>
-      <w:bookmarkStart w:id="6" w:name="_Toc227141765"/>
+      <w:bookmarkStart w:id="6" w:name="_Toc227162678"/>
       <w:r>
         <w:t xml:space="preserve">Общие требования </w:t>
       </w:r>
@@ -4254,7 +4345,7 @@
       <w:pPr>
         <w:pStyle w:val="2"/>
       </w:pPr>
-      <w:bookmarkStart w:id="7" w:name="_Toc227141766"/>
+      <w:bookmarkStart w:id="7" w:name="_Toc227162679"/>
       <w:r>
         <w:t xml:space="preserve">Требования </w:t>
       </w:r>
@@ -4336,7 +4427,7 @@
           <w:bCs/>
         </w:rPr>
       </w:pPr>
-      <w:bookmarkStart w:id="8" w:name="_Toc227141767"/>
+      <w:bookmarkStart w:id="8" w:name="_Toc227162680"/>
       <w:r>
         <w:t xml:space="preserve">Требования </w:t>
       </w:r>
@@ -4440,7 +4531,7 @@
       <w:pPr>
         <w:pStyle w:val="2"/>
       </w:pPr>
-      <w:bookmarkStart w:id="9" w:name="_Toc227141768"/>
+      <w:bookmarkStart w:id="9" w:name="_Toc227162681"/>
       <w:r>
         <w:t>Требования охраны труда в аварийных ситуациях</w:t>
       </w:r>
@@ -4529,7 +4620,7 @@
         <w:pStyle w:val="2"/>
         <w:ind w:left="709" w:firstLine="0"/>
       </w:pPr>
-      <w:bookmarkStart w:id="10" w:name="_Toc227141769"/>
+      <w:bookmarkStart w:id="10" w:name="_Toc227162682"/>
       <w:r>
         <w:t xml:space="preserve">Требования </w:t>
       </w:r>
@@ -4586,7 +4677,7 @@
       <w:pPr>
         <w:pStyle w:val="1"/>
       </w:pPr>
-      <w:bookmarkStart w:id="12" w:name="_Toc227141770"/>
+      <w:bookmarkStart w:id="12" w:name="_Toc227162683"/>
       <w:r>
         <w:lastRenderedPageBreak/>
         <w:t>Выполнение работ по ПМ.</w:t>
@@ -4601,7 +4692,7 @@
       <w:pPr>
         <w:pStyle w:val="2"/>
       </w:pPr>
-      <w:bookmarkStart w:id="13" w:name="_Toc227141771"/>
+      <w:bookmarkStart w:id="13" w:name="_Toc227162684"/>
       <w:r>
         <w:t>Анализ и разработка требований</w:t>
       </w:r>
@@ -4671,7 +4762,7 @@
       <w:pPr>
         <w:pStyle w:val="2"/>
       </w:pPr>
-      <w:bookmarkStart w:id="14" w:name="_Toc227141772"/>
+      <w:bookmarkStart w:id="14" w:name="_Toc227162685"/>
       <w:r>
         <w:t>Выбор состава программных и технических средств</w:t>
       </w:r>
@@ -4687,7 +4778,13 @@
         <w:ind w:firstLine="709"/>
       </w:pPr>
       <w:r>
-        <w:t xml:space="preserve">Согласно поставленным требованиям необходимо разработать программное обеспечение для учета товаров с графическим пользовательским интерфейсом. </w:t>
+        <w:t xml:space="preserve">Согласно поставленным требованиям необходимо разработать </w:t>
+      </w:r>
+      <w:r>
+        <w:t>ПО</w:t>
+      </w:r>
+      <w:r>
+        <w:t xml:space="preserve"> для учета товаров с графическим пользовательским интерфейсом. </w:t>
       </w:r>
     </w:p>
     <w:p>
@@ -4713,7 +4810,22 @@
         <w:ind w:firstLine="709"/>
       </w:pPr>
       <w:r>
-        <w:t xml:space="preserve">В качестве языка программирования выбран C#, являющийся основным языком платформы .NET и обеспечивающий удобство реализации объектно-ориентированного подхода. </w:t>
+        <w:t>В качестве языка программирования выбран C#</w:t>
+      </w:r>
+      <w:r>
+        <w:t xml:space="preserve"> </w:t>
+      </w:r>
+      <w:r>
+        <w:t>[</w:t>
+      </w:r>
+      <w:r>
+        <w:t>4</w:t>
+      </w:r>
+      <w:r>
+        <w:t>]</w:t>
+      </w:r>
+      <w:r>
+        <w:t xml:space="preserve">, являющийся основным языком платформы .NET и обеспечивающий удобство реализации объектно-ориентированного подхода. </w:t>
       </w:r>
     </w:p>
     <w:p>
@@ -4825,7 +4937,7 @@
           <w:lang w:val="en-US"/>
         </w:rPr>
       </w:pPr>
-      <w:bookmarkStart w:id="15" w:name="_Toc227141773"/>
+      <w:bookmarkStart w:id="15" w:name="_Toc227162686"/>
       <w:r>
         <w:t xml:space="preserve">Проектирование </w:t>
       </w:r>
@@ -4837,9 +4949,6 @@
     <w:p>
       <w:pPr>
         <w:pStyle w:val="a3"/>
-        <w:rPr>
-          <w:lang w:val="en-US"/>
-        </w:rPr>
       </w:pPr>
       <w:r>
         <w:t xml:space="preserve">Проектирование программного обеспечения является важным этапом разработки, в ходе которого определяется структура приложения, состав его компонентов и организация хранения данных. </w:t>
@@ -4848,9 +4957,6 @@
     <w:p>
       <w:pPr>
         <w:pStyle w:val="a3"/>
-        <w:rPr>
-          <w:lang w:val="en-US"/>
-        </w:rPr>
       </w:pPr>
       <w:r>
         <w:t xml:space="preserve">В рамках проектирования было принято решение реализовать приложение в виде настольной программы с использованием архитектурного шаблона MVVM, обеспечивающего разделение пользовательского интерфейса, логики обработки данных и модели данных. Данный подход позволяет упростить сопровождение программного продукта и повысить читаемость кода. </w:t>
@@ -4883,6 +4989,43 @@
       <w:pPr>
         <w:pStyle w:val="afd"/>
       </w:pPr>
+      <w:r>
+        <w:drawing>
+          <wp:inline distT="0" distB="0" distL="0" distR="0" wp14:anchorId="26484E69" wp14:editId="3EF4DC06">
+            <wp:extent cx="3953427" cy="7201905"/>
+            <wp:effectExtent l="0" t="0" r="9525" b="0"/>
+            <wp:docPr id="1" name="Рисунок 1"/>
+            <wp:cNvGraphicFramePr>
+              <a:graphicFrameLocks xmlns:a="http://schemas.openxmlformats.org/drawingml/2006/main" noChangeAspect="1"/>
+            </wp:cNvGraphicFramePr>
+            <a:graphic xmlns:a="http://schemas.openxmlformats.org/drawingml/2006/main">
+              <a:graphicData uri="http://schemas.openxmlformats.org/drawingml/2006/picture">
+                <pic:pic xmlns:pic="http://schemas.openxmlformats.org/drawingml/2006/picture">
+                  <pic:nvPicPr>
+                    <pic:cNvPr id="1" name=""/>
+                    <pic:cNvPicPr/>
+                  </pic:nvPicPr>
+                  <pic:blipFill>
+                    <a:blip r:embed="rId8"/>
+                    <a:stretch>
+                      <a:fillRect/>
+                    </a:stretch>
+                  </pic:blipFill>
+                  <pic:spPr>
+                    <a:xfrm>
+                      <a:off x="0" y="0"/>
+                      <a:ext cx="3953427" cy="7201905"/>
+                    </a:xfrm>
+                    <a:prstGeom prst="rect">
+                      <a:avLst/>
+                    </a:prstGeom>
+                  </pic:spPr>
+                </pic:pic>
+              </a:graphicData>
+            </a:graphic>
+          </wp:inline>
+        </w:drawing>
+      </w:r>
     </w:p>
     <w:p>
       <w:pPr>
@@ -4904,9 +5047,6 @@
         <w:t>2</w:t>
       </w:r>
       <w:r>
-        <w:rPr>
-          <w:lang w:val="en-US"/>
-        </w:rPr>
         <w:t>2</w:t>
       </w:r>
       <w:r>
@@ -4918,6 +5058,7 @@
         <w:pStyle w:val="a1"/>
       </w:pPr>
       <w:r>
+        <w:lastRenderedPageBreak/>
         <w:t>В ходе проектирования пользовательского интерфейса разработана структура главного окна приложения с использованием технологии WPF. Интерфейс реализован в виде вкладок, обеспечивающих доступ к основным разделам системы.</w:t>
       </w:r>
     </w:p>
@@ -4973,6 +5114,56 @@
       <w:pPr>
         <w:pStyle w:val="afd"/>
       </w:pPr>
+      <w:r>
+        <w:drawing>
+          <wp:inline distT="0" distB="0" distL="0" distR="0" wp14:anchorId="2799D262" wp14:editId="409D07D0">
+            <wp:extent cx="4918084" cy="3540642"/>
+            <wp:effectExtent l="0" t="0" r="0" b="3175"/>
+            <wp:docPr id="2" name="Рисунок 2"/>
+            <wp:cNvGraphicFramePr>
+              <a:graphicFrameLocks xmlns:a="http://schemas.openxmlformats.org/drawingml/2006/main" noChangeAspect="1"/>
+            </wp:cNvGraphicFramePr>
+            <a:graphic xmlns:a="http://schemas.openxmlformats.org/drawingml/2006/main">
+              <a:graphicData uri="http://schemas.openxmlformats.org/drawingml/2006/picture">
+                <pic:pic xmlns:pic="http://schemas.openxmlformats.org/drawingml/2006/picture">
+                  <pic:nvPicPr>
+                    <pic:cNvPr id="0" name="Picture 3"/>
+                    <pic:cNvPicPr>
+                      <a:picLocks noChangeAspect="1" noChangeArrowheads="1"/>
+                    </pic:cNvPicPr>
+                  </pic:nvPicPr>
+                  <pic:blipFill>
+                    <a:blip r:embed="rId9">
+                      <a:extLst>
+                        <a:ext uri="{28A0092B-C50C-407E-A947-70E740481C1C}">
+                          <a14:useLocalDpi xmlns:a14="http://schemas.microsoft.com/office/drawing/2010/main" val="0"/>
+                        </a:ext>
+                      </a:extLst>
+                    </a:blip>
+                    <a:srcRect/>
+                    <a:stretch>
+                      <a:fillRect/>
+                    </a:stretch>
+                  </pic:blipFill>
+                  <pic:spPr bwMode="auto">
+                    <a:xfrm>
+                      <a:off x="0" y="0"/>
+                      <a:ext cx="4926465" cy="3546676"/>
+                    </a:xfrm>
+                    <a:prstGeom prst="rect">
+                      <a:avLst/>
+                    </a:prstGeom>
+                    <a:noFill/>
+                    <a:ln>
+                      <a:noFill/>
+                    </a:ln>
+                  </pic:spPr>
+                </pic:pic>
+              </a:graphicData>
+            </a:graphic>
+          </wp:inline>
+        </w:drawing>
+      </w:r>
     </w:p>
     <w:p>
       <w:pPr>
@@ -4989,7 +5180,7 @@
       <w:pPr>
         <w:pStyle w:val="2"/>
       </w:pPr>
-      <w:bookmarkStart w:id="16" w:name="_Toc227141774"/>
+      <w:bookmarkStart w:id="16" w:name="_Toc227162687"/>
       <w:r>
         <w:lastRenderedPageBreak/>
         <w:t>Разработка и интеграция программных модулей</w:t>
@@ -5113,7 +5304,7 @@
       <w:pPr>
         <w:pStyle w:val="2"/>
       </w:pPr>
-      <w:bookmarkStart w:id="17" w:name="_Toc227141775"/>
+      <w:bookmarkStart w:id="17" w:name="_Toc227162688"/>
       <w:r>
         <w:t>Описание работы с системой контроля версий и проверка соответствия стандартам кодирования</w:t>
       </w:r>
@@ -5124,7 +5315,19 @@
         <w:pStyle w:val="a3"/>
       </w:pPr>
       <w:r>
-        <w:t xml:space="preserve">В процессе разработки программного обеспечения использовалась распределённая система контроля версий Git. </w:t>
+        <w:t xml:space="preserve">В процессе разработки </w:t>
+      </w:r>
+      <w:r>
+        <w:t>ПО</w:t>
+      </w:r>
+      <w:r>
+        <w:t xml:space="preserve"> </w:t>
+      </w:r>
+      <w:r>
+        <w:t>[2]</w:t>
+      </w:r>
+      <w:r>
+        <w:t xml:space="preserve"> использовалась распределённая система контроля версий Git. </w:t>
       </w:r>
     </w:p>
     <w:p>
@@ -5132,7 +5335,21 @@
         <w:pStyle w:val="a3"/>
       </w:pPr>
       <w:r>
-        <w:t>Для работы с репозиторием применялись встроенные средства Visual Studio 2022, а также веб-сервис GitHub для хранения удалённой версии проекта. Использование системы контроля версий позволило фиксировать изменения, отслеживать историю разработки и обеспечивать сохранность исходного кода.</w:t>
+        <w:t xml:space="preserve">Для работы с репозиторием применялись встроенные средства Visual Studio 2022, а также веб-сервис </w:t>
+      </w:r>
+      <w:proofErr w:type="gramStart"/>
+      <w:r>
+        <w:t>GitHub</w:t>
+      </w:r>
+      <w:r>
+        <w:t xml:space="preserve"> </w:t>
+      </w:r>
+      <w:r>
+        <w:t xml:space="preserve"> для</w:t>
+      </w:r>
+      <w:proofErr w:type="gramEnd"/>
+      <w:r>
+        <w:t xml:space="preserve"> хранения удалённой версии проекта. Использование системы контроля версий позволило фиксировать изменения, отслеживать историю разработки и обеспечивать сохранность исходного кода.</w:t>
       </w:r>
     </w:p>
     <w:p>
@@ -5153,6 +5370,56 @@
       <w:pPr>
         <w:pStyle w:val="afd"/>
       </w:pPr>
+      <w:r>
+        <w:drawing>
+          <wp:inline distT="0" distB="0" distL="0" distR="0" wp14:anchorId="7C371B55" wp14:editId="2483DC6D">
+            <wp:extent cx="5932805" cy="3338830"/>
+            <wp:effectExtent l="0" t="0" r="0" b="0"/>
+            <wp:docPr id="7" name="Рисунок 7"/>
+            <wp:cNvGraphicFramePr>
+              <a:graphicFrameLocks xmlns:a="http://schemas.openxmlformats.org/drawingml/2006/main" noChangeAspect="1"/>
+            </wp:cNvGraphicFramePr>
+            <a:graphic xmlns:a="http://schemas.openxmlformats.org/drawingml/2006/main">
+              <a:graphicData uri="http://schemas.openxmlformats.org/drawingml/2006/picture">
+                <pic:pic xmlns:pic="http://schemas.openxmlformats.org/drawingml/2006/picture">
+                  <pic:nvPicPr>
+                    <pic:cNvPr id="0" name="Picture 7"/>
+                    <pic:cNvPicPr>
+                      <a:picLocks noChangeAspect="1" noChangeArrowheads="1"/>
+                    </pic:cNvPicPr>
+                  </pic:nvPicPr>
+                  <pic:blipFill>
+                    <a:blip r:embed="rId10">
+                      <a:extLst>
+                        <a:ext uri="{28A0092B-C50C-407E-A947-70E740481C1C}">
+                          <a14:useLocalDpi xmlns:a14="http://schemas.microsoft.com/office/drawing/2010/main" val="0"/>
+                        </a:ext>
+                      </a:extLst>
+                    </a:blip>
+                    <a:srcRect/>
+                    <a:stretch>
+                      <a:fillRect/>
+                    </a:stretch>
+                  </pic:blipFill>
+                  <pic:spPr bwMode="auto">
+                    <a:xfrm>
+                      <a:off x="0" y="0"/>
+                      <a:ext cx="5932805" cy="3338830"/>
+                    </a:xfrm>
+                    <a:prstGeom prst="rect">
+                      <a:avLst/>
+                    </a:prstGeom>
+                    <a:noFill/>
+                    <a:ln>
+                      <a:noFill/>
+                    </a:ln>
+                  </pic:spPr>
+                </pic:pic>
+              </a:graphicData>
+            </a:graphic>
+          </wp:inline>
+        </w:drawing>
+      </w:r>
     </w:p>
     <w:p>
       <w:pPr>
@@ -5171,7 +5438,10 @@
         <w:t>VS</w:t>
       </w:r>
       <w:r>
-        <w:t>2022</w:t>
+        <w:t>202</w:t>
+      </w:r>
+      <w:r>
+        <w:t>6</w:t>
       </w:r>
       <w:r>
         <w:t xml:space="preserve">». </w:t>
@@ -5185,10 +5455,7 @@
         <w:pStyle w:val="a3"/>
       </w:pPr>
       <w:r>
-        <w:t>В ходе разработки код и его структура оформлены в соответствии с общепринятыми стандартами кодирования языка C#</w:t>
-      </w:r>
-      <w:r>
-        <w:t xml:space="preserve"> </w:t>
+        <w:t xml:space="preserve">В ходе разработки код и его структура оформлены в соответствии с общепринятыми стандартами кодирования языка C# </w:t>
       </w:r>
       <w:r>
         <w:t>[5]</w:t>
@@ -5201,7 +5468,7 @@
       <w:pPr>
         <w:pStyle w:val="2"/>
       </w:pPr>
-      <w:bookmarkStart w:id="18" w:name="_Toc227141776"/>
+      <w:bookmarkStart w:id="18" w:name="_Toc227162689"/>
       <w:r>
         <w:t>Отладка и тестирование программных модулей</w:t>
       </w:r>
@@ -5212,10 +5479,7 @@
         <w:pStyle w:val="a3"/>
       </w:pPr>
       <w:r>
-        <w:t>Для отладки программного кода использовались встроенные средства</w:t>
-      </w:r>
-      <w:r>
-        <w:t xml:space="preserve"> </w:t>
+        <w:t xml:space="preserve">Для отладки программного кода использовались встроенные средства </w:t>
       </w:r>
       <w:r>
         <w:rPr>
@@ -5288,6 +5552,7 @@
         <w:ind w:firstLine="709"/>
       </w:pPr>
       <w:r>
+        <w:lastRenderedPageBreak/>
         <w:t xml:space="preserve">На рисунке 4 показан </w:t>
       </w:r>
       <w:r>
@@ -5410,7 +5675,6 @@
         <w:rPr>
           <w:spacing w:val="20"/>
         </w:rPr>
-        <w:lastRenderedPageBreak/>
         <w:t>Таблица</w:t>
       </w:r>
       <w:r>
@@ -5865,7 +6129,7 @@
         <w:pStyle w:val="1"/>
       </w:pPr>
       <w:bookmarkStart w:id="19" w:name="_Toc198114585"/>
-      <w:bookmarkStart w:id="20" w:name="_Toc227141777"/>
+      <w:bookmarkStart w:id="20" w:name="_Toc227162690"/>
       <w:r>
         <w:lastRenderedPageBreak/>
         <w:t>Выполнение работ по ПМ.0</w:t>
@@ -5880,7 +6144,7 @@
       <w:pPr>
         <w:pStyle w:val="2"/>
       </w:pPr>
-      <w:bookmarkStart w:id="21" w:name="_Toc227141778"/>
+      <w:bookmarkStart w:id="21" w:name="_Toc227162691"/>
       <w:r>
         <w:t xml:space="preserve">Настройка конфигурации и инсталляция </w:t>
       </w:r>
@@ -5894,213 +6158,262 @@
         <w:pStyle w:val="a3"/>
       </w:pPr>
       <w:r>
-        <w:t>В ходе производственной практики выполнена настройка среды разработки и подготовка программного обеспечения к работе. Для разработки приложения использовалась интегрированная среда разработки Visual Studio 202</w:t>
+        <w:t xml:space="preserve">В ходе производственной практики выполнена настройка среды разработки и подготовка программного обеспечения к работе. Для разработки приложения использовалась </w:t>
+      </w:r>
+      <w:r>
+        <w:t>IDE</w:t>
+      </w:r>
+      <w:r>
+        <w:t xml:space="preserve"> Visual Studio 202</w:t>
       </w:r>
       <w:r>
         <w:t>6</w:t>
       </w:r>
       <w:r>
-        <w:t>, в которой был открыт и настроен проект.</w:t>
+        <w:t xml:space="preserve">, в которой был открыт и настроен проект. </w:t>
+      </w:r>
+    </w:p>
+    <w:p>
+      <w:pPr>
+        <w:pStyle w:val="a3"/>
+      </w:pPr>
+      <w:r>
+        <w:t>Сформирован установочный пакет с использованием расширения «</w:t>
+      </w:r>
+      <w:r>
+        <w:rPr>
+          <w:lang w:val="en-US"/>
+        </w:rPr>
+        <w:t>Microsoft</w:t>
       </w:r>
       <w:r>
         <w:t xml:space="preserve"> </w:t>
       </w:r>
+      <w:r>
+        <w:rPr>
+          <w:lang w:val="en-US"/>
+        </w:rPr>
+        <w:t>Visual</w:t>
+      </w:r>
+      <w:r>
+        <w:t xml:space="preserve"> </w:t>
+      </w:r>
+      <w:r>
+        <w:rPr>
+          <w:lang w:val="en-US"/>
+        </w:rPr>
+        <w:t>Studio</w:t>
+      </w:r>
+      <w:r>
+        <w:t xml:space="preserve"> </w:t>
+      </w:r>
+      <w:r>
+        <w:rPr>
+          <w:lang w:val="en-US"/>
+        </w:rPr>
+        <w:t>Installer</w:t>
+      </w:r>
+      <w:r>
+        <w:t xml:space="preserve"> </w:t>
+      </w:r>
+      <w:r>
+        <w:rPr>
+          <w:lang w:val="en-US"/>
+        </w:rPr>
+        <w:t>Projects</w:t>
+      </w:r>
+      <w:r>
+        <w:t xml:space="preserve"> 2022</w:t>
+      </w:r>
+      <w:r>
+        <w:t>»</w:t>
+      </w:r>
+      <w:r>
+        <w:t xml:space="preserve">. </w:t>
+      </w:r>
+      <w:r>
+        <w:t xml:space="preserve">Данное средство позволяет создать стандартный инсталлятор для ОС </w:t>
+      </w:r>
+      <w:r>
+        <w:rPr>
+          <w:lang w:val="en-US"/>
+        </w:rPr>
+        <w:t>Windows</w:t>
+      </w:r>
+      <w:r>
+        <w:t xml:space="preserve">, </w:t>
+      </w:r>
+      <w:r>
+        <w:t>который включает все требуемые зависимости и файлы приложения.</w:t>
+      </w:r>
+      <w:r>
+        <w:t xml:space="preserve"> </w:t>
+      </w:r>
+      <w:r>
+        <w:t xml:space="preserve">На рисунке 5 показан интерфейс </w:t>
+      </w:r>
+      <w:r>
+        <w:t>установщика, созданного при помощи описанного выше расширения.</w:t>
+      </w:r>
+    </w:p>
+    <w:p>
+      <w:pPr>
+        <w:pStyle w:val="afd"/>
+      </w:pPr>
+      <w:r>
+        <w:drawing>
+          <wp:inline distT="0" distB="0" distL="0" distR="0" wp14:anchorId="218C62EE" wp14:editId="21BC056D">
+            <wp:extent cx="4677428" cy="3839111"/>
+            <wp:effectExtent l="0" t="0" r="8890" b="9525"/>
+            <wp:docPr id="6" name="Рисунок 6"/>
+            <wp:cNvGraphicFramePr>
+              <a:graphicFrameLocks xmlns:a="http://schemas.openxmlformats.org/drawingml/2006/main" noChangeAspect="1"/>
+            </wp:cNvGraphicFramePr>
+            <a:graphic xmlns:a="http://schemas.openxmlformats.org/drawingml/2006/main">
+              <a:graphicData uri="http://schemas.openxmlformats.org/drawingml/2006/picture">
+                <pic:pic xmlns:pic="http://schemas.openxmlformats.org/drawingml/2006/picture">
+                  <pic:nvPicPr>
+                    <pic:cNvPr id="1" name=""/>
+                    <pic:cNvPicPr/>
+                  </pic:nvPicPr>
+                  <pic:blipFill>
+                    <a:blip r:embed="rId11"/>
+                    <a:stretch>
+                      <a:fillRect/>
+                    </a:stretch>
+                  </pic:blipFill>
+                  <pic:spPr>
+                    <a:xfrm>
+                      <a:off x="0" y="0"/>
+                      <a:ext cx="4677428" cy="3839111"/>
+                    </a:xfrm>
+                    <a:prstGeom prst="rect">
+                      <a:avLst/>
+                    </a:prstGeom>
+                  </pic:spPr>
+                </pic:pic>
+              </a:graphicData>
+            </a:graphic>
+          </wp:inline>
+        </w:drawing>
+      </w:r>
+    </w:p>
+    <w:p>
+      <w:pPr>
+        <w:pStyle w:val="afe"/>
+      </w:pPr>
+      <w:r>
+        <w:t xml:space="preserve">Рисунок 5 </w:t>
+      </w:r>
+      <w:r>
+        <w:t>– «</w:t>
+      </w:r>
+      <w:r>
+        <w:rPr>
+          <w:lang w:val="en-US"/>
+        </w:rPr>
+        <w:t>StoreTrack</w:t>
+      </w:r>
+      <w:r>
+        <w:t>»</w:t>
+      </w:r>
+      <w:r>
+        <w:t xml:space="preserve">. </w:t>
+      </w:r>
+      <w:r>
+        <w:t>Интерфейс установщика</w:t>
+      </w:r>
+    </w:p>
+    <w:p>
+      <w:pPr>
+        <w:pStyle w:val="2"/>
+      </w:pPr>
+      <w:bookmarkStart w:id="22" w:name="_Toc227162692"/>
+      <w:r>
+        <w:lastRenderedPageBreak/>
+        <w:t>Анализ эксплуатационных характеристик</w:t>
+      </w:r>
+      <w:bookmarkEnd w:id="22"/>
     </w:p>
     <w:p>
       <w:pPr>
         <w:pStyle w:val="a3"/>
       </w:pPr>
       <w:r>
-        <w:t>Сформирован установочный пакет с использованием расширения «</w:t>
-      </w:r>
-      <w:r>
-        <w:rPr>
-          <w:lang w:val="en-US"/>
-        </w:rPr>
-        <w:t>Microsoft</w:t>
-      </w:r>
-      <w:r>
-        <w:t xml:space="preserve"> </w:t>
-      </w:r>
-      <w:r>
-        <w:rPr>
-          <w:lang w:val="en-US"/>
-        </w:rPr>
-        <w:t>Visual</w:t>
-      </w:r>
-      <w:r>
-        <w:t xml:space="preserve"> </w:t>
-      </w:r>
-      <w:r>
-        <w:rPr>
-          <w:lang w:val="en-US"/>
-        </w:rPr>
-        <w:t>Studio</w:t>
-      </w:r>
-      <w:r>
-        <w:t xml:space="preserve"> </w:t>
-      </w:r>
-      <w:r>
-        <w:rPr>
-          <w:lang w:val="en-US"/>
-        </w:rPr>
-        <w:t>Installer</w:t>
-      </w:r>
-      <w:r>
-        <w:t xml:space="preserve"> </w:t>
-      </w:r>
-      <w:r>
-        <w:rPr>
-          <w:lang w:val="en-US"/>
-        </w:rPr>
-        <w:t>Projects</w:t>
-      </w:r>
-      <w:r>
-        <w:t xml:space="preserve"> 2022</w:t>
-      </w:r>
-      <w:r>
-        <w:t>»</w:t>
-      </w:r>
-      <w:r>
-        <w:t xml:space="preserve">. </w:t>
-      </w:r>
-      <w:r>
-        <w:t xml:space="preserve">Данное средство позволяет создать стандартный инсталлятор для ОС </w:t>
-      </w:r>
-      <w:r>
-        <w:rPr>
-          <w:lang w:val="en-US"/>
-        </w:rPr>
-        <w:t>Windows</w:t>
-      </w:r>
-      <w:r>
-        <w:t xml:space="preserve">, </w:t>
-      </w:r>
-      <w:r>
-        <w:t>который включает все требуемые зависимости и файлы приложения.</w:t>
-      </w:r>
-      <w:r>
-        <w:t xml:space="preserve"> </w:t>
-      </w:r>
-      <w:r>
-        <w:t xml:space="preserve">На рисунке 5 показан интерфейс </w:t>
-      </w:r>
-      <w:r>
-        <w:t>установщика, созданного при помощи описанного выше расширения.</w:t>
-      </w:r>
-    </w:p>
-    <w:p>
-      <w:pPr>
-        <w:pStyle w:val="afd"/>
-      </w:pPr>
-    </w:p>
-    <w:p>
-      <w:pPr>
-        <w:pStyle w:val="afe"/>
-      </w:pPr>
-      <w:r>
-        <w:t xml:space="preserve">Рисунок 5 </w:t>
-      </w:r>
-      <w:r>
-        <w:t>– «</w:t>
-      </w:r>
-      <w:r>
-        <w:t>»</w:t>
-      </w:r>
-      <w:r>
-        <w:t xml:space="preserve">. </w:t>
-      </w:r>
-      <w:r>
-        <w:t>Интерфейс установщика</w:t>
+        <w:t>В ходе анализа системных и технических требований к итоговому приложению определены минимальные аппаратные и программные требования</w:t>
+      </w:r>
+      <w:r>
+        <w:t xml:space="preserve"> для эксплуатации.</w:t>
+      </w:r>
+    </w:p>
+    <w:p>
+      <w:pPr>
+        <w:pStyle w:val="a3"/>
+      </w:pPr>
+      <w:r>
+        <w:t>Требования к аппаратному и программному обеспечению:</w:t>
+      </w:r>
+    </w:p>
+    <w:p>
+      <w:pPr>
+        <w:pStyle w:val="a1"/>
+      </w:pPr>
+      <w:r>
+        <w:t>ОС: Windows 10 и выше;</w:t>
+      </w:r>
+    </w:p>
+    <w:p>
+      <w:pPr>
+        <w:pStyle w:val="a1"/>
+      </w:pPr>
+      <w:r>
+        <w:t xml:space="preserve">оперативная память: </w:t>
+      </w:r>
+      <w:r>
+        <w:t>4</w:t>
+      </w:r>
+      <w:r>
+        <w:t xml:space="preserve"> ГБ;</w:t>
+      </w:r>
+    </w:p>
+    <w:p>
+      <w:pPr>
+        <w:pStyle w:val="a1"/>
+      </w:pPr>
+      <w:r>
+        <w:t>свободное дисковое пространство: 500 МБ</w:t>
+      </w:r>
+      <w:r>
+        <w:t>.</w:t>
+      </w:r>
+    </w:p>
+    <w:p>
+      <w:pPr>
+        <w:pStyle w:val="a3"/>
+      </w:pPr>
+      <w:r>
+        <w:t>Пользовательский интерфейс реализован в виде вкладок, что обеспечивает удобную навигацию между разделами и последовательное выполнение операций. Основные функции приложения выполняются без задержек, данные корректно загружаются и отображаются.</w:t>
+      </w:r>
+    </w:p>
+    <w:p>
+      <w:pPr>
+        <w:pStyle w:val="a3"/>
+      </w:pPr>
+      <w:r>
+        <w:t xml:space="preserve">В процессе эксплуатации ошибок, влияющих на работоспособность приложения, не выявлено. </w:t>
+      </w:r>
+      <w:r>
+        <w:t>ПО</w:t>
+      </w:r>
+      <w:r>
+        <w:t xml:space="preserve"> стабильно функционирует при выполнении основных пользовательских сценариев.</w:t>
       </w:r>
     </w:p>
     <w:p>
       <w:pPr>
         <w:pStyle w:val="2"/>
       </w:pPr>
-      <w:bookmarkStart w:id="22" w:name="_Toc227141779"/>
-      <w:r>
-        <w:t>Анализ эксплуатационных характеристик</w:t>
-      </w:r>
-      <w:bookmarkEnd w:id="22"/>
-    </w:p>
-    <w:p>
-      <w:pPr>
-        <w:pStyle w:val="a3"/>
-      </w:pPr>
-      <w:r>
-        <w:t>В ходе анализа системных и технических требований к итоговому приложению определены минимальные аппаратные и программные требования</w:t>
-      </w:r>
-      <w:r>
-        <w:t xml:space="preserve"> для эксплуатации.</w:t>
-      </w:r>
-    </w:p>
-    <w:p>
-      <w:pPr>
-        <w:pStyle w:val="a3"/>
-      </w:pPr>
-      <w:r>
-        <w:t>Требования к аппаратному и программному обеспечению:</w:t>
-      </w:r>
-    </w:p>
-    <w:p>
-      <w:pPr>
-        <w:pStyle w:val="a1"/>
-      </w:pPr>
-      <w:r>
-        <w:t>ОС: Windows 10 и выше;</w:t>
-      </w:r>
-    </w:p>
-    <w:p>
-      <w:pPr>
-        <w:pStyle w:val="a1"/>
-      </w:pPr>
-      <w:r>
-        <w:t xml:space="preserve">оперативная память: </w:t>
-      </w:r>
-      <w:r>
-        <w:t>4</w:t>
-      </w:r>
-      <w:r>
-        <w:t xml:space="preserve"> ГБ;</w:t>
-      </w:r>
-    </w:p>
-    <w:p>
-      <w:pPr>
-        <w:pStyle w:val="a1"/>
-      </w:pPr>
-      <w:r>
-        <w:t>свободное дисковое пространство: 500 МБ</w:t>
-      </w:r>
-      <w:r>
-        <w:t>.</w:t>
-      </w:r>
-    </w:p>
-    <w:p>
-      <w:pPr>
-        <w:pStyle w:val="a3"/>
-      </w:pPr>
-      <w:r>
-        <w:t xml:space="preserve">Пользовательский интерфейс реализован в виде вкладок, что обеспечивает удобную навигацию между разделами и последовательное </w:t>
-      </w:r>
-      <w:r>
-        <w:lastRenderedPageBreak/>
-        <w:t>выполнение операций. Основные функции приложения выполняются без задержек, данные корректно загружаются и отображаются.</w:t>
-      </w:r>
-    </w:p>
-    <w:p>
-      <w:pPr>
-        <w:pStyle w:val="a3"/>
-      </w:pPr>
-      <w:r>
-        <w:t>В процессе эксплуатации ошибок, влияющих на работоспособность приложения, не выявлено. Программное обеспечение стабильно функционирует при выполнении основных пользовательских сценариев.</w:t>
-      </w:r>
-    </w:p>
-    <w:p>
-      <w:pPr>
-        <w:pStyle w:val="2"/>
-      </w:pPr>
-      <w:bookmarkStart w:id="23" w:name="_Toc227141780"/>
+      <w:bookmarkStart w:id="23" w:name="_Toc227162693"/>
       <w:r>
         <w:t xml:space="preserve">Модификация компонентов </w:t>
       </w:r>
@@ -6132,752 +6445,964 @@
         <w:ind w:firstLine="709"/>
       </w:pPr>
       <w:r>
-        <w:t>В качестве примера реализации бизнес-логики приведён фрагмент кода</w:t>
+        <w:t xml:space="preserve">В качестве примера </w:t>
+      </w:r>
+      <w:r>
+        <w:t>записи продажи</w:t>
+      </w:r>
+      <w:r>
+        <w:t xml:space="preserve"> приведён фрагмент кода</w:t>
+      </w:r>
+      <w:r>
+        <w:t xml:space="preserve"> в листинге 1</w:t>
+      </w:r>
+      <w:r>
+        <w:t>, отвечающий за оформление продажи товара с проверкой доступного остатка</w:t>
+      </w:r>
+      <w:r>
+        <w:t>.</w:t>
+      </w:r>
+    </w:p>
+    <w:p>
+      <w:pPr>
+        <w:pStyle w:val="aff2"/>
+      </w:pPr>
+      <w:r>
+        <w:t>Листинг</w:t>
+      </w:r>
+      <w:r>
+        <w:t xml:space="preserve"> 1 – </w:t>
+      </w:r>
+      <w:r>
+        <w:t>К</w:t>
+      </w:r>
+      <w:r>
+        <w:t>од</w:t>
       </w:r>
       <w:r>
         <w:t xml:space="preserve"> </w:t>
       </w:r>
       <w:r>
-        <w:t>в листинге 1</w:t>
-      </w:r>
-      <w:r>
-        <w:t>, отвечающий за оформление продажи товара с проверкой доступного остатка</w:t>
+        <w:t>метода</w:t>
+      </w:r>
+      <w:r>
+        <w:t xml:space="preserve"> </w:t>
+      </w:r>
+      <w:r>
+        <w:rPr>
+          <w:lang w:val="en-US"/>
+        </w:rPr>
+        <w:t>SellProduct</w:t>
+      </w:r>
+    </w:p>
+    <w:p>
+      <w:pPr>
+        <w:pStyle w:val="aff0"/>
+        <w:rPr>
+          <w:lang w:val="en-US"/>
+        </w:rPr>
+      </w:pPr>
+      <w:r>
+        <w:rPr>
+          <w:lang w:val="en-US"/>
+        </w:rPr>
+        <w:t xml:space="preserve">public void </w:t>
+      </w:r>
+      <w:proofErr w:type="gramStart"/>
+      <w:r>
+        <w:rPr>
+          <w:lang w:val="en-US"/>
+        </w:rPr>
+        <w:t>SellProduct(</w:t>
+      </w:r>
+      <w:proofErr w:type="gramEnd"/>
+      <w:r>
+        <w:rPr>
+          <w:lang w:val="en-US"/>
+        </w:rPr>
+        <w:t>Product product, int quantity, decimal price)</w:t>
+      </w:r>
+    </w:p>
+    <w:p>
+      <w:pPr>
+        <w:pStyle w:val="aff0"/>
+        <w:rPr>
+          <w:lang w:val="en-US"/>
+        </w:rPr>
+      </w:pPr>
+      <w:r>
+        <w:rPr>
+          <w:lang w:val="en-US"/>
+        </w:rPr>
+        <w:lastRenderedPageBreak/>
+        <w:t>{</w:t>
+      </w:r>
+    </w:p>
+    <w:p>
+      <w:pPr>
+        <w:pStyle w:val="aff0"/>
+        <w:rPr>
+          <w:lang w:val="en-US"/>
+        </w:rPr>
+      </w:pPr>
+      <w:r>
+        <w:rPr>
+          <w:lang w:val="en-US"/>
+        </w:rPr>
+        <w:t xml:space="preserve">    using (var context = new </w:t>
+      </w:r>
+      <w:proofErr w:type="gramStart"/>
+      <w:r>
+        <w:rPr>
+          <w:lang w:val="en-US"/>
+        </w:rPr>
+        <w:t>TodbContext(</w:t>
+      </w:r>
+      <w:proofErr w:type="gramEnd"/>
+      <w:r>
+        <w:rPr>
+          <w:lang w:val="en-US"/>
+        </w:rPr>
+        <w:t>))</w:t>
+      </w:r>
+    </w:p>
+    <w:p>
+      <w:pPr>
+        <w:pStyle w:val="aff0"/>
+      </w:pPr>
+      <w:r>
+        <w:rPr>
+          <w:lang w:val="en-US"/>
+        </w:rPr>
+        <w:t xml:space="preserve">    </w:t>
+      </w:r>
+      <w:r>
+        <w:t>{</w:t>
+      </w:r>
+    </w:p>
+    <w:p>
+      <w:pPr>
+        <w:pStyle w:val="aff0"/>
+      </w:pPr>
+      <w:r>
+        <w:t xml:space="preserve">        // Получаем актуальную запись товара из базы данных</w:t>
+      </w:r>
+    </w:p>
+    <w:p>
+      <w:pPr>
+        <w:pStyle w:val="aff0"/>
+        <w:rPr>
+          <w:lang w:val="en-US"/>
+        </w:rPr>
+      </w:pPr>
+      <w:r>
+        <w:rPr>
+          <w:lang w:val="en-US"/>
+        </w:rPr>
+        <w:t xml:space="preserve">        </w:t>
+      </w:r>
+      <w:r>
+        <w:rPr>
+          <w:lang w:val="en-US"/>
+        </w:rPr>
+        <w:t xml:space="preserve">var dbProduct = </w:t>
+      </w:r>
+      <w:proofErr w:type="gramStart"/>
+      <w:r>
+        <w:rPr>
+          <w:lang w:val="en-US"/>
+        </w:rPr>
+        <w:t>context.Products.FirstOrDefault</w:t>
+      </w:r>
+      <w:proofErr w:type="gramEnd"/>
+      <w:r>
+        <w:rPr>
+          <w:lang w:val="en-US"/>
+        </w:rPr>
+        <w:t>(p =&gt; p.Id == product.Id);</w:t>
+      </w:r>
+    </w:p>
+    <w:p>
+      <w:pPr>
+        <w:pStyle w:val="aff0"/>
+      </w:pPr>
+      <w:r>
+        <w:rPr>
+          <w:lang w:val="en-US"/>
+        </w:rPr>
+        <w:t xml:space="preserve">        </w:t>
+      </w:r>
+      <w:r>
+        <w:t>// Проверяем, найден ли товар</w:t>
+      </w:r>
+    </w:p>
+    <w:p>
+      <w:pPr>
+        <w:pStyle w:val="aff0"/>
+      </w:pPr>
+      <w:r>
+        <w:t xml:space="preserve">        if (dbProduct == null)</w:t>
+      </w:r>
+    </w:p>
+    <w:p>
+      <w:pPr>
+        <w:pStyle w:val="aff0"/>
+        <w:rPr>
+          <w:lang w:val="en-US"/>
+        </w:rPr>
+      </w:pPr>
+      <w:r>
+        <w:t xml:space="preserve">        </w:t>
+      </w:r>
+      <w:r>
+        <w:rPr>
+          <w:lang w:val="en-US"/>
+        </w:rPr>
+        <w:t>{</w:t>
+      </w:r>
+    </w:p>
+    <w:p>
+      <w:pPr>
+        <w:pStyle w:val="aff0"/>
+        <w:rPr>
+          <w:lang w:val="en-US"/>
+        </w:rPr>
+      </w:pPr>
+      <w:r>
+        <w:rPr>
+          <w:lang w:val="en-US"/>
+        </w:rPr>
+        <w:t xml:space="preserve">            throw new </w:t>
+      </w:r>
+      <w:proofErr w:type="gramStart"/>
+      <w:r>
+        <w:rPr>
+          <w:lang w:val="en-US"/>
+        </w:rPr>
+        <w:t>Exception(</w:t>
+      </w:r>
+      <w:proofErr w:type="gramEnd"/>
+      <w:r>
+        <w:rPr>
+          <w:lang w:val="en-US"/>
+        </w:rPr>
+        <w:t>"</w:t>
+      </w:r>
+      <w:r>
+        <w:t>Товар</w:t>
+      </w:r>
+      <w:r>
+        <w:rPr>
+          <w:lang w:val="en-US"/>
+        </w:rPr>
+        <w:t xml:space="preserve"> </w:t>
+      </w:r>
+      <w:r>
+        <w:t>не</w:t>
+      </w:r>
+      <w:r>
+        <w:rPr>
+          <w:lang w:val="en-US"/>
+        </w:rPr>
+        <w:t xml:space="preserve"> </w:t>
+      </w:r>
+      <w:r>
+        <w:t>найден</w:t>
+      </w:r>
+      <w:r>
+        <w:rPr>
+          <w:lang w:val="en-US"/>
+        </w:rPr>
+        <w:t>");</w:t>
+      </w:r>
+    </w:p>
+    <w:p>
+      <w:pPr>
+        <w:pStyle w:val="aff0"/>
+        <w:rPr>
+          <w:lang w:val="en-US"/>
+        </w:rPr>
+      </w:pPr>
+      <w:r>
+        <w:rPr>
+          <w:lang w:val="en-US"/>
+        </w:rPr>
+        <w:t xml:space="preserve">        </w:t>
+      </w:r>
+      <w:r>
+        <w:t>}</w:t>
+      </w:r>
+    </w:p>
+    <w:p>
+      <w:pPr>
+        <w:pStyle w:val="aff0"/>
+      </w:pPr>
+      <w:r>
+        <w:t xml:space="preserve">        // Проверяем, достаточно ли товара на складе</w:t>
+      </w:r>
+    </w:p>
+    <w:p>
+      <w:pPr>
+        <w:pStyle w:val="aff0"/>
+      </w:pPr>
+      <w:r>
+        <w:t xml:space="preserve">        if (dbProduct.Quantity </w:t>
+      </w:r>
+      <w:proofErr w:type="gramStart"/>
+      <w:r>
+        <w:t>&lt; quantity</w:t>
+      </w:r>
+      <w:proofErr w:type="gramEnd"/>
+      <w:r>
+        <w:t>)</w:t>
+      </w:r>
+    </w:p>
+    <w:p>
+      <w:pPr>
+        <w:pStyle w:val="aff0"/>
+      </w:pPr>
+      <w:r>
+        <w:t xml:space="preserve">        {</w:t>
+      </w:r>
+    </w:p>
+    <w:p>
+      <w:pPr>
+        <w:pStyle w:val="aff0"/>
+      </w:pPr>
+      <w:r>
+        <w:t xml:space="preserve">            throw new </w:t>
+      </w:r>
+      <w:proofErr w:type="gramStart"/>
+      <w:r>
+        <w:t>Exception(</w:t>
+      </w:r>
+      <w:proofErr w:type="gramEnd"/>
+      <w:r>
+        <w:t>"Недостаточно товара на складе");</w:t>
+      </w:r>
+    </w:p>
+    <w:p>
+      <w:pPr>
+        <w:pStyle w:val="aff0"/>
+        <w:rPr>
+          <w:lang w:val="en-US"/>
+        </w:rPr>
+      </w:pPr>
+      <w:r>
+        <w:t xml:space="preserve">        }</w:t>
+      </w:r>
+    </w:p>
+    <w:p>
+      <w:pPr>
+        <w:pStyle w:val="aff0"/>
+      </w:pPr>
+      <w:r>
+        <w:t xml:space="preserve">        // Создаём запись о продаже</w:t>
+      </w:r>
+    </w:p>
+    <w:p>
+      <w:pPr>
+        <w:pStyle w:val="aff0"/>
+      </w:pPr>
+      <w:r>
+        <w:t xml:space="preserve">        var sale = new Sale</w:t>
+      </w:r>
+    </w:p>
+    <w:p>
+      <w:pPr>
+        <w:pStyle w:val="aff0"/>
+        <w:rPr>
+          <w:lang w:val="en-US"/>
+        </w:rPr>
+      </w:pPr>
+      <w:r>
+        <w:t xml:space="preserve">        </w:t>
+      </w:r>
+      <w:r>
+        <w:rPr>
+          <w:lang w:val="en-US"/>
+        </w:rPr>
+        <w:t>{</w:t>
+      </w:r>
+    </w:p>
+    <w:p>
+      <w:pPr>
+        <w:pStyle w:val="aff0"/>
+        <w:rPr>
+          <w:lang w:val="en-US"/>
+        </w:rPr>
+      </w:pPr>
+      <w:r>
+        <w:rPr>
+          <w:lang w:val="en-US"/>
+        </w:rPr>
+        <w:t xml:space="preserve">            Date = DateTime.Now,</w:t>
+      </w:r>
+    </w:p>
+    <w:p>
+      <w:pPr>
+        <w:pStyle w:val="aff0"/>
+        <w:rPr>
+          <w:lang w:val="en-US"/>
+        </w:rPr>
+      </w:pPr>
+      <w:r>
+        <w:rPr>
+          <w:lang w:val="en-US"/>
+        </w:rPr>
+        <w:t xml:space="preserve">            TotalAmount = quantity * price</w:t>
+      </w:r>
+    </w:p>
+    <w:p>
+      <w:pPr>
+        <w:pStyle w:val="aff0"/>
+        <w:rPr>
+          <w:lang w:val="en-US"/>
+        </w:rPr>
+      </w:pPr>
+      <w:r>
+        <w:rPr>
+          <w:lang w:val="en-US"/>
+        </w:rPr>
+        <w:t xml:space="preserve">        };</w:t>
+      </w:r>
+    </w:p>
+    <w:p>
+      <w:pPr>
+        <w:pStyle w:val="aff0"/>
+        <w:rPr>
+          <w:lang w:val="en-US"/>
+        </w:rPr>
+      </w:pPr>
+    </w:p>
+    <w:p>
+      <w:pPr>
+        <w:pStyle w:val="aff0"/>
+        <w:rPr>
+          <w:lang w:val="en-US"/>
+        </w:rPr>
+      </w:pPr>
+      <w:r>
+        <w:rPr>
+          <w:lang w:val="en-US"/>
+        </w:rPr>
+        <w:t xml:space="preserve">        // </w:t>
+      </w:r>
+      <w:r>
+        <w:t>Создаём</w:t>
+      </w:r>
+      <w:r>
+        <w:rPr>
+          <w:lang w:val="en-US"/>
+        </w:rPr>
+        <w:t xml:space="preserve"> </w:t>
+      </w:r>
+      <w:r>
+        <w:t>строку</w:t>
+      </w:r>
+      <w:r>
+        <w:rPr>
+          <w:lang w:val="en-US"/>
+        </w:rPr>
+        <w:t xml:space="preserve"> </w:t>
+      </w:r>
+      <w:r>
+        <w:t>продажи</w:t>
+      </w:r>
+      <w:r>
+        <w:rPr>
+          <w:lang w:val="en-US"/>
+        </w:rPr>
+        <w:t xml:space="preserve"> (</w:t>
+      </w:r>
+      <w:r>
+        <w:t>позицию</w:t>
+      </w:r>
+      <w:r>
+        <w:rPr>
+          <w:lang w:val="en-US"/>
+        </w:rPr>
+        <w:t>)</w:t>
+      </w:r>
+    </w:p>
+    <w:p>
+      <w:pPr>
+        <w:pStyle w:val="aff0"/>
+        <w:rPr>
+          <w:lang w:val="en-US"/>
+        </w:rPr>
+      </w:pPr>
+      <w:r>
+        <w:rPr>
+          <w:lang w:val="en-US"/>
+        </w:rPr>
+        <w:t xml:space="preserve">        var saleItem = new SaleItem</w:t>
+      </w:r>
+    </w:p>
+    <w:p>
+      <w:pPr>
+        <w:pStyle w:val="aff0"/>
+        <w:rPr>
+          <w:lang w:val="en-US"/>
+        </w:rPr>
+      </w:pPr>
+      <w:r>
+        <w:rPr>
+          <w:lang w:val="en-US"/>
+        </w:rPr>
+        <w:t xml:space="preserve">        {</w:t>
+      </w:r>
+    </w:p>
+    <w:p>
+      <w:pPr>
+        <w:pStyle w:val="aff0"/>
+        <w:rPr>
+          <w:lang w:val="en-US"/>
+        </w:rPr>
+      </w:pPr>
+      <w:r>
+        <w:rPr>
+          <w:lang w:val="en-US"/>
+        </w:rPr>
+        <w:t xml:space="preserve">            ProductId = dbProduct.Id,</w:t>
+      </w:r>
+    </w:p>
+    <w:p>
+      <w:pPr>
+        <w:pStyle w:val="aff0"/>
+        <w:rPr>
+          <w:lang w:val="en-US"/>
+        </w:rPr>
+      </w:pPr>
+      <w:r>
+        <w:rPr>
+          <w:lang w:val="en-US"/>
+        </w:rPr>
+        <w:t xml:space="preserve">            Quantity = quantity,</w:t>
+      </w:r>
+    </w:p>
+    <w:p>
+      <w:pPr>
+        <w:pStyle w:val="aff0"/>
+      </w:pPr>
+      <w:r>
+        <w:rPr>
+          <w:lang w:val="en-US"/>
+        </w:rPr>
+        <w:t xml:space="preserve">            </w:t>
+      </w:r>
+      <w:r>
+        <w:t>Price = price</w:t>
+      </w:r>
+    </w:p>
+    <w:p>
+      <w:pPr>
+        <w:pStyle w:val="aff0"/>
+        <w:rPr>
+          <w:lang w:val="en-US"/>
+        </w:rPr>
+      </w:pPr>
+      <w:r>
+        <w:t xml:space="preserve">        };</w:t>
+      </w:r>
+    </w:p>
+    <w:p>
+      <w:pPr>
+        <w:pStyle w:val="aff0"/>
+      </w:pPr>
+      <w:r>
+        <w:t xml:space="preserve">        // Добавляем данные в контекст</w:t>
+      </w:r>
+    </w:p>
+    <w:p>
+      <w:pPr>
+        <w:pStyle w:val="aff0"/>
+        <w:rPr>
+          <w:lang w:val="en-US"/>
+        </w:rPr>
+      </w:pPr>
+      <w:r>
+        <w:t xml:space="preserve">        </w:t>
+      </w:r>
+      <w:proofErr w:type="gramStart"/>
+      <w:r>
+        <w:rPr>
+          <w:lang w:val="en-US"/>
+        </w:rPr>
+        <w:t>context.Sales.Add</w:t>
+      </w:r>
+      <w:proofErr w:type="gramEnd"/>
+      <w:r>
+        <w:rPr>
+          <w:lang w:val="en-US"/>
+        </w:rPr>
+        <w:t>(sale);</w:t>
+      </w:r>
+    </w:p>
+    <w:p>
+      <w:pPr>
+        <w:pStyle w:val="aff0"/>
+        <w:rPr>
+          <w:lang w:val="en-US"/>
+        </w:rPr>
+      </w:pPr>
+      <w:r>
+        <w:rPr>
+          <w:lang w:val="en-US"/>
+        </w:rPr>
+        <w:t xml:space="preserve">        </w:t>
+      </w:r>
+      <w:proofErr w:type="gramStart"/>
+      <w:r>
+        <w:rPr>
+          <w:lang w:val="en-US"/>
+        </w:rPr>
+        <w:t>context.SaleItems.Add</w:t>
+      </w:r>
+      <w:proofErr w:type="gramEnd"/>
+      <w:r>
+        <w:rPr>
+          <w:lang w:val="en-US"/>
+        </w:rPr>
+        <w:t>(saleItem);</w:t>
+      </w:r>
+    </w:p>
+    <w:p>
+      <w:pPr>
+        <w:pStyle w:val="aff0"/>
+        <w:rPr>
+          <w:lang w:val="en-US"/>
+        </w:rPr>
+      </w:pPr>
+    </w:p>
+    <w:p>
+      <w:pPr>
+        <w:pStyle w:val="aff0"/>
+        <w:rPr>
+          <w:lang w:val="en-US"/>
+        </w:rPr>
+      </w:pPr>
+      <w:r>
+        <w:rPr>
+          <w:lang w:val="en-US"/>
+        </w:rPr>
+        <w:t xml:space="preserve">        // </w:t>
+      </w:r>
+      <w:r>
+        <w:t>Уменьшаем</w:t>
+      </w:r>
+      <w:r>
+        <w:rPr>
+          <w:lang w:val="en-US"/>
+        </w:rPr>
+        <w:t xml:space="preserve"> </w:t>
+      </w:r>
+      <w:r>
+        <w:t>остаток</w:t>
+      </w:r>
+      <w:r>
+        <w:rPr>
+          <w:lang w:val="en-US"/>
+        </w:rPr>
+        <w:t xml:space="preserve"> </w:t>
+      </w:r>
+      <w:r>
+        <w:t>товара</w:t>
+      </w:r>
+    </w:p>
+    <w:p>
+      <w:pPr>
+        <w:pStyle w:val="aff0"/>
+        <w:rPr>
+          <w:lang w:val="en-US"/>
+        </w:rPr>
+      </w:pPr>
+      <w:r>
+        <w:rPr>
+          <w:lang w:val="en-US"/>
+        </w:rPr>
+        <w:t xml:space="preserve">        dbProduct.Quantity -= quantity;</w:t>
+      </w:r>
+    </w:p>
+    <w:p>
+      <w:pPr>
+        <w:pStyle w:val="aff0"/>
+        <w:rPr>
+          <w:lang w:val="en-US"/>
+        </w:rPr>
+      </w:pPr>
+    </w:p>
+    <w:p>
+      <w:pPr>
+        <w:pStyle w:val="aff0"/>
+      </w:pPr>
+      <w:r>
+        <w:rPr>
+          <w:lang w:val="en-US"/>
+        </w:rPr>
+        <w:t xml:space="preserve">        </w:t>
+      </w:r>
+      <w:r>
+        <w:t>// Сохраняем изменения в базе данных</w:t>
+      </w:r>
+    </w:p>
+    <w:p>
+      <w:pPr>
+        <w:pStyle w:val="aff0"/>
+      </w:pPr>
+      <w:r>
+        <w:t xml:space="preserve">        </w:t>
+      </w:r>
+      <w:proofErr w:type="gramStart"/>
+      <w:r>
+        <w:t>context.SaveChanges</w:t>
+      </w:r>
+      <w:proofErr w:type="gramEnd"/>
+      <w:r>
+        <w:t>();</w:t>
+      </w:r>
+    </w:p>
+    <w:p>
+      <w:pPr>
+        <w:pStyle w:val="aff0"/>
+      </w:pPr>
+      <w:r>
+        <w:t xml:space="preserve">    }</w:t>
+      </w:r>
+    </w:p>
+    <w:p>
+      <w:pPr>
+        <w:pStyle w:val="aff0"/>
+      </w:pPr>
+      <w:r>
+        <w:t>}</w:t>
+      </w:r>
+    </w:p>
+    <w:p>
+      <w:pPr>
+        <w:pStyle w:val="a3"/>
+      </w:pPr>
+      <w:r>
+        <w:t>Данный фрагмент кода реализует: проверку доступного остатка, создание записи о продаже и обновление данных в базе. Использование проверок позволяет предотвратить выполнение некорректных операций.</w:t>
+      </w:r>
+    </w:p>
+    <w:p>
+      <w:pPr>
+        <w:pStyle w:val="a3"/>
+      </w:pPr>
+      <w:r>
+        <w:t>Внешний вид приложения до модификации и после представлен на рисунках 6 и 7 соответственно.</w:t>
+      </w:r>
+    </w:p>
+    <w:p>
+      <w:pPr>
+        <w:pStyle w:val="afd"/>
+      </w:pPr>
+      <w:r>
+        <w:lastRenderedPageBreak/>
+        <w:drawing>
+          <wp:inline distT="0" distB="0" distL="0" distR="0" wp14:anchorId="4982AF5C" wp14:editId="25611543">
+            <wp:extent cx="5698933" cy="4087889"/>
+            <wp:effectExtent l="0" t="0" r="0" b="8255"/>
+            <wp:docPr id="4" name="Рисунок 4"/>
+            <wp:cNvGraphicFramePr>
+              <a:graphicFrameLocks xmlns:a="http://schemas.openxmlformats.org/drawingml/2006/main" noChangeAspect="1"/>
+            </wp:cNvGraphicFramePr>
+            <a:graphic xmlns:a="http://schemas.openxmlformats.org/drawingml/2006/main">
+              <a:graphicData uri="http://schemas.openxmlformats.org/drawingml/2006/picture">
+                <pic:pic xmlns:pic="http://schemas.openxmlformats.org/drawingml/2006/picture">
+                  <pic:nvPicPr>
+                    <pic:cNvPr id="0" name="Picture 5"/>
+                    <pic:cNvPicPr>
+                      <a:picLocks noChangeAspect="1" noChangeArrowheads="1"/>
+                    </pic:cNvPicPr>
+                  </pic:nvPicPr>
+                  <pic:blipFill>
+                    <a:blip r:embed="rId12">
+                      <a:extLst>
+                        <a:ext uri="{28A0092B-C50C-407E-A947-70E740481C1C}">
+                          <a14:useLocalDpi xmlns:a14="http://schemas.microsoft.com/office/drawing/2010/main" val="0"/>
+                        </a:ext>
+                      </a:extLst>
+                    </a:blip>
+                    <a:srcRect/>
+                    <a:stretch>
+                      <a:fillRect/>
+                    </a:stretch>
+                  </pic:blipFill>
+                  <pic:spPr bwMode="auto">
+                    <a:xfrm>
+                      <a:off x="0" y="0"/>
+                      <a:ext cx="5728149" cy="4108846"/>
+                    </a:xfrm>
+                    <a:prstGeom prst="rect">
+                      <a:avLst/>
+                    </a:prstGeom>
+                    <a:noFill/>
+                    <a:ln>
+                      <a:noFill/>
+                    </a:ln>
+                  </pic:spPr>
+                </pic:pic>
+              </a:graphicData>
+            </a:graphic>
+          </wp:inline>
+        </w:drawing>
+      </w:r>
+    </w:p>
+    <w:p>
+      <w:pPr>
+        <w:pStyle w:val="afe"/>
+      </w:pPr>
+      <w:r>
+        <w:t>Рисунок 6 – «</w:t>
+      </w:r>
+      <w:r>
+        <w:rPr>
+          <w:lang w:val="en-US"/>
+        </w:rPr>
+        <w:t>StoreTrack</w:t>
+      </w:r>
+      <w:r>
+        <w:t>»</w:t>
       </w:r>
       <w:r>
         <w:t>.</w:t>
       </w:r>
-    </w:p>
-    <w:p>
-      <w:pPr>
-        <w:pStyle w:val="a1"/>
-        <w:numPr>
-          <w:ilvl w:val="0"/>
-          <w:numId w:val="0"/>
-        </w:numPr>
-        <w:ind w:firstLine="709"/>
-      </w:pPr>
-    </w:p>
-    <w:p>
-      <w:pPr>
-        <w:pStyle w:val="a1"/>
-        <w:numPr>
-          <w:ilvl w:val="0"/>
-          <w:numId w:val="0"/>
-        </w:numPr>
-        <w:ind w:firstLine="709"/>
-      </w:pPr>
-    </w:p>
-    <w:p>
-      <w:pPr>
-        <w:pStyle w:val="a1"/>
-        <w:numPr>
-          <w:ilvl w:val="0"/>
-          <w:numId w:val="0"/>
-        </w:numPr>
-        <w:ind w:firstLine="709"/>
-      </w:pPr>
-    </w:p>
-    <w:p>
-      <w:pPr>
-        <w:pStyle w:val="aff2"/>
-      </w:pPr>
-      <w:r>
-        <w:t xml:space="preserve">Листинг 1 – Фрагмент кода метода </w:t>
-      </w:r>
-      <w:r>
-        <w:t>SellProduct</w:t>
-      </w:r>
-    </w:p>
-    <w:p>
-      <w:pPr>
-        <w:pStyle w:val="aff0"/>
-        <w:rPr>
-          <w:lang w:val="en-US"/>
-        </w:rPr>
-      </w:pPr>
-      <w:r>
-        <w:rPr>
-          <w:lang w:val="en-US"/>
-        </w:rPr>
-        <w:t>public void SellProduct(Product product, int quantity, decimal price)</w:t>
-      </w:r>
-    </w:p>
-    <w:p>
-      <w:pPr>
-        <w:pStyle w:val="aff0"/>
-        <w:rPr>
-          <w:lang w:val="en-US"/>
-        </w:rPr>
-      </w:pPr>
-      <w:r>
-        <w:rPr>
-          <w:lang w:val="en-US"/>
-        </w:rPr>
-        <w:t>{</w:t>
-      </w:r>
-    </w:p>
-    <w:p>
-      <w:pPr>
-        <w:pStyle w:val="aff0"/>
-        <w:rPr>
-          <w:lang w:val="en-US"/>
-        </w:rPr>
-      </w:pPr>
-      <w:r>
-        <w:rPr>
-          <w:lang w:val="en-US"/>
-        </w:rPr>
-        <w:t xml:space="preserve">    using (var context = new TodbContext())</w:t>
-      </w:r>
-    </w:p>
-    <w:p>
-      <w:pPr>
-        <w:pStyle w:val="aff0"/>
-      </w:pPr>
-      <w:r>
-        <w:rPr>
-          <w:lang w:val="en-US"/>
-        </w:rPr>
-        <w:t xml:space="preserve">    </w:t>
-      </w:r>
-      <w:r>
-        <w:t>{</w:t>
-      </w:r>
-    </w:p>
-    <w:p>
-      <w:pPr>
-        <w:pStyle w:val="aff0"/>
-      </w:pPr>
-      <w:r>
-        <w:t xml:space="preserve">        // Получаем актуальную запись товара из базы данных</w:t>
-      </w:r>
-    </w:p>
-    <w:p>
-      <w:pPr>
-        <w:pStyle w:val="aff0"/>
-        <w:rPr>
-          <w:lang w:val="en-US"/>
-        </w:rPr>
-      </w:pPr>
-      <w:r>
-        <w:t xml:space="preserve">        </w:t>
-      </w:r>
-      <w:r>
-        <w:rPr>
-          <w:lang w:val="en-US"/>
-        </w:rPr>
-        <w:t>var dbProduct = context.Products.FirstOrDefault(p =&gt; p.Id == product.Id);</w:t>
-      </w:r>
-    </w:p>
-    <w:p>
-      <w:pPr>
-        <w:pStyle w:val="aff0"/>
-        <w:rPr>
-          <w:lang w:val="en-US"/>
-        </w:rPr>
-      </w:pPr>
-    </w:p>
-    <w:p>
-      <w:pPr>
-        <w:pStyle w:val="aff0"/>
-      </w:pPr>
-      <w:r>
-        <w:rPr>
-          <w:lang w:val="en-US"/>
-        </w:rPr>
-        <w:t xml:space="preserve">        </w:t>
-      </w:r>
-      <w:r>
-        <w:t>// Проверяем, найден ли товар</w:t>
-      </w:r>
-    </w:p>
-    <w:p>
-      <w:pPr>
-        <w:pStyle w:val="aff0"/>
-      </w:pPr>
-      <w:r>
-        <w:t xml:space="preserve">        if (dbProduct == null)</w:t>
-      </w:r>
-    </w:p>
-    <w:p>
-      <w:pPr>
-        <w:pStyle w:val="aff0"/>
-        <w:rPr>
-          <w:lang w:val="en-US"/>
-        </w:rPr>
-      </w:pPr>
-      <w:r>
-        <w:t xml:space="preserve">        </w:t>
-      </w:r>
-      <w:r>
-        <w:rPr>
-          <w:lang w:val="en-US"/>
-        </w:rPr>
-        <w:t>{</w:t>
-      </w:r>
-    </w:p>
-    <w:p>
-      <w:pPr>
-        <w:pStyle w:val="aff0"/>
-        <w:rPr>
-          <w:lang w:val="en-US"/>
-        </w:rPr>
-      </w:pPr>
-      <w:r>
-        <w:rPr>
-          <w:lang w:val="en-US"/>
-        </w:rPr>
-        <w:t xml:space="preserve">            throw new Exception("</w:t>
-      </w:r>
-      <w:r>
-        <w:t>Товар</w:t>
-      </w:r>
-      <w:r>
-        <w:rPr>
-          <w:lang w:val="en-US"/>
-        </w:rPr>
-        <w:t xml:space="preserve"> </w:t>
-      </w:r>
-      <w:r>
-        <w:t>не</w:t>
-      </w:r>
-      <w:r>
-        <w:rPr>
-          <w:lang w:val="en-US"/>
-        </w:rPr>
-        <w:t xml:space="preserve"> </w:t>
-      </w:r>
-      <w:r>
-        <w:t>найден</w:t>
-      </w:r>
-      <w:r>
-        <w:rPr>
-          <w:lang w:val="en-US"/>
-        </w:rPr>
-        <w:t>");</w:t>
-      </w:r>
-    </w:p>
-    <w:p>
-      <w:pPr>
-        <w:pStyle w:val="aff0"/>
-      </w:pPr>
-      <w:r>
-        <w:rPr>
-          <w:lang w:val="en-US"/>
-        </w:rPr>
-        <w:t xml:space="preserve">        </w:t>
-      </w:r>
-      <w:r>
-        <w:t>}</w:t>
-      </w:r>
-    </w:p>
-    <w:p>
-      <w:pPr>
-        <w:pStyle w:val="aff0"/>
-      </w:pPr>
-    </w:p>
-    <w:p>
-      <w:pPr>
-        <w:pStyle w:val="aff0"/>
-      </w:pPr>
-      <w:r>
-        <w:t xml:space="preserve">        // Проверяем, достаточно ли товара на складе</w:t>
-      </w:r>
-    </w:p>
-    <w:p>
-      <w:pPr>
-        <w:pStyle w:val="aff0"/>
-      </w:pPr>
+      <w:r>
+        <w:t xml:space="preserve"> Страница «</w:t>
+      </w:r>
+      <w:r>
+        <w:t>Товары</w:t>
+      </w:r>
+      <w:r>
+        <w:t>» до модификации</w:t>
+      </w:r>
+    </w:p>
+    <w:p>
+      <w:pPr>
+        <w:pStyle w:val="afd"/>
+      </w:pPr>
+      <w:r>
+        <w:drawing>
+          <wp:inline distT="0" distB="0" distL="0" distR="0" wp14:anchorId="77D91072" wp14:editId="37C15974">
+            <wp:extent cx="5720000" cy="3515995"/>
+            <wp:effectExtent l="0" t="0" r="0" b="8255"/>
+            <wp:docPr id="5" name="Рисунок 5"/>
+            <wp:cNvGraphicFramePr>
+              <a:graphicFrameLocks xmlns:a="http://schemas.openxmlformats.org/drawingml/2006/main" noChangeAspect="1"/>
+            </wp:cNvGraphicFramePr>
+            <a:graphic xmlns:a="http://schemas.openxmlformats.org/drawingml/2006/main">
+              <a:graphicData uri="http://schemas.openxmlformats.org/drawingml/2006/picture">
+                <pic:pic xmlns:pic="http://schemas.openxmlformats.org/drawingml/2006/picture">
+                  <pic:nvPicPr>
+                    <pic:cNvPr id="0" name="Picture 6"/>
+                    <pic:cNvPicPr>
+                      <a:picLocks noChangeAspect="1" noChangeArrowheads="1"/>
+                    </pic:cNvPicPr>
+                  </pic:nvPicPr>
+                  <pic:blipFill>
+                    <a:blip r:embed="rId13">
+                      <a:extLst>
+                        <a:ext uri="{28A0092B-C50C-407E-A947-70E740481C1C}">
+                          <a14:useLocalDpi xmlns:a14="http://schemas.microsoft.com/office/drawing/2010/main" val="0"/>
+                        </a:ext>
+                      </a:extLst>
+                    </a:blip>
+                    <a:srcRect/>
+                    <a:stretch>
+                      <a:fillRect/>
+                    </a:stretch>
+                  </pic:blipFill>
+                  <pic:spPr bwMode="auto">
+                    <a:xfrm>
+                      <a:off x="0" y="0"/>
+                      <a:ext cx="5782788" cy="3554590"/>
+                    </a:xfrm>
+                    <a:prstGeom prst="rect">
+                      <a:avLst/>
+                    </a:prstGeom>
+                    <a:noFill/>
+                    <a:ln>
+                      <a:noFill/>
+                    </a:ln>
+                  </pic:spPr>
+                </pic:pic>
+              </a:graphicData>
+            </a:graphic>
+          </wp:inline>
+        </w:drawing>
+      </w:r>
+    </w:p>
+    <w:p>
+      <w:pPr>
+        <w:pStyle w:val="afe"/>
+      </w:pPr>
+      <w:r>
+        <w:t>Рисунок 7 – «</w:t>
+      </w:r>
+      <w:r>
+        <w:rPr>
+          <w:lang w:val="en-US"/>
+        </w:rPr>
+        <w:t>StoreTrack</w:t>
+      </w:r>
+      <w:r>
+        <w:t>». Страница «</w:t>
+      </w:r>
+      <w:r>
+        <w:t>Товары</w:t>
+      </w:r>
+      <w:r>
+        <w:t>» после модификации</w:t>
+      </w:r>
+    </w:p>
+    <w:p>
+      <w:pPr>
+        <w:pStyle w:val="2"/>
+      </w:pPr>
+      <w:bookmarkStart w:id="24" w:name="_Toc227162694"/>
       <w:r>
         <w:lastRenderedPageBreak/>
-        <w:t xml:space="preserve">        if (dbProduct.Quantity &lt; quantity)</w:t>
-      </w:r>
-    </w:p>
-    <w:p>
-      <w:pPr>
-        <w:pStyle w:val="aff0"/>
-      </w:pPr>
-      <w:r>
-        <w:t xml:space="preserve">        {</w:t>
-      </w:r>
-    </w:p>
-    <w:p>
-      <w:pPr>
-        <w:pStyle w:val="aff0"/>
-      </w:pPr>
-      <w:r>
-        <w:t xml:space="preserve">            throw new Exception("Недостаточно товара на складе");</w:t>
-      </w:r>
-    </w:p>
-    <w:p>
-      <w:pPr>
-        <w:pStyle w:val="aff0"/>
-      </w:pPr>
-      <w:r>
-        <w:t xml:space="preserve">        }</w:t>
-      </w:r>
-    </w:p>
-    <w:p>
-      <w:pPr>
-        <w:pStyle w:val="aff0"/>
-      </w:pPr>
-    </w:p>
-    <w:p>
-      <w:pPr>
-        <w:pStyle w:val="aff0"/>
-      </w:pPr>
-      <w:r>
-        <w:t xml:space="preserve">        // Создаём запись о продаже</w:t>
-      </w:r>
-    </w:p>
-    <w:p>
-      <w:pPr>
-        <w:pStyle w:val="aff0"/>
-      </w:pPr>
-      <w:r>
-        <w:t xml:space="preserve">        var sale = new Sale</w:t>
-      </w:r>
-    </w:p>
-    <w:p>
-      <w:pPr>
-        <w:pStyle w:val="aff0"/>
-        <w:rPr>
-          <w:lang w:val="en-US"/>
-        </w:rPr>
-      </w:pPr>
-      <w:r>
-        <w:t xml:space="preserve">        </w:t>
-      </w:r>
-      <w:r>
-        <w:rPr>
-          <w:lang w:val="en-US"/>
-        </w:rPr>
-        <w:t>{</w:t>
-      </w:r>
-    </w:p>
-    <w:p>
-      <w:pPr>
-        <w:pStyle w:val="aff0"/>
-        <w:rPr>
-          <w:lang w:val="en-US"/>
-        </w:rPr>
-      </w:pPr>
-      <w:r>
-        <w:rPr>
-          <w:lang w:val="en-US"/>
-        </w:rPr>
-        <w:t xml:space="preserve">            Date = DateTime.Now,</w:t>
-      </w:r>
-    </w:p>
-    <w:p>
-      <w:pPr>
-        <w:pStyle w:val="aff0"/>
-        <w:rPr>
-          <w:lang w:val="en-US"/>
-        </w:rPr>
-      </w:pPr>
-      <w:r>
-        <w:rPr>
-          <w:lang w:val="en-US"/>
-        </w:rPr>
-        <w:t xml:space="preserve">            TotalAmount = quantity * price</w:t>
-      </w:r>
-    </w:p>
-    <w:p>
-      <w:pPr>
-        <w:pStyle w:val="aff0"/>
-        <w:rPr>
-          <w:lang w:val="en-US"/>
-        </w:rPr>
-      </w:pPr>
-      <w:r>
-        <w:rPr>
-          <w:lang w:val="en-US"/>
-        </w:rPr>
-        <w:t xml:space="preserve">        };</w:t>
-      </w:r>
-    </w:p>
-    <w:p>
-      <w:pPr>
-        <w:pStyle w:val="aff0"/>
-        <w:rPr>
-          <w:lang w:val="en-US"/>
-        </w:rPr>
-      </w:pPr>
-    </w:p>
-    <w:p>
-      <w:pPr>
-        <w:pStyle w:val="aff0"/>
-        <w:rPr>
-          <w:lang w:val="en-US"/>
-        </w:rPr>
-      </w:pPr>
-      <w:r>
-        <w:rPr>
-          <w:lang w:val="en-US"/>
-        </w:rPr>
-        <w:t xml:space="preserve">        // </w:t>
-      </w:r>
-      <w:r>
-        <w:t>Создаём</w:t>
-      </w:r>
-      <w:r>
-        <w:rPr>
-          <w:lang w:val="en-US"/>
-        </w:rPr>
-        <w:t xml:space="preserve"> </w:t>
-      </w:r>
-      <w:r>
-        <w:t>строку</w:t>
-      </w:r>
-      <w:r>
-        <w:rPr>
-          <w:lang w:val="en-US"/>
-        </w:rPr>
-        <w:t xml:space="preserve"> </w:t>
-      </w:r>
-      <w:r>
-        <w:t>продажи</w:t>
-      </w:r>
-      <w:r>
-        <w:rPr>
-          <w:lang w:val="en-US"/>
-        </w:rPr>
-        <w:t xml:space="preserve"> (</w:t>
-      </w:r>
-      <w:r>
-        <w:t>позицию</w:t>
-      </w:r>
-      <w:r>
-        <w:rPr>
-          <w:lang w:val="en-US"/>
-        </w:rPr>
-        <w:t>)</w:t>
-      </w:r>
-    </w:p>
-    <w:p>
-      <w:pPr>
-        <w:pStyle w:val="aff0"/>
-        <w:rPr>
-          <w:lang w:val="en-US"/>
-        </w:rPr>
-      </w:pPr>
-      <w:r>
-        <w:rPr>
-          <w:lang w:val="en-US"/>
-        </w:rPr>
-        <w:t xml:space="preserve">        var saleItem = new SaleItem</w:t>
-      </w:r>
-    </w:p>
-    <w:p>
-      <w:pPr>
-        <w:pStyle w:val="aff0"/>
-        <w:rPr>
-          <w:lang w:val="en-US"/>
-        </w:rPr>
-      </w:pPr>
-      <w:r>
-        <w:rPr>
-          <w:lang w:val="en-US"/>
-        </w:rPr>
-        <w:t xml:space="preserve">        {</w:t>
-      </w:r>
-    </w:p>
-    <w:p>
-      <w:pPr>
-        <w:pStyle w:val="aff0"/>
-        <w:rPr>
-          <w:lang w:val="en-US"/>
-        </w:rPr>
-      </w:pPr>
-      <w:r>
-        <w:rPr>
-          <w:lang w:val="en-US"/>
-        </w:rPr>
-        <w:t xml:space="preserve">            ProductId = dbProduct.Id,</w:t>
-      </w:r>
-    </w:p>
-    <w:p>
-      <w:pPr>
-        <w:pStyle w:val="aff0"/>
-        <w:rPr>
-          <w:lang w:val="en-US"/>
-        </w:rPr>
-      </w:pPr>
-      <w:r>
-        <w:rPr>
-          <w:lang w:val="en-US"/>
-        </w:rPr>
-        <w:t xml:space="preserve">            Quantity = quantity,</w:t>
-      </w:r>
-    </w:p>
-    <w:p>
-      <w:pPr>
-        <w:pStyle w:val="aff0"/>
-      </w:pPr>
-      <w:r>
-        <w:rPr>
-          <w:lang w:val="en-US"/>
-        </w:rPr>
-        <w:t xml:space="preserve">            </w:t>
-      </w:r>
-      <w:r>
-        <w:t>Price = price</w:t>
-      </w:r>
-    </w:p>
-    <w:p>
-      <w:pPr>
-        <w:pStyle w:val="aff0"/>
-      </w:pPr>
-      <w:r>
-        <w:t xml:space="preserve">        };</w:t>
-      </w:r>
-    </w:p>
-    <w:p>
-      <w:pPr>
-        <w:pStyle w:val="aff0"/>
-      </w:pPr>
-    </w:p>
-    <w:p>
-      <w:pPr>
-        <w:pStyle w:val="aff0"/>
-      </w:pPr>
-      <w:r>
-        <w:t xml:space="preserve">        // Добавляем данные в контекст</w:t>
-      </w:r>
-    </w:p>
-    <w:p>
-      <w:pPr>
-        <w:pStyle w:val="aff0"/>
-        <w:rPr>
-          <w:lang w:val="en-US"/>
-        </w:rPr>
-      </w:pPr>
-      <w:r>
-        <w:t xml:space="preserve">        </w:t>
-      </w:r>
-      <w:r>
-        <w:rPr>
-          <w:lang w:val="en-US"/>
-        </w:rPr>
-        <w:t>context.Sales.Add(sale);</w:t>
-      </w:r>
-    </w:p>
-    <w:p>
-      <w:pPr>
-        <w:pStyle w:val="aff0"/>
-        <w:rPr>
-          <w:lang w:val="en-US"/>
-        </w:rPr>
-      </w:pPr>
-      <w:r>
-        <w:rPr>
-          <w:lang w:val="en-US"/>
-        </w:rPr>
-        <w:t xml:space="preserve">        context.SaleItems.Add(saleItem);</w:t>
-      </w:r>
-    </w:p>
-    <w:p>
-      <w:pPr>
-        <w:pStyle w:val="aff0"/>
-        <w:rPr>
-          <w:lang w:val="en-US"/>
-        </w:rPr>
-      </w:pPr>
-    </w:p>
-    <w:p>
-      <w:pPr>
-        <w:pStyle w:val="aff0"/>
-        <w:rPr>
-          <w:lang w:val="en-US"/>
-        </w:rPr>
-      </w:pPr>
-      <w:r>
-        <w:rPr>
-          <w:lang w:val="en-US"/>
-        </w:rPr>
-        <w:t xml:space="preserve">        // </w:t>
-      </w:r>
-      <w:r>
-        <w:t>Уменьшаем</w:t>
-      </w:r>
-      <w:r>
-        <w:rPr>
-          <w:lang w:val="en-US"/>
-        </w:rPr>
-        <w:t xml:space="preserve"> </w:t>
-      </w:r>
-      <w:r>
-        <w:t>остаток</w:t>
-      </w:r>
-      <w:r>
-        <w:rPr>
-          <w:lang w:val="en-US"/>
-        </w:rPr>
-        <w:t xml:space="preserve"> </w:t>
-      </w:r>
-      <w:r>
-        <w:t>товара</w:t>
-      </w:r>
-    </w:p>
-    <w:p>
-      <w:pPr>
-        <w:pStyle w:val="aff0"/>
-        <w:rPr>
-          <w:lang w:val="en-US"/>
-        </w:rPr>
-      </w:pPr>
-      <w:r>
-        <w:rPr>
-          <w:lang w:val="en-US"/>
-        </w:rPr>
-        <w:t xml:space="preserve">        dbProduct.Quantity -= quantity;</w:t>
-      </w:r>
-    </w:p>
-    <w:p>
-      <w:pPr>
-        <w:pStyle w:val="aff0"/>
-        <w:rPr>
-          <w:lang w:val="en-US"/>
-        </w:rPr>
-      </w:pPr>
-    </w:p>
-    <w:p>
-      <w:pPr>
-        <w:pStyle w:val="aff0"/>
-      </w:pPr>
-      <w:r>
-        <w:rPr>
-          <w:lang w:val="en-US"/>
-        </w:rPr>
-        <w:t xml:space="preserve">        </w:t>
-      </w:r>
-      <w:r>
-        <w:t>// Сохраняем изменения в базе данных</w:t>
-      </w:r>
-    </w:p>
-    <w:p>
-      <w:pPr>
-        <w:pStyle w:val="aff0"/>
-      </w:pPr>
-      <w:r>
-        <w:t xml:space="preserve">        context.SaveChanges();</w:t>
-      </w:r>
-    </w:p>
-    <w:p>
-      <w:pPr>
-        <w:pStyle w:val="aff0"/>
-      </w:pPr>
-      <w:r>
-        <w:t xml:space="preserve">    }</w:t>
-      </w:r>
-    </w:p>
-    <w:p>
-      <w:pPr>
-        <w:pStyle w:val="aff0"/>
-      </w:pPr>
-      <w:r>
-        <w:t>}</w:t>
-      </w:r>
+        <w:t xml:space="preserve">Обеспечение защиты </w:t>
+      </w:r>
+      <w:r>
+        <w:t>ПО</w:t>
+      </w:r>
+      <w:r>
+        <w:t xml:space="preserve"> и данных</w:t>
+      </w:r>
+      <w:bookmarkEnd w:id="24"/>
     </w:p>
     <w:p>
       <w:pPr>
         <w:pStyle w:val="a3"/>
       </w:pPr>
       <w:r>
-        <w:t>Данный фрагмент кода реализует ключевую бизнес-логику приложения: проверку доступного остатка, создание записи о продаже и обновление данных в базе. Использование проверок позволяет предотвратить выполнение некорректных операций.</w:t>
+        <w:t>В ходе разработки программного обеспечения реализованы базовые меры защиты данных и предотвращения некорректных действий пользователя. В приложении предусмотрена проверка вводимых данных, что исключает возможность сохранения пустых или некорректных значений.</w:t>
       </w:r>
     </w:p>
     <w:p>
       <w:pPr>
         <w:pStyle w:val="a3"/>
       </w:pPr>
+      <w:r>
+        <w:t>При выполнении операций, связанных с изменением данных, реализована обработка исключительных ситуаций. В частности, при попытке выполнения продажи проверяется доступный остаток товара, что предотвращает выполнение некорректных операций.</w:t>
+      </w:r>
     </w:p>
     <w:p>
       <w:pPr>
         <w:pStyle w:val="a3"/>
       </w:pPr>
       <w:r>
-        <w:t>Внешний вид приложения до модификации и после представлен на рисунках 6 и 7 соответственно.</w:t>
-      </w:r>
-    </w:p>
-    <w:p>
-      <w:pPr>
-        <w:pStyle w:val="afd"/>
-      </w:pPr>
-    </w:p>
-    <w:p>
-      <w:pPr>
-        <w:pStyle w:val="afe"/>
-      </w:pPr>
-      <w:r>
-        <w:t>Рисунок 6 – «»</w:t>
-      </w:r>
-      <w:r>
-        <w:t>.</w:t>
-      </w:r>
-      <w:r>
-        <w:t xml:space="preserve"> Страница «» до модификации</w:t>
-      </w:r>
-    </w:p>
-    <w:p>
-      <w:pPr>
-        <w:pStyle w:val="afd"/>
-      </w:pPr>
-    </w:p>
-    <w:p>
-      <w:pPr>
-        <w:pStyle w:val="afe"/>
-      </w:pPr>
-      <w:r>
-        <w:t>Рисунок 7 – «». Страница «» после модификации</w:t>
-      </w:r>
-    </w:p>
-    <w:p>
-      <w:pPr>
-        <w:pStyle w:val="2"/>
-      </w:pPr>
-      <w:bookmarkStart w:id="24" w:name="_Toc227141781"/>
-      <w:r>
-        <w:t xml:space="preserve">Обеспечение защиты </w:t>
-      </w:r>
-      <w:r>
-        <w:t>ПО</w:t>
-      </w:r>
-      <w:r>
-        <w:t xml:space="preserve"> и данных</w:t>
-      </w:r>
-      <w:bookmarkEnd w:id="24"/>
+        <w:t>Также обеспечена корректная работа с базой данных, включая сохранение и обновление записей. Использование технологии Entity Framework Core позволяет контролировать целостность данных и корректность выполняемых операций.</w:t>
+      </w:r>
     </w:p>
     <w:p>
       <w:pPr>
         <w:pStyle w:val="a3"/>
       </w:pPr>
       <w:r>
-        <w:t>В ходе разработки программного обеспечения реализованы базовые меры защиты данных и предотвращения некорректных действий пользователя. В приложении предусмотрена проверка вводимых данных, что исключает возможность сохранения пустых или некорректных значений.</w:t>
-      </w:r>
-    </w:p>
-    <w:p>
-      <w:pPr>
-        <w:pStyle w:val="a3"/>
-      </w:pPr>
-      <w:r>
-        <w:t>При выполнении операций, связанных с изменением данных, реализована обработка исключительных ситуаций. В частности, при попытке выполнения продажи проверяется доступный остаток товара, что предотвращает выполнение некорректных операций.</w:t>
-      </w:r>
-    </w:p>
-    <w:p>
-      <w:pPr>
-        <w:pStyle w:val="a3"/>
-      </w:pPr>
-      <w:r>
-        <w:t>Также обеспечена корректная работа с базой данных, включая сохранение и обновление записей. Использование технологии Entity Framework Core позволяет контролировать целостность данных и корректность выполняемых операций.</w:t>
-      </w:r>
-    </w:p>
-    <w:p>
-      <w:pPr>
-        <w:pStyle w:val="a3"/>
-      </w:pPr>
-      <w:r>
         <w:t>Реализованные меры обеспечивают стабильную работу приложения и защиту данных от ошибок пользователя.</w:t>
       </w:r>
     </w:p>
@@ -6886,7 +7411,7 @@
         <w:pStyle w:val="a7"/>
       </w:pPr>
       <w:bookmarkStart w:id="25" w:name="_Toc198114591"/>
-      <w:bookmarkStart w:id="26" w:name="_Toc227141782"/>
+      <w:bookmarkStart w:id="26" w:name="_Toc227162695"/>
       <w:r>
         <w:lastRenderedPageBreak/>
         <w:t>Заключение</w:t>
@@ -7025,7 +7550,7 @@
         <w:pStyle w:val="a1"/>
       </w:pPr>
       <w:r>
-        <w:t>проведены отладка и тестирование ПО;</w:t>
+        <w:t>отладка ПО;</w:t>
       </w:r>
     </w:p>
     <w:p>
@@ -7033,6 +7558,14 @@
         <w:pStyle w:val="a1"/>
       </w:pPr>
       <w:r>
+        <w:t>тестирование ПО;</w:t>
+      </w:r>
+    </w:p>
+    <w:p>
+      <w:pPr>
+        <w:pStyle w:val="a1"/>
+      </w:pPr>
+      <w:r>
         <w:t>выполнена проверка ПМ на соответствие стандартам кодирования;</w:t>
       </w:r>
     </w:p>
@@ -7076,7 +7609,7 @@
         <w:pStyle w:val="a7"/>
       </w:pPr>
       <w:bookmarkStart w:id="27" w:name="_Toc198114592"/>
-      <w:bookmarkStart w:id="28" w:name="_Toc227141783"/>
+      <w:bookmarkStart w:id="28" w:name="_Toc227162696"/>
       <w:r>
         <w:lastRenderedPageBreak/>
         <w:t>Список использованных источников</w:t>
@@ -7097,7 +7630,23 @@
       </w:pPr>
       <w:bookmarkStart w:id="29" w:name="_Ref199790306"/>
       <w:r>
-        <w:t xml:space="preserve">Голицына, О. Л. Базы данных : учебное пособие / О. Л. Голицына, Н. В. Максимов, И. И. Попов. – 4-е изд., перераб. и доп. – Москва : ФОРУМ : ИНФРА-М, 2023. – </w:t>
+        <w:t xml:space="preserve">Голицына, О. Л. Базы </w:t>
+      </w:r>
+      <w:proofErr w:type="gramStart"/>
+      <w:r>
+        <w:t>данных :</w:t>
+      </w:r>
+      <w:proofErr w:type="gramEnd"/>
+      <w:r>
+        <w:t xml:space="preserve"> учебное пособие / О. Л. Голицына, Н. В. Максимов, И. И. Попов. – 4-е изд., перераб. и доп. – </w:t>
+      </w:r>
+      <w:proofErr w:type="gramStart"/>
+      <w:r>
+        <w:t>Москва :</w:t>
+      </w:r>
+      <w:proofErr w:type="gramEnd"/>
+      <w:r>
+        <w:t xml:space="preserve"> ФОРУМ : ИНФРА-М, 2023. – </w:t>
       </w:r>
       <w:r>
         <w:t>400</w:t>
@@ -7105,7 +7654,7 @@
       <w:r>
         <w:t xml:space="preserve"> с. – (Высшее образование: Бакалавриат). – URL: </w:t>
       </w:r>
-      <w:hyperlink r:id="rId8" w:history="1">
+      <w:hyperlink r:id="rId14" w:history="1">
         <w:r>
           <w:t>https://znanium.om/catalog/product/1937956</w:t>
         </w:r>
@@ -7129,7 +7678,15 @@
         <w:t>6</w:t>
       </w:r>
       <w:r>
-        <w:t>). – Режим доступа: по подписке. – Текст : электронный.</w:t>
+        <w:t xml:space="preserve">). – Режим доступа: по подписке. – </w:t>
+      </w:r>
+      <w:proofErr w:type="gramStart"/>
+      <w:r>
+        <w:t>Текст :</w:t>
+      </w:r>
+      <w:proofErr w:type="gramEnd"/>
+      <w:r>
+        <w:t xml:space="preserve"> электронный.</w:t>
       </w:r>
       <w:bookmarkEnd w:id="29"/>
     </w:p>
@@ -7146,7 +7703,15 @@
       </w:pPr>
       <w:bookmarkStart w:id="30" w:name="_Ref199790546"/>
       <w:r>
-        <w:t xml:space="preserve">Голицына, О. Л. Программное обеспечение : учебное пособие / О. Л. Голицына, Т. Л. Партыка, И. И. Попов. </w:t>
+        <w:t xml:space="preserve">Голицына, О. Л. Программное </w:t>
+      </w:r>
+      <w:proofErr w:type="gramStart"/>
+      <w:r>
+        <w:t>обеспечение :</w:t>
+      </w:r>
+      <w:proofErr w:type="gramEnd"/>
+      <w:r>
+        <w:t xml:space="preserve"> учебное пособие / О. Л. Голицына, Т. Л. Партыка, И. И. Попов. </w:t>
       </w:r>
       <w:r>
         <w:t>–</w:t>
@@ -7157,14 +7722,27 @@
       <w:r>
         <w:t xml:space="preserve">– </w:t>
       </w:r>
-      <w:r>
-        <w:t xml:space="preserve">Москва : ФОРУМ : ИНФРА-М, 2021. </w:t>
+      <w:proofErr w:type="gramStart"/>
+      <w:r>
+        <w:t>Москва :</w:t>
+      </w:r>
+      <w:proofErr w:type="gramEnd"/>
+      <w:r>
+        <w:t xml:space="preserve"> ФОРУМ : ИНФРА-М, 2021. </w:t>
       </w:r>
       <w:r>
         <w:t xml:space="preserve">– </w:t>
       </w:r>
       <w:r>
-        <w:t xml:space="preserve">447 с. : ил. </w:t>
+        <w:t xml:space="preserve">447 </w:t>
+      </w:r>
+      <w:proofErr w:type="gramStart"/>
+      <w:r>
+        <w:t>с. :</w:t>
+      </w:r>
+      <w:proofErr w:type="gramEnd"/>
+      <w:r>
+        <w:t xml:space="preserve"> ил. </w:t>
       </w:r>
       <w:r>
         <w:t xml:space="preserve">– </w:t>
@@ -7175,8 +7753,13 @@
       <w:r>
         <w:t xml:space="preserve">– </w:t>
       </w:r>
-      <w:r>
-        <w:t xml:space="preserve">Текст : электронный. </w:t>
+      <w:proofErr w:type="gramStart"/>
+      <w:r>
+        <w:t>Текст :</w:t>
+      </w:r>
+      <w:proofErr w:type="gramEnd"/>
+      <w:r>
+        <w:t xml:space="preserve"> электронный. </w:t>
       </w:r>
       <w:r>
         <w:t xml:space="preserve">– </w:t>
@@ -7187,7 +7770,7 @@
       <w:r>
         <w:t xml:space="preserve"> </w:t>
       </w:r>
-      <w:hyperlink r:id="rId9" w:history="1">
+      <w:hyperlink r:id="rId15" w:history="1">
         <w:r>
           <w:t>https://znanium.ru/catalog/product/1189345</w:t>
         </w:r>
@@ -7234,7 +7817,15 @@
       </w:pPr>
       <w:bookmarkStart w:id="31" w:name="_Ref199790616"/>
       <w:r>
-        <w:t xml:space="preserve">Плаксин, М. А. Тестирование и отладка программ для профессионалов будущих и настоящих. – 4-е изд., электрон. – Москва : Лаборатория знаний, 2020. – 170 с. – </w:t>
+        <w:t xml:space="preserve">Плаксин, М. А. Тестирование и отладка программ для профессионалов будущих и настоящих. – 4-е изд., электрон. – </w:t>
+      </w:r>
+      <w:proofErr w:type="gramStart"/>
+      <w:r>
+        <w:t>Москва :</w:t>
+      </w:r>
+      <w:proofErr w:type="gramEnd"/>
+      <w:r>
+        <w:t xml:space="preserve"> Лаборатория знаний, 2020. – 170 с. – </w:t>
       </w:r>
       <w:r>
         <w:rPr>
@@ -7245,7 +7836,7 @@
       <w:r>
         <w:t xml:space="preserve">: </w:t>
       </w:r>
-      <w:hyperlink r:id="rId10" w:history="1">
+      <w:hyperlink r:id="rId16" w:history="1">
         <w:r>
           <w:rPr>
             <w:lang w:val="en-US"/>
@@ -7328,7 +7919,15 @@
         <w:t>–</w:t>
       </w:r>
       <w:r>
-        <w:t xml:space="preserve"> 6-е изд., перераб. и доп. / М.</w:t>
+        <w:t xml:space="preserve"> 6-е изд., перераб</w:t>
+      </w:r>
+      <w:proofErr w:type="gramStart"/>
+      <w:r>
+        <w:t>.</w:t>
+      </w:r>
+      <w:proofErr w:type="gramEnd"/>
+      <w:r>
+        <w:t xml:space="preserve"> и доп. / М.</w:t>
       </w:r>
       <w:r>
         <w:t xml:space="preserve"> </w:t>
@@ -7340,7 +7939,15 @@
         <w:t>–</w:t>
       </w:r>
       <w:r>
-        <w:t xml:space="preserve"> Санкт-Петербург : БХВ-Петербург, 2024. </w:t>
+        <w:t xml:space="preserve"> Санкт-</w:t>
+      </w:r>
+      <w:proofErr w:type="gramStart"/>
+      <w:r>
+        <w:t>Петербург :</w:t>
+      </w:r>
+      <w:proofErr w:type="gramEnd"/>
+      <w:r>
+        <w:t xml:space="preserve"> БХВ-Петербург, 2024. </w:t>
       </w:r>
       <w:r>
         <w:t>–</w:t>
@@ -7360,7 +7967,7 @@
       <w:r>
         <w:t xml:space="preserve"> URL: </w:t>
       </w:r>
-      <w:hyperlink r:id="rId11" w:history="1">
+      <w:hyperlink r:id="rId17" w:history="1">
         <w:r>
           <w:t>https://ibooks.ru/bookshelf/396461/reading</w:t>
         </w:r>
@@ -7417,7 +8024,15 @@
       </w:pPr>
       <w:bookmarkStart w:id="33" w:name="_Ref199791009"/>
       <w:r>
-        <w:t>Хорев, П. Б. Объектно-ориентированное программирование с примерами на C#. – Москва : Форум, 2020. – 200</w:t>
+        <w:t xml:space="preserve">Хорев, П. Б. Объектно-ориентированное программирование с примерами на C#. – </w:t>
+      </w:r>
+      <w:proofErr w:type="gramStart"/>
+      <w:r>
+        <w:t>Москва :</w:t>
+      </w:r>
+      <w:proofErr w:type="gramEnd"/>
+      <w:r>
+        <w:t xml:space="preserve"> Форум, 2020. – 200</w:t>
       </w:r>
       <w:r>
         <w:t xml:space="preserve"> </w:t>
@@ -7425,7 +8040,7 @@
       <w:r>
         <w:t>с. –URL:</w:t>
       </w:r>
-      <w:hyperlink r:id="rId12" w:history="1">
+      <w:hyperlink r:id="rId18" w:history="1">
         <w:r>
           <w:t>https://ibooks.ru/bookshelf/361450/reading</w:t>
         </w:r>
@@ -7466,7 +8081,7 @@
       <w:bookmarkEnd w:id="33"/>
     </w:p>
     <w:sectPr>
-      <w:footerReference w:type="default" r:id="rId13"/>
+      <w:footerReference w:type="default" r:id="rId19"/>
       <w:pgSz w:w="11906" w:h="16838"/>
       <w:pgMar w:top="1134" w:right="851" w:bottom="1134" w:left="1701" w:header="709" w:footer="709" w:gutter="0"/>
       <w:pgNumType w:start="1"/>
@@ -11381,6 +11996,7 @@
   <w:style w:type="character" w:default="1" w:styleId="a4">
     <w:name w:val="Default Paragraph Font"/>
     <w:uiPriority w:val="1"/>
+    <w:semiHidden/>
     <w:unhideWhenUsed/>
   </w:style>
   <w:style w:type="table" w:default="1" w:styleId="a5">

--- a/ТО_Маратканов.docx
+++ b/ТО_Маратканов.docx
@@ -489,7 +489,6 @@
             </w:rPr>
             <w:tab/>
           </w:r>
-          <w:proofErr w:type="gramStart"/>
           <w:r>
             <w:rPr>
               <w:rFonts w:eastAsia="Times New Roman" w:cs="Times New Roman"/>
@@ -508,18 +507,7 @@
               <w:lang w:eastAsia="ru-RU"/>
               <w14:ligatures w14:val="none"/>
             </w:rPr>
-            <w:t>(</w:t>
-          </w:r>
-          <w:proofErr w:type="gramEnd"/>
-          <w:r>
-            <w:rPr>
-              <w:rFonts w:eastAsia="Times New Roman" w:cs="Times New Roman"/>
-              <w:kern w:val="0"/>
-              <w:sz w:val="22"/>
-              <w:lang w:eastAsia="ru-RU"/>
-              <w14:ligatures w14:val="none"/>
-            </w:rPr>
-            <w:t>И.О. Фамилия)</w:t>
+            <w:t>(И.О. Фамилия)</w:t>
           </w:r>
         </w:p>
         <w:p>
@@ -3537,9 +3525,36 @@
     <w:p>
       <w:pPr>
         <w:pStyle w:val="a3"/>
-      </w:pPr>
-      <w:r>
-        <w:t>SQL – язык структурированных запросов</w:t>
+        <w:rPr>
+          <w:lang w:val="en-US"/>
+        </w:rPr>
+      </w:pPr>
+      <w:r>
+        <w:rPr>
+          <w:lang w:val="en-US"/>
+        </w:rPr>
+        <w:t xml:space="preserve">SQL – </w:t>
+      </w:r>
+      <w:r>
+        <w:t>язык</w:t>
+      </w:r>
+      <w:r>
+        <w:rPr>
+          <w:lang w:val="en-US"/>
+        </w:rPr>
+        <w:t xml:space="preserve"> </w:t>
+      </w:r>
+      <w:r>
+        <w:t>структурированных</w:t>
+      </w:r>
+      <w:r>
+        <w:rPr>
+          <w:lang w:val="en-US"/>
+        </w:rPr>
+        <w:t xml:space="preserve"> </w:t>
+      </w:r>
+      <w:r>
+        <w:t>запросов</w:t>
       </w:r>
     </w:p>
     <w:p>
@@ -3556,108 +3571,122 @@
         <w:t>SSMS</w:t>
       </w:r>
       <w:r>
+        <w:rPr>
+          <w:lang w:val="en-US"/>
+        </w:rPr>
+        <w:t xml:space="preserve"> – </w:t>
+      </w:r>
+      <w:r>
+        <w:rPr>
+          <w:lang w:val="en-US"/>
+        </w:rPr>
+        <w:t>SQL</w:t>
+      </w:r>
+      <w:r>
+        <w:rPr>
+          <w:lang w:val="en-US"/>
+        </w:rPr>
         <w:t xml:space="preserve"> </w:t>
       </w:r>
       <w:r>
-        <w:t>–</w:t>
-      </w:r>
-      <w:r>
+        <w:rPr>
+          <w:lang w:val="en-US"/>
+        </w:rPr>
+        <w:t>Server</w:t>
+      </w:r>
+      <w:r>
+        <w:rPr>
+          <w:lang w:val="en-US"/>
+        </w:rPr>
         <w:t xml:space="preserve"> </w:t>
       </w:r>
       <w:r>
         <w:rPr>
           <w:lang w:val="en-US"/>
         </w:rPr>
-        <w:t>SQL</w:t>
-      </w:r>
-      <w:r>
+        <w:t>Management</w:t>
+      </w:r>
+      <w:r>
+        <w:rPr>
+          <w:lang w:val="en-US"/>
+        </w:rPr>
         <w:t xml:space="preserve"> </w:t>
       </w:r>
       <w:r>
         <w:rPr>
           <w:lang w:val="en-US"/>
         </w:rPr>
-        <w:t>Server</w:t>
-      </w:r>
-      <w:r>
+        <w:t>Studio</w:t>
+      </w:r>
+    </w:p>
+    <w:p>
+      <w:pPr>
+        <w:pStyle w:val="a3"/>
+        <w:rPr>
+          <w:lang w:val="en-US"/>
+        </w:rPr>
+      </w:pPr>
+      <w:r>
+        <w:rPr>
+          <w:lang w:val="en-US"/>
+        </w:rPr>
+        <w:t>VS</w:t>
+      </w:r>
+      <w:r>
+        <w:rPr>
+          <w:lang w:val="en-US"/>
+        </w:rPr>
+        <w:t>202</w:t>
+      </w:r>
+      <w:r>
+        <w:rPr>
+          <w:lang w:val="en-US"/>
+        </w:rPr>
+        <w:t>6</w:t>
+      </w:r>
+      <w:r>
+        <w:rPr>
+          <w:lang w:val="en-US"/>
+        </w:rPr>
+        <w:t xml:space="preserve"> – </w:t>
+      </w:r>
+      <w:r>
+        <w:rPr>
+          <w:lang w:val="en-US"/>
+        </w:rPr>
+        <w:t>Visual</w:t>
+      </w:r>
+      <w:r>
+        <w:rPr>
+          <w:lang w:val="en-US"/>
+        </w:rPr>
         <w:t xml:space="preserve"> </w:t>
       </w:r>
       <w:r>
         <w:rPr>
           <w:lang w:val="en-US"/>
         </w:rPr>
-        <w:t>Management</w:t>
-      </w:r>
-      <w:r>
-        <w:t xml:space="preserve"> </w:t>
-      </w:r>
-      <w:r>
-        <w:rPr>
-          <w:lang w:val="en-US"/>
-        </w:rPr>
         <w:t>Studio</w:t>
       </w:r>
+      <w:r>
+        <w:rPr>
+          <w:lang w:val="en-US"/>
+        </w:rPr>
+        <w:t xml:space="preserve"> 202</w:t>
+      </w:r>
+      <w:r>
+        <w:rPr>
+          <w:lang w:val="en-US"/>
+        </w:rPr>
+        <w:t>6</w:t>
+      </w:r>
     </w:p>
     <w:p>
       <w:pPr>
         <w:pStyle w:val="a3"/>
-        <w:rPr>
-          <w:lang w:val="en-US"/>
-        </w:rPr>
-      </w:pPr>
-      <w:r>
-        <w:rPr>
-          <w:lang w:val="en-US"/>
-        </w:rPr>
-        <w:t>VS</w:t>
-      </w:r>
-      <w:r>
-        <w:rPr>
-          <w:lang w:val="en-US"/>
-        </w:rPr>
-        <w:t>202</w:t>
-      </w:r>
-      <w:r>
-        <w:rPr>
-          <w:lang w:val="en-US"/>
-        </w:rPr>
-        <w:t>6</w:t>
-      </w:r>
-      <w:r>
-        <w:rPr>
-          <w:lang w:val="en-US"/>
-        </w:rPr>
-        <w:t xml:space="preserve"> – </w:t>
-      </w:r>
-      <w:r>
-        <w:rPr>
-          <w:lang w:val="en-US"/>
-        </w:rPr>
-        <w:t>Visual</w:t>
-      </w:r>
-      <w:r>
-        <w:rPr>
-          <w:lang w:val="en-US"/>
-        </w:rPr>
-        <w:t xml:space="preserve"> </w:t>
-      </w:r>
-      <w:r>
-        <w:rPr>
-          <w:lang w:val="en-US"/>
-        </w:rPr>
-        <w:t>Studio</w:t>
-      </w:r>
-      <w:r>
-        <w:rPr>
-          <w:lang w:val="en-US"/>
-        </w:rPr>
-        <w:t xml:space="preserve"> 202</w:t>
-      </w:r>
-      <w:r>
-        <w:rPr>
-          <w:lang w:val="en-US"/>
-        </w:rPr>
-        <w:t>6</w:t>
+      </w:pPr>
+      <w:r>
+        <w:t>WPF – технология построения графического интерфейса</w:t>
       </w:r>
     </w:p>
     <w:p>
@@ -3665,28 +3694,29 @@
         <w:pStyle w:val="a3"/>
       </w:pPr>
       <w:r>
-        <w:t>WPF – технология построения графического интерфейса</w:t>
+        <w:t>XAML – язык разметки интерфейсов</w:t>
       </w:r>
     </w:p>
     <w:p>
       <w:pPr>
         <w:pStyle w:val="a3"/>
-      </w:pPr>
-      <w:r>
-        <w:t>XAML – язык разметки интерфейсов</w:t>
-      </w:r>
-    </w:p>
-    <w:p>
-      <w:pPr>
-        <w:pStyle w:val="a3"/>
-      </w:pPr>
-      <w:r>
+        <w:rPr>
+          <w:lang w:val="en-US"/>
+        </w:rPr>
+      </w:pPr>
+      <w:r>
+        <w:rPr>
+          <w:lang w:val="en-US"/>
+        </w:rPr>
         <w:t>EF Core – Entity Framework Core</w:t>
       </w:r>
     </w:p>
     <w:p>
       <w:pPr>
         <w:pStyle w:val="a7"/>
+        <w:rPr>
+          <w:lang w:val="en-US"/>
+        </w:rPr>
       </w:pPr>
       <w:bookmarkStart w:id="2" w:name="_Toc198114579"/>
       <w:bookmarkStart w:id="3" w:name="_Toc227162676"/>
@@ -3924,21 +3954,7 @@
         <w:rPr>
           <w:lang w:val="en-US"/>
         </w:rPr>
-        <w:t xml:space="preserve">Intel(R) </w:t>
-      </w:r>
-      <w:proofErr w:type="gramStart"/>
-      <w:r>
-        <w:rPr>
-          <w:lang w:val="en-US"/>
-        </w:rPr>
-        <w:t>Core(</w:t>
-      </w:r>
-      <w:proofErr w:type="gramEnd"/>
-      <w:r>
-        <w:rPr>
-          <w:lang w:val="en-US"/>
-        </w:rPr>
-        <w:t>TM) i5-7400 CPU @ 3.00GHz (3.00 GHz)</w:t>
+        <w:t>Intel(R) Core(TM) i5-7400 CPU @ 3.00GHz (3.00 GHz)</w:t>
       </w:r>
       <w:r>
         <w:rPr>
@@ -5335,21 +5351,13 @@
         <w:pStyle w:val="a3"/>
       </w:pPr>
       <w:r>
-        <w:t xml:space="preserve">Для работы с репозиторием применялись встроенные средства Visual Studio 2022, а также веб-сервис </w:t>
-      </w:r>
-      <w:proofErr w:type="gramStart"/>
-      <w:r>
-        <w:t>GitHub</w:t>
+        <w:t>Для работы с репозиторием применялись встроенные средства Visual Studio 2022, а также веб-сервис GitHub</w:t>
       </w:r>
       <w:r>
         <w:t xml:space="preserve"> </w:t>
       </w:r>
       <w:r>
-        <w:t xml:space="preserve"> для</w:t>
-      </w:r>
-      <w:proofErr w:type="gramEnd"/>
-      <w:r>
-        <w:t xml:space="preserve"> хранения удалённой версии проекта. Использование системы контроля версий позволило фиксировать изменения, отслеживать историю разработки и обеспечивать сохранность исходного кода.</w:t>
+        <w:t xml:space="preserve"> для хранения удалённой версии проекта. Использование системы контроля версий позволило фиксировать изменения, отслеживать историю разработки и обеспечивать сохранность исходного кода.</w:t>
       </w:r>
     </w:p>
     <w:p>
@@ -5372,10 +5380,10 @@
       </w:pPr>
       <w:r>
         <w:drawing>
-          <wp:inline distT="0" distB="0" distL="0" distR="0" wp14:anchorId="7C371B55" wp14:editId="2483DC6D">
-            <wp:extent cx="5932805" cy="3338830"/>
-            <wp:effectExtent l="0" t="0" r="0" b="0"/>
-            <wp:docPr id="7" name="Рисунок 7"/>
+          <wp:inline distT="0" distB="0" distL="0" distR="0" wp14:anchorId="68D69ABC" wp14:editId="00AC777F">
+            <wp:extent cx="5932805" cy="3019425"/>
+            <wp:effectExtent l="0" t="0" r="0" b="9525"/>
+            <wp:docPr id="3" name="Рисунок 3"/>
             <wp:cNvGraphicFramePr>
               <a:graphicFrameLocks xmlns:a="http://schemas.openxmlformats.org/drawingml/2006/main" noChangeAspect="1"/>
             </wp:cNvGraphicFramePr>
@@ -5383,7 +5391,7 @@
               <a:graphicData uri="http://schemas.openxmlformats.org/drawingml/2006/picture">
                 <pic:pic xmlns:pic="http://schemas.openxmlformats.org/drawingml/2006/picture">
                   <pic:nvPicPr>
-                    <pic:cNvPr id="0" name="Picture 7"/>
+                    <pic:cNvPr id="0" name="Picture 1"/>
                     <pic:cNvPicPr>
                       <a:picLocks noChangeAspect="1" noChangeArrowheads="1"/>
                     </pic:cNvPicPr>
@@ -5404,7 +5412,7 @@
                   <pic:spPr bwMode="auto">
                     <a:xfrm>
                       <a:off x="0" y="0"/>
-                      <a:ext cx="5932805" cy="3338830"/>
+                      <a:ext cx="5932805" cy="3019425"/>
                     </a:xfrm>
                     <a:prstGeom prst="rect">
                       <a:avLst/>
@@ -5552,56 +5560,93 @@
         <w:ind w:firstLine="709"/>
       </w:pPr>
       <w:r>
+        <w:t xml:space="preserve">На рисунке 4 показан </w:t>
+      </w:r>
+      <w:r>
+        <w:t>фрагмен</w:t>
+      </w:r>
+      <w:r>
+        <w:t>т</w:t>
+      </w:r>
+      <w:r>
+        <w:t xml:space="preserve"> </w:t>
+      </w:r>
+      <w:r>
+        <w:rPr>
+          <w:lang w:val="en-US"/>
+        </w:rPr>
+        <w:t>IDE</w:t>
+      </w:r>
+      <w:r>
+        <w:t xml:space="preserve"> </w:t>
+      </w:r>
+      <w:r>
+        <w:t xml:space="preserve">с установленной точкой останова </w:t>
+      </w:r>
+      <w:r>
+        <w:t>[</w:t>
+      </w:r>
+      <w:r>
+        <w:t>3</w:t>
+      </w:r>
+      <w:r>
+        <w:t xml:space="preserve">] </w:t>
+      </w:r>
+      <w:r>
+        <w:t>в метод</w:t>
+      </w:r>
+      <w:r>
+        <w:t xml:space="preserve">е создания новой записи о </w:t>
+      </w:r>
+      <w:r>
+        <w:t>товаре</w:t>
+      </w:r>
+      <w:r>
+        <w:t xml:space="preserve"> в БД.</w:t>
+      </w:r>
+    </w:p>
+    <w:p>
+      <w:pPr>
+        <w:pStyle w:val="afd"/>
+      </w:pPr>
+      <w:r>
         <w:lastRenderedPageBreak/>
-        <w:t xml:space="preserve">На рисунке 4 показан </w:t>
-      </w:r>
-      <w:r>
-        <w:t>фрагмен</w:t>
-      </w:r>
-      <w:r>
-        <w:t>т</w:t>
-      </w:r>
-      <w:r>
-        <w:t xml:space="preserve"> </w:t>
-      </w:r>
-      <w:r>
-        <w:rPr>
-          <w:lang w:val="en-US"/>
-        </w:rPr>
-        <w:t>IDE</w:t>
-      </w:r>
-      <w:r>
-        <w:t xml:space="preserve"> </w:t>
-      </w:r>
-      <w:r>
-        <w:t xml:space="preserve">с установленной точкой останова </w:t>
-      </w:r>
-      <w:r>
-        <w:t>[</w:t>
-      </w:r>
-      <w:r>
-        <w:t>3</w:t>
-      </w:r>
-      <w:r>
-        <w:t xml:space="preserve">] </w:t>
-      </w:r>
-      <w:r>
-        <w:t>в метод</w:t>
-      </w:r>
-      <w:r>
-        <w:t xml:space="preserve">е создания новой записи о </w:t>
-      </w:r>
-      <w:r>
-        <w:t>товаре</w:t>
-      </w:r>
-      <w:r>
-        <w:t xml:space="preserve"> в БД.</w:t>
-      </w:r>
-    </w:p>
-    <w:p>
-      <w:pPr>
-        <w:pStyle w:val="afd"/>
-      </w:pPr>
+        <w:drawing>
+          <wp:inline distT="0" distB="0" distL="0" distR="0" wp14:anchorId="1DE81D34" wp14:editId="041FAA36">
+            <wp:extent cx="5939790" cy="2487295"/>
+            <wp:effectExtent l="0" t="0" r="3810" b="8255"/>
+            <wp:docPr id="9" name="Рисунок 9"/>
+            <wp:cNvGraphicFramePr>
+              <a:graphicFrameLocks xmlns:a="http://schemas.openxmlformats.org/drawingml/2006/main" noChangeAspect="1"/>
+            </wp:cNvGraphicFramePr>
+            <a:graphic xmlns:a="http://schemas.openxmlformats.org/drawingml/2006/main">
+              <a:graphicData uri="http://schemas.openxmlformats.org/drawingml/2006/picture">
+                <pic:pic xmlns:pic="http://schemas.openxmlformats.org/drawingml/2006/picture">
+                  <pic:nvPicPr>
+                    <pic:cNvPr id="1" name=""/>
+                    <pic:cNvPicPr/>
+                  </pic:nvPicPr>
+                  <pic:blipFill>
+                    <a:blip r:embed="rId11"/>
+                    <a:stretch>
+                      <a:fillRect/>
+                    </a:stretch>
+                  </pic:blipFill>
+                  <pic:spPr>
+                    <a:xfrm>
+                      <a:off x="0" y="0"/>
+                      <a:ext cx="5939790" cy="2487295"/>
+                    </a:xfrm>
+                    <a:prstGeom prst="rect">
+                      <a:avLst/>
+                    </a:prstGeom>
+                  </pic:spPr>
+                </pic:pic>
+              </a:graphicData>
+            </a:graphic>
+          </wp:inline>
+        </w:drawing>
+      </w:r>
     </w:p>
     <w:p>
       <w:pPr>
@@ -6277,7 +6322,7 @@
                     <pic:cNvPicPr/>
                   </pic:nvPicPr>
                   <pic:blipFill>
-                    <a:blip r:embed="rId11"/>
+                    <a:blip r:embed="rId12"/>
                     <a:stretch>
                       <a:fillRect/>
                     </a:stretch>
@@ -6506,21 +6551,7 @@
         <w:rPr>
           <w:lang w:val="en-US"/>
         </w:rPr>
-        <w:t xml:space="preserve">public void </w:t>
-      </w:r>
-      <w:proofErr w:type="gramStart"/>
-      <w:r>
-        <w:rPr>
-          <w:lang w:val="en-US"/>
-        </w:rPr>
-        <w:t>SellProduct(</w:t>
-      </w:r>
-      <w:proofErr w:type="gramEnd"/>
-      <w:r>
-        <w:rPr>
-          <w:lang w:val="en-US"/>
-        </w:rPr>
-        <w:t>Product product, int quantity, decimal price)</w:t>
+        <w:t>public void SellProduct(Product product, int quantity, decimal price)</w:t>
       </w:r>
     </w:p>
     <w:p>
@@ -6549,21 +6580,7 @@
         <w:rPr>
           <w:lang w:val="en-US"/>
         </w:rPr>
-        <w:t xml:space="preserve">    using (var context = new </w:t>
-      </w:r>
-      <w:proofErr w:type="gramStart"/>
-      <w:r>
-        <w:rPr>
-          <w:lang w:val="en-US"/>
-        </w:rPr>
-        <w:t>TodbContext(</w:t>
-      </w:r>
-      <w:proofErr w:type="gramEnd"/>
-      <w:r>
-        <w:rPr>
-          <w:lang w:val="en-US"/>
-        </w:rPr>
-        <w:t>))</w:t>
+        <w:t xml:space="preserve">    using (var context = new TodbContext())</w:t>
       </w:r>
     </w:p>
     <w:p>
@@ -6596,30 +6613,13 @@
         </w:rPr>
       </w:pPr>
       <w:r>
-        <w:rPr>
-          <w:lang w:val="en-US"/>
-        </w:rPr>
         <w:t xml:space="preserve">        </w:t>
       </w:r>
       <w:r>
         <w:rPr>
           <w:lang w:val="en-US"/>
         </w:rPr>
-        <w:t xml:space="preserve">var dbProduct = </w:t>
-      </w:r>
-      <w:proofErr w:type="gramStart"/>
-      <w:r>
-        <w:rPr>
-          <w:lang w:val="en-US"/>
-        </w:rPr>
-        <w:t>context.Products.FirstOrDefault</w:t>
-      </w:r>
-      <w:proofErr w:type="gramEnd"/>
-      <w:r>
-        <w:rPr>
-          <w:lang w:val="en-US"/>
-        </w:rPr>
-        <w:t>(p =&gt; p.Id == product.Id);</w:t>
+        <w:t>var dbProduct = context.Products.FirstOrDefault(p =&gt; p.Id == product.Id);</w:t>
       </w:r>
     </w:p>
     <w:p>
@@ -6672,21 +6672,7 @@
         <w:rPr>
           <w:lang w:val="en-US"/>
         </w:rPr>
-        <w:t xml:space="preserve">            throw new </w:t>
-      </w:r>
-      <w:proofErr w:type="gramStart"/>
-      <w:r>
-        <w:rPr>
-          <w:lang w:val="en-US"/>
-        </w:rPr>
-        <w:t>Exception(</w:t>
-      </w:r>
-      <w:proofErr w:type="gramEnd"/>
-      <w:r>
-        <w:rPr>
-          <w:lang w:val="en-US"/>
-        </w:rPr>
-        <w:t>"</w:t>
+        <w:t xml:space="preserve">            throw new Exception("</w:t>
       </w:r>
       <w:r>
         <w:t>Товар</w:t>
@@ -6719,9 +6705,6 @@
     <w:p>
       <w:pPr>
         <w:pStyle w:val="aff0"/>
-        <w:rPr>
-          <w:lang w:val="en-US"/>
-        </w:rPr>
       </w:pPr>
       <w:r>
         <w:rPr>
@@ -6746,39 +6729,206 @@
         <w:pStyle w:val="aff0"/>
       </w:pPr>
       <w:r>
-        <w:t xml:space="preserve">        if (dbProduct.Quantity </w:t>
-      </w:r>
-      <w:proofErr w:type="gramStart"/>
-      <w:r>
-        <w:t>&lt; quantity</w:t>
-      </w:r>
-      <w:proofErr w:type="gramEnd"/>
-      <w:r>
+        <w:t xml:space="preserve">        if (dbProduct.Quantity &lt; quantity)</w:t>
+      </w:r>
+    </w:p>
+    <w:p>
+      <w:pPr>
+        <w:pStyle w:val="aff0"/>
+      </w:pPr>
+      <w:r>
+        <w:t xml:space="preserve">        {</w:t>
+      </w:r>
+    </w:p>
+    <w:p>
+      <w:pPr>
+        <w:pStyle w:val="aff0"/>
+      </w:pPr>
+      <w:r>
+        <w:t xml:space="preserve">            throw new Exception("Недостаточно товара на складе");</w:t>
+      </w:r>
+    </w:p>
+    <w:p>
+      <w:pPr>
+        <w:pStyle w:val="aff0"/>
+      </w:pPr>
+      <w:r>
+        <w:t xml:space="preserve">        }</w:t>
+      </w:r>
+    </w:p>
+    <w:p>
+      <w:pPr>
+        <w:pStyle w:val="aff0"/>
+      </w:pPr>
+      <w:r>
+        <w:t xml:space="preserve">        // Создаём запись о продаже</w:t>
+      </w:r>
+    </w:p>
+    <w:p>
+      <w:pPr>
+        <w:pStyle w:val="aff0"/>
+      </w:pPr>
+      <w:r>
+        <w:t xml:space="preserve">        var sale = new Sale</w:t>
+      </w:r>
+    </w:p>
+    <w:p>
+      <w:pPr>
+        <w:pStyle w:val="aff0"/>
+        <w:rPr>
+          <w:lang w:val="en-US"/>
+        </w:rPr>
+      </w:pPr>
+      <w:r>
+        <w:t xml:space="preserve">        </w:t>
+      </w:r>
+      <w:r>
+        <w:rPr>
+          <w:lang w:val="en-US"/>
+        </w:rPr>
+        <w:t>{</w:t>
+      </w:r>
+    </w:p>
+    <w:p>
+      <w:pPr>
+        <w:pStyle w:val="aff0"/>
+        <w:rPr>
+          <w:lang w:val="en-US"/>
+        </w:rPr>
+      </w:pPr>
+      <w:r>
+        <w:rPr>
+          <w:lang w:val="en-US"/>
+        </w:rPr>
+        <w:t xml:space="preserve">            Date = DateTime.Now,</w:t>
+      </w:r>
+    </w:p>
+    <w:p>
+      <w:pPr>
+        <w:pStyle w:val="aff0"/>
+        <w:rPr>
+          <w:lang w:val="en-US"/>
+        </w:rPr>
+      </w:pPr>
+      <w:r>
+        <w:rPr>
+          <w:lang w:val="en-US"/>
+        </w:rPr>
+        <w:t xml:space="preserve">            TotalAmount = quantity * price</w:t>
+      </w:r>
+    </w:p>
+    <w:p>
+      <w:pPr>
+        <w:pStyle w:val="aff0"/>
+        <w:rPr>
+          <w:lang w:val="en-US"/>
+        </w:rPr>
+      </w:pPr>
+      <w:r>
+        <w:rPr>
+          <w:lang w:val="en-US"/>
+        </w:rPr>
+        <w:t xml:space="preserve">        };</w:t>
+      </w:r>
+    </w:p>
+    <w:p>
+      <w:pPr>
+        <w:pStyle w:val="aff0"/>
+        <w:rPr>
+          <w:lang w:val="en-US"/>
+        </w:rPr>
+      </w:pPr>
+    </w:p>
+    <w:p>
+      <w:pPr>
+        <w:pStyle w:val="aff0"/>
+        <w:rPr>
+          <w:lang w:val="en-US"/>
+        </w:rPr>
+      </w:pPr>
+      <w:r>
+        <w:rPr>
+          <w:lang w:val="en-US"/>
+        </w:rPr>
+        <w:t xml:space="preserve">        // </w:t>
+      </w:r>
+      <w:r>
+        <w:t>Создаём</w:t>
+      </w:r>
+      <w:r>
+        <w:rPr>
+          <w:lang w:val="en-US"/>
+        </w:rPr>
+        <w:t xml:space="preserve"> </w:t>
+      </w:r>
+      <w:r>
+        <w:t>строку</w:t>
+      </w:r>
+      <w:r>
+        <w:rPr>
+          <w:lang w:val="en-US"/>
+        </w:rPr>
+        <w:t xml:space="preserve"> </w:t>
+      </w:r>
+      <w:r>
+        <w:t>продажи</w:t>
+      </w:r>
+      <w:r>
+        <w:rPr>
+          <w:lang w:val="en-US"/>
+        </w:rPr>
+        <w:t xml:space="preserve"> (</w:t>
+      </w:r>
+      <w:r>
+        <w:t>позицию</w:t>
+      </w:r>
+      <w:r>
+        <w:rPr>
+          <w:lang w:val="en-US"/>
+        </w:rPr>
         <w:t>)</w:t>
       </w:r>
     </w:p>
     <w:p>
       <w:pPr>
         <w:pStyle w:val="aff0"/>
-      </w:pPr>
-      <w:r>
+        <w:rPr>
+          <w:lang w:val="en-US"/>
+        </w:rPr>
+      </w:pPr>
+      <w:r>
+        <w:rPr>
+          <w:lang w:val="en-US"/>
+        </w:rPr>
+        <w:t xml:space="preserve">        var saleItem = new SaleItem</w:t>
+      </w:r>
+    </w:p>
+    <w:p>
+      <w:pPr>
+        <w:pStyle w:val="aff0"/>
+        <w:rPr>
+          <w:lang w:val="en-US"/>
+        </w:rPr>
+      </w:pPr>
+      <w:r>
+        <w:rPr>
+          <w:lang w:val="en-US"/>
+        </w:rPr>
         <w:t xml:space="preserve">        {</w:t>
       </w:r>
     </w:p>
     <w:p>
       <w:pPr>
         <w:pStyle w:val="aff0"/>
-      </w:pPr>
-      <w:r>
-        <w:t xml:space="preserve">            throw new </w:t>
-      </w:r>
-      <w:proofErr w:type="gramStart"/>
-      <w:r>
-        <w:t>Exception(</w:t>
-      </w:r>
-      <w:proofErr w:type="gramEnd"/>
-      <w:r>
-        <w:t>"Недостаточно товара на складе");</w:t>
+        <w:rPr>
+          <w:lang w:val="en-US"/>
+        </w:rPr>
+      </w:pPr>
+      <w:r>
+        <w:rPr>
+          <w:lang w:val="en-US"/>
+        </w:rPr>
+        <w:t xml:space="preserve">            ProductId = dbProduct.Id,</w:t>
       </w:r>
     </w:p>
     <w:p>
@@ -6789,7 +6939,10 @@
         </w:rPr>
       </w:pPr>
       <w:r>
-        <w:t xml:space="preserve">        }</w:t>
+        <w:rPr>
+          <w:lang w:val="en-US"/>
+        </w:rPr>
+        <w:t xml:space="preserve">            Quantity = quantity,</w:t>
       </w:r>
     </w:p>
     <w:p>
@@ -6797,7 +6950,13 @@
         <w:pStyle w:val="aff0"/>
       </w:pPr>
       <w:r>
-        <w:t xml:space="preserve">        // Создаём запись о продаже</w:t>
+        <w:rPr>
+          <w:lang w:val="en-US"/>
+        </w:rPr>
+        <w:t xml:space="preserve">            </w:t>
+      </w:r>
+      <w:r>
+        <w:t>Price = price</w:t>
       </w:r>
     </w:p>
     <w:p>
@@ -6805,12 +6964,20 @@
         <w:pStyle w:val="aff0"/>
       </w:pPr>
       <w:r>
-        <w:t xml:space="preserve">        var sale = new Sale</w:t>
+        <w:t xml:space="preserve">        };</w:t>
       </w:r>
     </w:p>
     <w:p>
       <w:pPr>
         <w:pStyle w:val="aff0"/>
+      </w:pPr>
+      <w:r>
+        <w:t xml:space="preserve">        // Добавляем данные в контекст</w:t>
+      </w:r>
+    </w:p>
+    <w:p>
+      <w:pPr>
+        <w:pStyle w:val="aff0"/>
         <w:rPr>
           <w:lang w:val="en-US"/>
         </w:rPr>
@@ -6822,7 +6989,7 @@
         <w:rPr>
           <w:lang w:val="en-US"/>
         </w:rPr>
-        <w:t>{</w:t>
+        <w:t>context.Sales.Add(sale);</w:t>
       </w:r>
     </w:p>
     <w:p>
@@ -6836,7 +7003,7 @@
         <w:rPr>
           <w:lang w:val="en-US"/>
         </w:rPr>
-        <w:t xml:space="preserve">            Date = DateTime.Now,</w:t>
+        <w:t xml:space="preserve">        context.SaleItems.Add(saleItem);</w:t>
       </w:r>
     </w:p>
     <w:p>
@@ -6846,12 +7013,6 @@
           <w:lang w:val="en-US"/>
         </w:rPr>
       </w:pPr>
-      <w:r>
-        <w:rPr>
-          <w:lang w:val="en-US"/>
-        </w:rPr>
-        <w:t xml:space="preserve">            TotalAmount = quantity * price</w:t>
-      </w:r>
     </w:p>
     <w:p>
       <w:pPr>
@@ -6864,7 +7025,28 @@
         <w:rPr>
           <w:lang w:val="en-US"/>
         </w:rPr>
-        <w:t xml:space="preserve">        };</w:t>
+        <w:t xml:space="preserve">        // </w:t>
+      </w:r>
+      <w:r>
+        <w:t>Уменьшаем</w:t>
+      </w:r>
+      <w:r>
+        <w:rPr>
+          <w:lang w:val="en-US"/>
+        </w:rPr>
+        <w:t xml:space="preserve"> </w:t>
+      </w:r>
+      <w:r>
+        <w:t>остаток</w:t>
+      </w:r>
+      <w:r>
+        <w:rPr>
+          <w:lang w:val="en-US"/>
+        </w:rPr>
+        <w:t xml:space="preserve"> </w:t>
+      </w:r>
+      <w:r>
+        <w:t>товара</w:t>
       </w:r>
     </w:p>
     <w:p>
@@ -6874,6 +7056,12 @@
           <w:lang w:val="en-US"/>
         </w:rPr>
       </w:pPr>
+      <w:r>
+        <w:rPr>
+          <w:lang w:val="en-US"/>
+        </w:rPr>
+        <w:t xml:space="preserve">        dbProduct.Quantity -= quantity;</w:t>
+      </w:r>
     </w:p>
     <w:p>
       <w:pPr>
@@ -6882,284 +7070,27 @@
           <w:lang w:val="en-US"/>
         </w:rPr>
       </w:pPr>
-      <w:r>
-        <w:rPr>
-          <w:lang w:val="en-US"/>
-        </w:rPr>
-        <w:t xml:space="preserve">        // </w:t>
-      </w:r>
-      <w:r>
-        <w:t>Создаём</w:t>
-      </w:r>
-      <w:r>
-        <w:rPr>
-          <w:lang w:val="en-US"/>
-        </w:rPr>
-        <w:t xml:space="preserve"> </w:t>
-      </w:r>
-      <w:r>
-        <w:t>строку</w:t>
-      </w:r>
-      <w:r>
-        <w:rPr>
-          <w:lang w:val="en-US"/>
-        </w:rPr>
-        <w:t xml:space="preserve"> </w:t>
-      </w:r>
-      <w:r>
-        <w:t>продажи</w:t>
-      </w:r>
-      <w:r>
-        <w:rPr>
-          <w:lang w:val="en-US"/>
-        </w:rPr>
-        <w:t xml:space="preserve"> (</w:t>
-      </w:r>
-      <w:r>
-        <w:t>позицию</w:t>
-      </w:r>
-      <w:r>
-        <w:rPr>
-          <w:lang w:val="en-US"/>
-        </w:rPr>
-        <w:t>)</w:t>
-      </w:r>
     </w:p>
     <w:p>
       <w:pPr>
         <w:pStyle w:val="aff0"/>
-        <w:rPr>
-          <w:lang w:val="en-US"/>
-        </w:rPr>
-      </w:pPr>
-      <w:r>
-        <w:rPr>
-          <w:lang w:val="en-US"/>
-        </w:rPr>
-        <w:t xml:space="preserve">        var saleItem = new SaleItem</w:t>
+      </w:pPr>
+      <w:r>
+        <w:rPr>
+          <w:lang w:val="en-US"/>
+        </w:rPr>
+        <w:t xml:space="preserve">        </w:t>
+      </w:r>
+      <w:r>
+        <w:t>// Сохраняем изменения в базе данных</w:t>
       </w:r>
     </w:p>
     <w:p>
       <w:pPr>
         <w:pStyle w:val="aff0"/>
-        <w:rPr>
-          <w:lang w:val="en-US"/>
-        </w:rPr>
-      </w:pPr>
-      <w:r>
-        <w:rPr>
-          <w:lang w:val="en-US"/>
-        </w:rPr>
-        <w:t xml:space="preserve">        {</w:t>
-      </w:r>
-    </w:p>
-    <w:p>
-      <w:pPr>
-        <w:pStyle w:val="aff0"/>
-        <w:rPr>
-          <w:lang w:val="en-US"/>
-        </w:rPr>
-      </w:pPr>
-      <w:r>
-        <w:rPr>
-          <w:lang w:val="en-US"/>
-        </w:rPr>
-        <w:t xml:space="preserve">            ProductId = dbProduct.Id,</w:t>
-      </w:r>
-    </w:p>
-    <w:p>
-      <w:pPr>
-        <w:pStyle w:val="aff0"/>
-        <w:rPr>
-          <w:lang w:val="en-US"/>
-        </w:rPr>
-      </w:pPr>
-      <w:r>
-        <w:rPr>
-          <w:lang w:val="en-US"/>
-        </w:rPr>
-        <w:t xml:space="preserve">            Quantity = quantity,</w:t>
-      </w:r>
-    </w:p>
-    <w:p>
-      <w:pPr>
-        <w:pStyle w:val="aff0"/>
-      </w:pPr>
-      <w:r>
-        <w:rPr>
-          <w:lang w:val="en-US"/>
-        </w:rPr>
-        <w:t xml:space="preserve">            </w:t>
-      </w:r>
-      <w:r>
-        <w:t>Price = price</w:t>
-      </w:r>
-    </w:p>
-    <w:p>
-      <w:pPr>
-        <w:pStyle w:val="aff0"/>
-        <w:rPr>
-          <w:lang w:val="en-US"/>
-        </w:rPr>
-      </w:pPr>
-      <w:r>
-        <w:t xml:space="preserve">        };</w:t>
-      </w:r>
-    </w:p>
-    <w:p>
-      <w:pPr>
-        <w:pStyle w:val="aff0"/>
-      </w:pPr>
-      <w:r>
-        <w:t xml:space="preserve">        // Добавляем данные в контекст</w:t>
-      </w:r>
-    </w:p>
-    <w:p>
-      <w:pPr>
-        <w:pStyle w:val="aff0"/>
-        <w:rPr>
-          <w:lang w:val="en-US"/>
-        </w:rPr>
-      </w:pPr>
-      <w:r>
-        <w:t xml:space="preserve">        </w:t>
-      </w:r>
-      <w:proofErr w:type="gramStart"/>
-      <w:r>
-        <w:rPr>
-          <w:lang w:val="en-US"/>
-        </w:rPr>
-        <w:t>context.Sales.Add</w:t>
-      </w:r>
-      <w:proofErr w:type="gramEnd"/>
-      <w:r>
-        <w:rPr>
-          <w:lang w:val="en-US"/>
-        </w:rPr>
-        <w:t>(sale);</w:t>
-      </w:r>
-    </w:p>
-    <w:p>
-      <w:pPr>
-        <w:pStyle w:val="aff0"/>
-        <w:rPr>
-          <w:lang w:val="en-US"/>
-        </w:rPr>
-      </w:pPr>
-      <w:r>
-        <w:rPr>
-          <w:lang w:val="en-US"/>
-        </w:rPr>
-        <w:t xml:space="preserve">        </w:t>
-      </w:r>
-      <w:proofErr w:type="gramStart"/>
-      <w:r>
-        <w:rPr>
-          <w:lang w:val="en-US"/>
-        </w:rPr>
-        <w:t>context.SaleItems.Add</w:t>
-      </w:r>
-      <w:proofErr w:type="gramEnd"/>
-      <w:r>
-        <w:rPr>
-          <w:lang w:val="en-US"/>
-        </w:rPr>
-        <w:t>(saleItem);</w:t>
-      </w:r>
-    </w:p>
-    <w:p>
-      <w:pPr>
-        <w:pStyle w:val="aff0"/>
-        <w:rPr>
-          <w:lang w:val="en-US"/>
-        </w:rPr>
-      </w:pPr>
-    </w:p>
-    <w:p>
-      <w:pPr>
-        <w:pStyle w:val="aff0"/>
-        <w:rPr>
-          <w:lang w:val="en-US"/>
-        </w:rPr>
-      </w:pPr>
-      <w:r>
-        <w:rPr>
-          <w:lang w:val="en-US"/>
-        </w:rPr>
-        <w:t xml:space="preserve">        // </w:t>
-      </w:r>
-      <w:r>
-        <w:t>Уменьшаем</w:t>
-      </w:r>
-      <w:r>
-        <w:rPr>
-          <w:lang w:val="en-US"/>
-        </w:rPr>
-        <w:t xml:space="preserve"> </w:t>
-      </w:r>
-      <w:r>
-        <w:t>остаток</w:t>
-      </w:r>
-      <w:r>
-        <w:rPr>
-          <w:lang w:val="en-US"/>
-        </w:rPr>
-        <w:t xml:space="preserve"> </w:t>
-      </w:r>
-      <w:r>
-        <w:t>товара</w:t>
-      </w:r>
-    </w:p>
-    <w:p>
-      <w:pPr>
-        <w:pStyle w:val="aff0"/>
-        <w:rPr>
-          <w:lang w:val="en-US"/>
-        </w:rPr>
-      </w:pPr>
-      <w:r>
-        <w:rPr>
-          <w:lang w:val="en-US"/>
-        </w:rPr>
-        <w:t xml:space="preserve">        dbProduct.Quantity -= quantity;</w:t>
-      </w:r>
-    </w:p>
-    <w:p>
-      <w:pPr>
-        <w:pStyle w:val="aff0"/>
-        <w:rPr>
-          <w:lang w:val="en-US"/>
-        </w:rPr>
-      </w:pPr>
-    </w:p>
-    <w:p>
-      <w:pPr>
-        <w:pStyle w:val="aff0"/>
-      </w:pPr>
-      <w:r>
-        <w:rPr>
-          <w:lang w:val="en-US"/>
-        </w:rPr>
-        <w:t xml:space="preserve">        </w:t>
-      </w:r>
-      <w:r>
-        <w:t>// Сохраняем изменения в базе данных</w:t>
-      </w:r>
-    </w:p>
-    <w:p>
-      <w:pPr>
-        <w:pStyle w:val="aff0"/>
-      </w:pPr>
-      <w:r>
-        <w:t xml:space="preserve">        </w:t>
-      </w:r>
-      <w:proofErr w:type="gramStart"/>
-      <w:r>
-        <w:t>context.SaveChanges</w:t>
-      </w:r>
-      <w:proofErr w:type="gramEnd"/>
-      <w:r>
-        <w:t>();</w:t>
+      </w:pPr>
+      <w:r>
+        <w:t xml:space="preserve">        context.SaveChanges();</w:t>
       </w:r>
     </w:p>
     <w:p>
@@ -7218,7 +7149,7 @@
                     </pic:cNvPicPr>
                   </pic:nvPicPr>
                   <pic:blipFill>
-                    <a:blip r:embed="rId12">
+                    <a:blip r:embed="rId13">
                       <a:extLst>
                         <a:ext uri="{28A0092B-C50C-407E-A947-70E740481C1C}">
                           <a14:useLocalDpi xmlns:a14="http://schemas.microsoft.com/office/drawing/2010/main" val="0"/>
@@ -7302,7 +7233,7 @@
                     </pic:cNvPicPr>
                   </pic:nvPicPr>
                   <pic:blipFill>
-                    <a:blip r:embed="rId13">
+                    <a:blip r:embed="rId14">
                       <a:extLst>
                         <a:ext uri="{28A0092B-C50C-407E-A947-70E740481C1C}">
                           <a14:useLocalDpi xmlns:a14="http://schemas.microsoft.com/office/drawing/2010/main" val="0"/>
@@ -7630,23 +7561,7 @@
       </w:pPr>
       <w:bookmarkStart w:id="29" w:name="_Ref199790306"/>
       <w:r>
-        <w:t xml:space="preserve">Голицына, О. Л. Базы </w:t>
-      </w:r>
-      <w:proofErr w:type="gramStart"/>
-      <w:r>
-        <w:t>данных :</w:t>
-      </w:r>
-      <w:proofErr w:type="gramEnd"/>
-      <w:r>
-        <w:t xml:space="preserve"> учебное пособие / О. Л. Голицына, Н. В. Максимов, И. И. Попов. – 4-е изд., перераб. и доп. – </w:t>
-      </w:r>
-      <w:proofErr w:type="gramStart"/>
-      <w:r>
-        <w:t>Москва :</w:t>
-      </w:r>
-      <w:proofErr w:type="gramEnd"/>
-      <w:r>
-        <w:t xml:space="preserve"> ФОРУМ : ИНФРА-М, 2023. – </w:t>
+        <w:t xml:space="preserve">Голицына, О. Л. Базы данных : учебное пособие / О. Л. Голицына, Н. В. Максимов, И. И. Попов. – 4-е изд., перераб. и доп. – Москва : ФОРУМ : ИНФРА-М, 2023. – </w:t>
       </w:r>
       <w:r>
         <w:t>400</w:t>
@@ -7654,7 +7569,7 @@
       <w:r>
         <w:t xml:space="preserve"> с. – (Высшее образование: Бакалавриат). – URL: </w:t>
       </w:r>
-      <w:hyperlink r:id="rId14" w:history="1">
+      <w:hyperlink r:id="rId15" w:history="1">
         <w:r>
           <w:t>https://znanium.om/catalog/product/1937956</w:t>
         </w:r>
@@ -7678,15 +7593,7 @@
         <w:t>6</w:t>
       </w:r>
       <w:r>
-        <w:t xml:space="preserve">). – Режим доступа: по подписке. – </w:t>
-      </w:r>
-      <w:proofErr w:type="gramStart"/>
-      <w:r>
-        <w:t>Текст :</w:t>
-      </w:r>
-      <w:proofErr w:type="gramEnd"/>
-      <w:r>
-        <w:t xml:space="preserve"> электронный.</w:t>
+        <w:t>). – Режим доступа: по подписке. – Текст : электронный.</w:t>
       </w:r>
       <w:bookmarkEnd w:id="29"/>
     </w:p>
@@ -7703,15 +7610,7 @@
       </w:pPr>
       <w:bookmarkStart w:id="30" w:name="_Ref199790546"/>
       <w:r>
-        <w:t xml:space="preserve">Голицына, О. Л. Программное </w:t>
-      </w:r>
-      <w:proofErr w:type="gramStart"/>
-      <w:r>
-        <w:t>обеспечение :</w:t>
-      </w:r>
-      <w:proofErr w:type="gramEnd"/>
-      <w:r>
-        <w:t xml:space="preserve"> учебное пособие / О. Л. Голицына, Т. Л. Партыка, И. И. Попов. </w:t>
+        <w:t xml:space="preserve">Голицына, О. Л. Программное обеспечение : учебное пособие / О. Л. Голицына, Т. Л. Партыка, И. И. Попов. </w:t>
       </w:r>
       <w:r>
         <w:t>–</w:t>
@@ -7722,27 +7621,14 @@
       <w:r>
         <w:t xml:space="preserve">– </w:t>
       </w:r>
-      <w:proofErr w:type="gramStart"/>
-      <w:r>
-        <w:t>Москва :</w:t>
-      </w:r>
-      <w:proofErr w:type="gramEnd"/>
-      <w:r>
-        <w:t xml:space="preserve"> ФОРУМ : ИНФРА-М, 2021. </w:t>
+      <w:r>
+        <w:t xml:space="preserve">Москва : ФОРУМ : ИНФРА-М, 2021. </w:t>
       </w:r>
       <w:r>
         <w:t xml:space="preserve">– </w:t>
       </w:r>
       <w:r>
-        <w:t xml:space="preserve">447 </w:t>
-      </w:r>
-      <w:proofErr w:type="gramStart"/>
-      <w:r>
-        <w:t>с. :</w:t>
-      </w:r>
-      <w:proofErr w:type="gramEnd"/>
-      <w:r>
-        <w:t xml:space="preserve"> ил. </w:t>
+        <w:t xml:space="preserve">447 с. : ил. </w:t>
       </w:r>
       <w:r>
         <w:t xml:space="preserve">– </w:t>
@@ -7753,13 +7639,8 @@
       <w:r>
         <w:t xml:space="preserve">– </w:t>
       </w:r>
-      <w:proofErr w:type="gramStart"/>
-      <w:r>
-        <w:t>Текст :</w:t>
-      </w:r>
-      <w:proofErr w:type="gramEnd"/>
-      <w:r>
-        <w:t xml:space="preserve"> электронный. </w:t>
+      <w:r>
+        <w:t xml:space="preserve">Текст : электронный. </w:t>
       </w:r>
       <w:r>
         <w:t xml:space="preserve">– </w:t>
@@ -7770,7 +7651,7 @@
       <w:r>
         <w:t xml:space="preserve"> </w:t>
       </w:r>
-      <w:hyperlink r:id="rId15" w:history="1">
+      <w:hyperlink r:id="rId16" w:history="1">
         <w:r>
           <w:t>https://znanium.ru/catalog/product/1189345</w:t>
         </w:r>
@@ -7817,15 +7698,7 @@
       </w:pPr>
       <w:bookmarkStart w:id="31" w:name="_Ref199790616"/>
       <w:r>
-        <w:t xml:space="preserve">Плаксин, М. А. Тестирование и отладка программ для профессионалов будущих и настоящих. – 4-е изд., электрон. – </w:t>
-      </w:r>
-      <w:proofErr w:type="gramStart"/>
-      <w:r>
-        <w:t>Москва :</w:t>
-      </w:r>
-      <w:proofErr w:type="gramEnd"/>
-      <w:r>
-        <w:t xml:space="preserve"> Лаборатория знаний, 2020. – 170 с. – </w:t>
+        <w:t xml:space="preserve">Плаксин, М. А. Тестирование и отладка программ для профессионалов будущих и настоящих. – 4-е изд., электрон. – Москва : Лаборатория знаний, 2020. – 170 с. – </w:t>
       </w:r>
       <w:r>
         <w:rPr>
@@ -7836,7 +7709,7 @@
       <w:r>
         <w:t xml:space="preserve">: </w:t>
       </w:r>
-      <w:hyperlink r:id="rId16" w:history="1">
+      <w:hyperlink r:id="rId17" w:history="1">
         <w:r>
           <w:rPr>
             <w:lang w:val="en-US"/>
@@ -7919,15 +7792,7 @@
         <w:t>–</w:t>
       </w:r>
       <w:r>
-        <w:t xml:space="preserve"> 6-е изд., перераб</w:t>
-      </w:r>
-      <w:proofErr w:type="gramStart"/>
-      <w:r>
-        <w:t>.</w:t>
-      </w:r>
-      <w:proofErr w:type="gramEnd"/>
-      <w:r>
-        <w:t xml:space="preserve"> и доп. / М.</w:t>
+        <w:t xml:space="preserve"> 6-е изд., перераб. и доп. / М.</w:t>
       </w:r>
       <w:r>
         <w:t xml:space="preserve"> </w:t>
@@ -7939,15 +7804,7 @@
         <w:t>–</w:t>
       </w:r>
       <w:r>
-        <w:t xml:space="preserve"> Санкт-</w:t>
-      </w:r>
-      <w:proofErr w:type="gramStart"/>
-      <w:r>
-        <w:t>Петербург :</w:t>
-      </w:r>
-      <w:proofErr w:type="gramEnd"/>
-      <w:r>
-        <w:t xml:space="preserve"> БХВ-Петербург, 2024. </w:t>
+        <w:t xml:space="preserve"> Санкт-Петербург : БХВ-Петербург, 2024. </w:t>
       </w:r>
       <w:r>
         <w:t>–</w:t>
@@ -7967,7 +7824,7 @@
       <w:r>
         <w:t xml:space="preserve"> URL: </w:t>
       </w:r>
-      <w:hyperlink r:id="rId17" w:history="1">
+      <w:hyperlink r:id="rId18" w:history="1">
         <w:r>
           <w:t>https://ibooks.ru/bookshelf/396461/reading</w:t>
         </w:r>
@@ -8024,15 +7881,7 @@
       </w:pPr>
       <w:bookmarkStart w:id="33" w:name="_Ref199791009"/>
       <w:r>
-        <w:t xml:space="preserve">Хорев, П. Б. Объектно-ориентированное программирование с примерами на C#. – </w:t>
-      </w:r>
-      <w:proofErr w:type="gramStart"/>
-      <w:r>
-        <w:t>Москва :</w:t>
-      </w:r>
-      <w:proofErr w:type="gramEnd"/>
-      <w:r>
-        <w:t xml:space="preserve"> Форум, 2020. – 200</w:t>
+        <w:t>Хорев, П. Б. Объектно-ориентированное программирование с примерами на C#. – Москва : Форум, 2020. – 200</w:t>
       </w:r>
       <w:r>
         <w:t xml:space="preserve"> </w:t>
@@ -8040,7 +7889,7 @@
       <w:r>
         <w:t>с. –URL:</w:t>
       </w:r>
-      <w:hyperlink r:id="rId18" w:history="1">
+      <w:hyperlink r:id="rId19" w:history="1">
         <w:r>
           <w:t>https://ibooks.ru/bookshelf/361450/reading</w:t>
         </w:r>
@@ -8081,7 +7930,7 @@
       <w:bookmarkEnd w:id="33"/>
     </w:p>
     <w:sectPr>
-      <w:footerReference w:type="default" r:id="rId19"/>
+      <w:footerReference w:type="default" r:id="rId20"/>
       <w:pgSz w:w="11906" w:h="16838"/>
       <w:pgMar w:top="1134" w:right="851" w:bottom="1134" w:left="1701" w:header="709" w:footer="709" w:gutter="0"/>
       <w:pgNumType w:start="1"/>

--- a/ТО_Маратканов.docx
+++ b/ТО_Маратканов.docx
@@ -8,7 +8,7 @@
           <w:docPartGallery w:val="Cover Pages"/>
           <w:docPartUnique w:val="true"/>
         </w:docPartObj>
-        <w:id w:val="1561111788"/>
+        <w:id w:val="579291114"/>
       </w:sdtPr>
       <w:sdtContent>
         <w:p>
@@ -821,6 +821,9 @@
               <w:widowControl w:val="false"/>
               <w:ind w:left="-113" w:right="-113" w:hanging="0"/>
               <w:jc w:val="center"/>
+              <w:rPr/>
+            </w:pPr>
+            <w:r>
               <w:rPr>
                 <w:rFonts w:eastAsia="Times New Roman" w:cs="Times New Roman"/>
                 <w:kern w:val="0"/>
@@ -829,7 +832,8 @@
                 <w:lang w:eastAsia="ru-RU"/>
                 <w14:ligatures w14:val="none"/>
               </w:rPr>
-            </w:pPr>
+              <w:t xml:space="preserve">ИП </w:t>
+            </w:r>
             <w:r>
               <w:rPr>
                 <w:rFonts w:eastAsia="Times New Roman" w:cs="Times New Roman"/>
@@ -839,7 +843,29 @@
                 <w:lang w:eastAsia="ru-RU"/>
                 <w14:ligatures w14:val="none"/>
               </w:rPr>
-              <w:t>ИП Белоусова</w:t>
+              <w:t>«</w:t>
+            </w:r>
+            <w:r>
+              <w:rPr>
+                <w:rFonts w:eastAsia="Times New Roman" w:cs="Times New Roman"/>
+                <w:kern w:val="0"/>
+                <w:sz w:val="40"/>
+                <w:szCs w:val="40"/>
+                <w:lang w:val="ru-RU" w:eastAsia="ru-RU"/>
+                <w14:ligatures w14:val="none"/>
+              </w:rPr>
+              <w:t>БЕЛОУСОВА ГАЛИНА НИКОЛАЕВНА</w:t>
+            </w:r>
+            <w:r>
+              <w:rPr>
+                <w:rFonts w:eastAsia="Times New Roman" w:cs="Times New Roman"/>
+                <w:kern w:val="0"/>
+                <w:sz w:val="40"/>
+                <w:szCs w:val="40"/>
+                <w:lang w:eastAsia="ru-RU"/>
+                <w14:ligatures w14:val="none"/>
+              </w:rPr>
+              <w:t>»</w:t>
             </w:r>
           </w:p>
         </w:tc>
@@ -3324,6 +3350,36 @@
       </w:pPr>
       <w:r>
         <w:rPr/>
+        <w:t xml:space="preserve">ПК – </w:t>
+      </w:r>
+      <w:bookmarkStart w:id="2" w:name="__DdeLink__1070_3673365693"/>
+      <w:r>
+        <w:rPr/>
+        <w:t>персональный компьютер</w:t>
+      </w:r>
+      <w:bookmarkEnd w:id="2"/>
+    </w:p>
+    <w:p>
+      <w:pPr>
+        <w:pStyle w:val="Style29"/>
+        <w:rPr>
+          <w:lang w:val="ru-RU"/>
+        </w:rPr>
+      </w:pPr>
+      <w:r>
+        <w:rPr>
+          <w:lang w:val="ru-RU"/>
+        </w:rPr>
+        <w:t>ПМ – программный модуль</w:t>
+      </w:r>
+    </w:p>
+    <w:p>
+      <w:pPr>
+        <w:pStyle w:val="Style29"/>
+        <w:rPr/>
+      </w:pPr>
+      <w:r>
+        <w:rPr/>
         <w:t>ПО – программное обеспечение</w:t>
       </w:r>
     </w:p>
@@ -3334,7 +3390,7 @@
       </w:pPr>
       <w:r>
         <w:rPr/>
-        <w:t>ПК – персональный компьютер</w:t>
+        <w:t>СУБД – система управления базами данных</w:t>
       </w:r>
     </w:p>
     <w:p>
@@ -3344,7 +3400,7 @@
       </w:pPr>
       <w:r>
         <w:rPr/>
-        <w:t>СУБД – система управления базами данных</w:t>
+        <w:t>ОС – операционная система</w:t>
       </w:r>
     </w:p>
     <w:p>
@@ -3354,7 +3410,6 @@
       </w:pPr>
       <w:r>
         <w:rPr/>
-        <w:t>ОС – операционная система</w:t>
       </w:r>
     </w:p>
     <w:p>
@@ -3364,16 +3419,45 @@
       </w:pPr>
       <w:r>
         <w:rPr/>
+        <w:t>IDE – интегрированная среда разработки</w:t>
       </w:r>
     </w:p>
     <w:p>
       <w:pPr>
         <w:pStyle w:val="Style29"/>
-        <w:rPr/>
-      </w:pPr>
-      <w:r>
-        <w:rPr/>
-        <w:t>IDE – интегрированная среда разработки</w:t>
+        <w:rPr>
+          <w:lang w:val="en-US"/>
+        </w:rPr>
+      </w:pPr>
+      <w:r>
+        <w:rPr>
+          <w:lang w:val="en-US"/>
+        </w:rPr>
+        <w:t xml:space="preserve">SQL – </w:t>
+      </w:r>
+      <w:r>
+        <w:rPr/>
+        <w:t>язык</w:t>
+      </w:r>
+      <w:r>
+        <w:rPr>
+          <w:lang w:val="en-US"/>
+        </w:rPr>
+        <w:t xml:space="preserve"> </w:t>
+      </w:r>
+      <w:r>
+        <w:rPr/>
+        <w:t>структурированных</w:t>
+      </w:r>
+      <w:r>
+        <w:rPr>
+          <w:lang w:val="en-US"/>
+        </w:rPr>
+        <w:t xml:space="preserve"> </w:t>
+      </w:r>
+      <w:r>
+        <w:rPr/>
+        <w:t>запросов</w:t>
       </w:r>
     </w:p>
     <w:p>
@@ -3387,31 +3471,13 @@
         <w:rPr>
           <w:lang w:val="en-US"/>
         </w:rPr>
-        <w:t xml:space="preserve">SQL – </w:t>
-      </w:r>
-      <w:r>
-        <w:rPr/>
-        <w:t>язык</w:t>
-      </w:r>
-      <w:r>
-        <w:rPr>
-          <w:lang w:val="en-US"/>
-        </w:rPr>
-        <w:t xml:space="preserve"> </w:t>
-      </w:r>
-      <w:r>
-        <w:rPr/>
-        <w:t>структурированных</w:t>
-      </w:r>
-      <w:r>
-        <w:rPr>
-          <w:lang w:val="en-US"/>
-        </w:rPr>
-        <w:t xml:space="preserve"> </w:t>
-      </w:r>
-      <w:r>
-        <w:rPr/>
-        <w:t>запросов</w:t>
+        <w:t>SSMS –</w:t>
+      </w:r>
+      <w:r>
+        <w:rPr>
+          <w:lang w:val="en-US"/>
+        </w:rPr>
+        <w:t xml:space="preserve"> SQL Server Management Studio</w:t>
       </w:r>
     </w:p>
     <w:p>
@@ -3425,41 +3491,7 @@
         <w:rPr>
           <w:lang w:val="en-US"/>
         </w:rPr>
-        <w:t>SSMS –</w:t>
-      </w:r>
-      <w:r>
-        <w:rPr>
-          <w:lang w:val="en-US"/>
-        </w:rPr>
-        <w:t xml:space="preserve"> SQL Server Management Studio</w:t>
-      </w:r>
-    </w:p>
-    <w:p>
-      <w:pPr>
-        <w:pStyle w:val="Style29"/>
-        <w:rPr>
-          <w:lang w:val="en-US"/>
-        </w:rPr>
-      </w:pPr>
-      <w:r>
-        <w:rPr>
-          <w:lang w:val="en-US"/>
-        </w:rPr>
-        <w:t xml:space="preserve">VS26 – </w:t>
-      </w:r>
-      <w:bookmarkStart w:id="2" w:name="__DdeLink__1063_3673365693"/>
-      <w:r>
-        <w:rPr>
-          <w:lang w:val="en-US"/>
-        </w:rPr>
-        <w:t>Visual Studio</w:t>
-      </w:r>
-      <w:bookmarkEnd w:id="2"/>
-      <w:r>
-        <w:rPr>
-          <w:lang w:val="en-US"/>
-        </w:rPr>
-        <w:t xml:space="preserve"> 2026</w:t>
+        <w:t>VS26 – Visual Studio 2026</w:t>
       </w:r>
     </w:p>
     <w:p>
@@ -3591,7 +3623,15 @@
       </w:pPr>
       <w:r>
         <w:rPr/>
-        <w:t>спроектировать структуру базы данных;</w:t>
+        <w:t xml:space="preserve">спроектировать структуру </w:t>
+      </w:r>
+      <w:r>
+        <w:rPr/>
+        <w:t>БД</w:t>
+      </w:r>
+      <w:r>
+        <w:rPr/>
+        <w:t>;</w:t>
       </w:r>
     </w:p>
     <w:p>
@@ -4286,15 +4326,6 @@
     </w:p>
     <w:p>
       <w:pPr>
-        <w:pStyle w:val="Style29"/>
-        <w:rPr/>
-      </w:pPr>
-      <w:r>
-        <w:rPr/>
-      </w:r>
-    </w:p>
-    <w:p>
-      <w:pPr>
         <w:pStyle w:val="2"/>
         <w:numPr>
           <w:ilvl w:val="1"/>
@@ -4634,7 +4665,7 @@
           <w:ilvl w:val="0"/>
           <w:numId w:val="0"/>
         </w:numPr>
-        <w:ind w:left="709" w:firstLine="709"/>
+        <w:ind w:left="709" w:hanging="0"/>
         <w:rPr/>
       </w:pPr>
       <w:r>
@@ -4995,7 +5026,15 @@
       </w:pPr>
       <w:r>
         <w:rPr/>
-        <w:t xml:space="preserve">Для хранения данных выбрана СУБД Microsoft SQL Server, обеспечивающая надежное хранение информации и поддержку работы с реляционными базами данных. </w:t>
+        <w:t xml:space="preserve">Для хранения данных выбрана СУБД Microsoft SQL Server, обеспечивающая надежное хранение информации и поддержку работы с реляционными </w:t>
+      </w:r>
+      <w:r>
+        <w:rPr/>
+        <w:t>БД</w:t>
+      </w:r>
+      <w:r>
+        <w:rPr/>
+        <w:t xml:space="preserve">. </w:t>
       </w:r>
     </w:p>
     <w:p>
@@ -5010,7 +5049,15 @@
       </w:pPr>
       <w:r>
         <w:rPr/>
-        <w:t>Взаимодействие с базой данных реализуется с использованием Entity Framework Core, позволяющего работать с данными через объектную модель.</w:t>
+        <w:t xml:space="preserve">Взаимодействие с </w:t>
+      </w:r>
+      <w:r>
+        <w:rPr/>
+        <w:t>БД</w:t>
+      </w:r>
+      <w:r>
+        <w:rPr/>
+        <w:t xml:space="preserve"> реализуется с использованием Entity Framework Core, позволяющего работать с данными через объектную модель.</w:t>
       </w:r>
     </w:p>
     <w:p>
@@ -5115,7 +5162,15 @@
       </w:pPr>
       <w:r>
         <w:rPr/>
-        <w:t>В качестве СУБД используется Microsoft SQL Server, структура базы данных спроектирована с учетом предметной области и включает основные сущности, такие как товары, категории, поставщики, документы поступления и продажи, а также остатки товаров.</w:t>
+        <w:t xml:space="preserve">В качестве СУБД используется Microsoft SQL Server, структура </w:t>
+      </w:r>
+      <w:r>
+        <w:rPr/>
+        <w:t>БД</w:t>
+      </w:r>
+      <w:r>
+        <w:rPr/>
+        <w:t xml:space="preserve"> спроектирована с учетом предметной области и включает основные сущности, такие как товары, категории, поставщики, документы поступления и продажи, а также остатки товаров.</w:t>
       </w:r>
     </w:p>
     <w:p>
@@ -5247,7 +5302,15 @@
       </w:pPr>
       <w:r>
         <w:rPr/>
-        <w:t xml:space="preserve">вкладки для перехода между разделами «Товары», «Справочники», «Поступление», «Продажа» и «Остатки»; </w:t>
+        <w:t>вкладки для перехода между разделами «</w:t>
+      </w:r>
+      <w:r>
+        <w:rPr/>
+        <w:t>Сводка</w:t>
+      </w:r>
+      <w:r>
+        <w:rPr/>
+        <w:t xml:space="preserve">», «Товары», «Справочники», «Поступление», «Продажа» и «Остатки»; </w:t>
       </w:r>
     </w:p>
     <w:p>
@@ -5458,7 +5521,15 @@
       </w:pPr>
       <w:r>
         <w:rPr/>
-        <w:t>«Entity Framework Core» – технология объектно-реляционного отображения, обеспечивающая взаимодействие с базой данных;</w:t>
+        <w:t xml:space="preserve">«Entity Framework Core» – технология объектно-реляционного отображения, обеспечивающая взаимодействие с </w:t>
+      </w:r>
+      <w:r>
+        <w:rPr/>
+        <w:t>БД</w:t>
+      </w:r>
+      <w:r>
+        <w:rPr/>
+        <w:t>;</w:t>
       </w:r>
     </w:p>
     <w:p>
@@ -5486,7 +5557,15 @@
       </w:pPr>
       <w:r>
         <w:rPr/>
-        <w:t>«Microsoft.EntityFrameworkCore.Tools» – инструменты для создания миграций и управления структурой базы данных;</w:t>
+        <w:t xml:space="preserve">«Microsoft.EntityFrameworkCore.Tools» – инструменты для создания миграций и управления структурой </w:t>
+      </w:r>
+      <w:r>
+        <w:rPr/>
+        <w:t>БД</w:t>
+      </w:r>
+      <w:r>
+        <w:rPr/>
+        <w:t>;</w:t>
       </w:r>
     </w:p>
     <w:p>
@@ -5997,8 +6076,8 @@
             </w:pPr>
             <w:r>
               <w:rPr>
-                <w:sz w:val="22"/>
-                <w:szCs w:val="18"/>
+                <w:sz w:val="24"/>
+                <w:szCs w:val="24"/>
               </w:rPr>
               <w:t>Открыть приложение, перейти на вкладку «Товары»</w:t>
             </w:r>
@@ -6024,8 +6103,8 @@
             </w:pPr>
             <w:r>
               <w:rPr>
-                <w:sz w:val="22"/>
-                <w:szCs w:val="18"/>
+                <w:sz w:val="24"/>
+                <w:szCs w:val="24"/>
               </w:rPr>
               <w:t>Отображается список товаров</w:t>
             </w:r>
@@ -6072,27 +6151,30 @@
               <w:pStyle w:val="Normal"/>
               <w:spacing w:lineRule="auto" w:line="240" w:before="0" w:after="0"/>
               <w:jc w:val="left"/>
-              <w:rPr/>
+              <w:rPr>
+                <w:sz w:val="24"/>
+                <w:szCs w:val="24"/>
+              </w:rPr>
             </w:pPr>
             <w:r>
               <w:rPr>
-                <w:sz w:val="22"/>
-                <w:szCs w:val="18"/>
+                <w:sz w:val="24"/>
+                <w:szCs w:val="24"/>
               </w:rPr>
               <w:t xml:space="preserve">Нажать кнопку «Добавить», ввести данные товара </w:t>
             </w:r>
             <w:r>
               <w:rPr>
-                <w:sz w:val="22"/>
-                <w:szCs w:val="18"/>
+                <w:sz w:val="24"/>
+                <w:szCs w:val="24"/>
                 <w:lang w:val="ru-RU"/>
               </w:rPr>
               <w:t xml:space="preserve">в поля «Артикул», «Наименование», «Категория», «Ед. измерения», «Мин. остаток» </w:t>
             </w:r>
             <w:r>
               <w:rPr>
-                <w:sz w:val="22"/>
-                <w:szCs w:val="18"/>
+                <w:sz w:val="24"/>
+                <w:szCs w:val="24"/>
               </w:rPr>
               <w:t>и сохранить</w:t>
             </w:r>
@@ -6116,8 +6198,8 @@
             </w:pPr>
             <w:r>
               <w:rPr>
-                <w:sz w:val="22"/>
-                <w:szCs w:val="18"/>
+                <w:sz w:val="24"/>
+                <w:szCs w:val="24"/>
               </w:rPr>
               <w:t>Новый товар появляется в списке</w:t>
             </w:r>
@@ -6169,36 +6251,36 @@
             </w:pPr>
             <w:r>
               <w:rPr>
-                <w:sz w:val="22"/>
-                <w:szCs w:val="18"/>
+                <w:sz w:val="24"/>
+                <w:szCs w:val="24"/>
               </w:rPr>
               <w:t xml:space="preserve">Выбрать </w:t>
             </w:r>
             <w:r>
               <w:rPr>
-                <w:sz w:val="22"/>
-                <w:szCs w:val="18"/>
+                <w:sz w:val="24"/>
+                <w:szCs w:val="24"/>
               </w:rPr>
               <w:t>добавленный</w:t>
             </w:r>
             <w:r>
               <w:rPr>
-                <w:sz w:val="22"/>
-                <w:szCs w:val="18"/>
+                <w:sz w:val="24"/>
+                <w:szCs w:val="24"/>
               </w:rPr>
               <w:t xml:space="preserve"> товар из списка, изменить его данные </w:t>
             </w:r>
             <w:r>
               <w:rPr>
-                <w:sz w:val="22"/>
-                <w:szCs w:val="18"/>
+                <w:sz w:val="24"/>
+                <w:szCs w:val="24"/>
               </w:rPr>
               <w:t>в поле «Описание»</w:t>
             </w:r>
             <w:r>
               <w:rPr>
-                <w:sz w:val="22"/>
-                <w:szCs w:val="18"/>
+                <w:sz w:val="24"/>
+                <w:szCs w:val="24"/>
               </w:rPr>
               <w:t xml:space="preserve"> и нажать «Сохранить»</w:t>
             </w:r>
@@ -6222,8 +6304,8 @@
             </w:pPr>
             <w:r>
               <w:rPr>
-                <w:sz w:val="22"/>
-                <w:szCs w:val="18"/>
+                <w:sz w:val="24"/>
+                <w:szCs w:val="24"/>
               </w:rPr>
               <w:t>Изменения отображаются в списке</w:t>
             </w:r>
@@ -6270,40 +6352,43 @@
               <w:pStyle w:val="Normal"/>
               <w:spacing w:lineRule="auto" w:line="240" w:before="0" w:after="0"/>
               <w:jc w:val="left"/>
-              <w:rPr/>
+              <w:rPr>
+                <w:sz w:val="24"/>
+                <w:szCs w:val="24"/>
+              </w:rPr>
             </w:pPr>
             <w:r>
               <w:rPr>
-                <w:sz w:val="22"/>
-                <w:szCs w:val="18"/>
+                <w:sz w:val="24"/>
+                <w:szCs w:val="24"/>
               </w:rPr>
               <w:t xml:space="preserve">Выбрать товар </w:t>
             </w:r>
             <w:r>
               <w:rPr>
-                <w:sz w:val="22"/>
-                <w:szCs w:val="18"/>
+                <w:sz w:val="24"/>
+                <w:szCs w:val="24"/>
               </w:rPr>
               <w:t>добавленный</w:t>
             </w:r>
             <w:r>
               <w:rPr>
-                <w:sz w:val="22"/>
-                <w:szCs w:val="18"/>
+                <w:sz w:val="24"/>
+                <w:szCs w:val="24"/>
               </w:rPr>
               <w:t xml:space="preserve"> и нажать кнопку «</w:t>
             </w:r>
             <w:r>
               <w:rPr>
-                <w:sz w:val="22"/>
-                <w:szCs w:val="18"/>
+                <w:sz w:val="24"/>
+                <w:szCs w:val="24"/>
               </w:rPr>
               <w:t>Деактивировать</w:t>
             </w:r>
             <w:r>
               <w:rPr>
-                <w:sz w:val="22"/>
-                <w:szCs w:val="18"/>
+                <w:sz w:val="24"/>
+                <w:szCs w:val="24"/>
               </w:rPr>
               <w:t>»</w:t>
             </w:r>
@@ -6327,8 +6412,8 @@
             </w:pPr>
             <w:r>
               <w:rPr>
-                <w:sz w:val="22"/>
-                <w:szCs w:val="18"/>
+                <w:sz w:val="24"/>
+                <w:szCs w:val="24"/>
               </w:rPr>
               <w:t>Товар удаляется из списка</w:t>
             </w:r>
@@ -6373,33 +6458,36 @@
               <w:pStyle w:val="Normal"/>
               <w:spacing w:lineRule="auto" w:line="240" w:before="0" w:after="0"/>
               <w:jc w:val="left"/>
-              <w:rPr/>
+              <w:rPr>
+                <w:sz w:val="24"/>
+                <w:szCs w:val="24"/>
+              </w:rPr>
             </w:pPr>
             <w:r>
               <w:rPr>
-                <w:sz w:val="22"/>
-                <w:szCs w:val="18"/>
+                <w:sz w:val="24"/>
+                <w:szCs w:val="24"/>
               </w:rPr>
               <w:t xml:space="preserve">Попытаться сохранить товар с пустым </w:t>
             </w:r>
             <w:r>
               <w:rPr>
-                <w:sz w:val="22"/>
-                <w:szCs w:val="18"/>
+                <w:sz w:val="24"/>
+                <w:szCs w:val="24"/>
               </w:rPr>
               <w:t>полем</w:t>
             </w:r>
             <w:r>
               <w:rPr>
-                <w:sz w:val="22"/>
-                <w:szCs w:val="18"/>
+                <w:sz w:val="24"/>
+                <w:szCs w:val="24"/>
               </w:rPr>
               <w:t xml:space="preserve"> </w:t>
             </w:r>
             <w:r>
               <w:rPr>
-                <w:sz w:val="22"/>
-                <w:szCs w:val="18"/>
+                <w:sz w:val="24"/>
+                <w:szCs w:val="24"/>
                 <w:lang w:val="ru-RU"/>
               </w:rPr>
               <w:t>«Наименование»</w:t>
@@ -6424,8 +6512,8 @@
             </w:pPr>
             <w:r>
               <w:rPr>
-                <w:sz w:val="22"/>
-                <w:szCs w:val="18"/>
+                <w:sz w:val="24"/>
+                <w:szCs w:val="24"/>
               </w:rPr>
               <w:t>Операция не выполняется, выводится сообщение об ошибке</w:t>
             </w:r>
@@ -7800,7 +7888,15 @@
       </w:pPr>
       <w:r>
         <w:rPr/>
-        <w:t>Также обеспечена корректная работа с базой данных, включая сохранение и обновление записей. Использование технологии Entity Framework Core позволяет контролировать целостность данных и корректность выполняемых операций.</w:t>
+        <w:t xml:space="preserve">Также обеспечена корректная работа с </w:t>
+      </w:r>
+      <w:r>
+        <w:rPr/>
+        <w:t>БД</w:t>
+      </w:r>
+      <w:r>
+        <w:rPr/>
+        <w:t>, включая сохранение и обновление записей. Использование технологии Entity Framework Core позволяет контролировать целостность данных и корректность выполняемых операций.</w:t>
       </w:r>
     </w:p>
     <w:p>
@@ -7830,13 +7926,31 @@
     <w:p>
       <w:pPr>
         <w:pStyle w:val="Style29"/>
-        <w:rPr>
-          <w:highlight w:val="yellow"/>
-        </w:rPr>
-      </w:pPr>
-      <w:r>
-        <w:rPr/>
-        <w:t>В процессе прохождения производственной практики в ИП Белоусова, являющейся важным этапом профессиональной подготовки, были успешно реализованы все поставленные задачи, что способствовало развитию профессиональных компетенций. В частности, были достигнуты следующие цели:</w:t>
+        <w:rPr/>
+      </w:pPr>
+      <w:r>
+        <w:rPr/>
+        <w:t xml:space="preserve">В процессе прохождения производственной практики в ИП </w:t>
+      </w:r>
+      <w:r>
+        <w:rPr>
+          <w:lang w:val="ru-RU"/>
+        </w:rPr>
+        <w:t>«</w:t>
+      </w:r>
+      <w:r>
+        <w:rPr/>
+        <w:t xml:space="preserve">Белоусова </w:t>
+      </w:r>
+      <w:r>
+        <w:rPr>
+          <w:lang w:val="ru-RU"/>
+        </w:rPr>
+        <w:t>Галина Николаевна</w:t>
+      </w:r>
+      <w:r>
+        <w:rPr/>
+        <w:t>», являющейся важным этапом профессиональной подготовки, были успешно реализованы все поставленные задачи, что способствовало развитию профессиональных компетенций. В частности, были достигнуты следующие цели:</w:t>
       </w:r>
     </w:p>
     <w:p>
@@ -8306,7 +8420,7 @@
         <w:docPartGallery w:val="Page Numbers (Bottom of Page)"/>
         <w:docPartUnique w:val="true"/>
       </w:docPartObj>
-      <w:id w:val="1939238208"/>
+      <w:id w:val="1303532979"/>
     </w:sdtPr>
     <w:sdtContent>
       <w:p>
@@ -8329,7 +8443,7 @@
         </w:r>
         <w:r>
           <w:rPr/>
-          <w:t>14</w:t>
+          <w:t>22</w:t>
         </w:r>
         <w:r>
           <w:rPr/>

--- a/ТО_Маратканов.docx
+++ b/ТО_Маратканов.docx
@@ -1,6 +1,6 @@
 
 <file path=word/document.xml><?xml version="1.0" encoding="utf-8"?>
-<w:document xmlns:wpc="http://schemas.microsoft.com/office/word/2010/wordprocessingCanvas" xmlns:cx="http://schemas.microsoft.com/office/drawing/2014/chartex" xmlns:cx1="http://schemas.microsoft.com/office/drawing/2015/9/8/chartex" xmlns:cx2="http://schemas.microsoft.com/office/drawing/2015/10/21/chartex" xmlns:cx3="http://schemas.microsoft.com/office/drawing/2016/5/9/chartex" xmlns:cx4="http://schemas.microsoft.com/office/drawing/2016/5/10/chartex" xmlns:cx5="http://schemas.microsoft.com/office/drawing/2016/5/11/chartex" xmlns:cx6="http://schemas.microsoft.com/office/drawing/2016/5/12/chartex" xmlns:cx7="http://schemas.microsoft.com/office/drawing/2016/5/13/chartex" xmlns:cx8="http://schemas.microsoft.com/office/drawing/2016/5/14/chartex" xmlns:mc="http://schemas.openxmlformats.org/markup-compatibility/2006" xmlns:aink="http://schemas.microsoft.com/office/drawing/2016/ink" xmlns:am3d="http://schemas.microsoft.com/office/drawing/2017/model3d" xmlns:o="urn:schemas-microsoft-com:office:office" xmlns:oel="http://schemas.microsoft.com/office/2019/extlst" xmlns:r="http://schemas.openxmlformats.org/officeDocument/2006/relationships" xmlns:m="http://schemas.openxmlformats.org/officeDocument/2006/math" xmlns:v="urn:schemas-microsoft-com:vml" xmlns:wp14="http://schemas.microsoft.com/office/word/2010/wordprocessingDrawing" xmlns:wp="http://schemas.openxmlformats.org/drawingml/2006/wordprocessingDrawing" xmlns:w10="urn:schemas-microsoft-com:office:word" xmlns:w="http://schemas.openxmlformats.org/wordprocessingml/2006/main" xmlns:w14="http://schemas.microsoft.com/office/word/2010/wordml" xmlns:w15="http://schemas.microsoft.com/office/word/2012/wordml" xmlns:w16cex="http://schemas.microsoft.com/office/word/2018/wordml/cex" xmlns:w16cid="http://schemas.microsoft.com/office/word/2016/wordml/cid" xmlns:w16="http://schemas.microsoft.com/office/word/2018/wordml" xmlns:w16du="http://schemas.microsoft.com/office/word/2023/wordml/word16du" xmlns:w16sdtdh="http://schemas.microsoft.com/office/word/2020/wordml/sdtdatahash" xmlns:w16sdtfl="http://schemas.microsoft.com/office/word/2024/wordml/sdtformatlock" xmlns:w16se="http://schemas.microsoft.com/office/word/2015/wordml/symex" xmlns:wpg="http://schemas.microsoft.com/office/word/2010/wordprocessingGroup" xmlns:wpi="http://schemas.microsoft.com/office/word/2010/wordprocessingInk" xmlns:wne="http://schemas.microsoft.com/office/word/2006/wordml" xmlns:wps="http://schemas.microsoft.com/office/word/2010/wordprocessingShape" mc:Ignorable="w14 w15 w16se w16cid w16 w16cex w16sdtdh w16sdtfl w16du wp14">
+<w:document xmlns:wpc="http://schemas.microsoft.com/office/word/2010/wordprocessingCanvas" xmlns:cx="http://schemas.microsoft.com/office/drawing/2014/chartex" xmlns:cx1="http://schemas.microsoft.com/office/drawing/2015/9/8/chartex" xmlns:cx2="http://schemas.microsoft.com/office/drawing/2015/10/21/chartex" xmlns:cx3="http://schemas.microsoft.com/office/drawing/2016/5/9/chartex" xmlns:cx4="http://schemas.microsoft.com/office/drawing/2016/5/10/chartex" xmlns:cx5="http://schemas.microsoft.com/office/drawing/2016/5/11/chartex" xmlns:cx6="http://schemas.microsoft.com/office/drawing/2016/5/12/chartex" xmlns:cx7="http://schemas.microsoft.com/office/drawing/2016/5/13/chartex" xmlns:cx8="http://schemas.microsoft.com/office/drawing/2016/5/14/chartex" xmlns:mc="http://schemas.openxmlformats.org/markup-compatibility/2006" xmlns:aink="http://schemas.microsoft.com/office/drawing/2016/ink" xmlns:am3d="http://schemas.microsoft.com/office/drawing/2017/model3d" xmlns:o="urn:schemas-microsoft-com:office:office" xmlns:oel="http://schemas.microsoft.com/office/2019/extlst" xmlns:r="http://schemas.openxmlformats.org/officeDocument/2006/relationships" xmlns:m="http://schemas.openxmlformats.org/officeDocument/2006/math" xmlns:v="urn:schemas-microsoft-com:vml" xmlns:wp14="http://schemas.microsoft.com/office/word/2010/wordprocessingDrawing" xmlns:wp="http://schemas.openxmlformats.org/drawingml/2006/wordprocessingDrawing" xmlns:w10="urn:schemas-microsoft-com:office:word" xmlns:w="http://schemas.openxmlformats.org/wordprocessingml/2006/main" xmlns:w14="http://schemas.microsoft.com/office/word/2010/wordml" xmlns:w15="http://schemas.microsoft.com/office/word/2012/wordml" xmlns:w16cex="http://schemas.microsoft.com/office/word/2018/wordml/cex" xmlns:w16cid="http://schemas.microsoft.com/office/word/2016/wordml/cid" xmlns:w16="http://schemas.microsoft.com/office/word/2018/wordml" xmlns:w16sdtdh="http://schemas.microsoft.com/office/word/2020/wordml/sdtdatahash" xmlns:w16se="http://schemas.microsoft.com/office/word/2015/wordml/symex" xmlns:wpg="http://schemas.microsoft.com/office/word/2010/wordprocessingGroup" xmlns:wpi="http://schemas.microsoft.com/office/word/2010/wordprocessingInk" xmlns:wne="http://schemas.microsoft.com/office/word/2006/wordml" xmlns:wps="http://schemas.microsoft.com/office/word/2010/wordprocessingShape" mc:Ignorable="w14 w15 w16se w16cid w16 w16cex w16sdtdh wp14">
   <w:body>
     <w:sdt>
       <w:sdtPr>
@@ -25,6 +25,78 @@
               <w14:ligatures w14:val="none"/>
             </w:rPr>
           </w:pPr>
+          <w:r>
+            <w:rPr>
+              <w:rFonts w:eastAsia="Times New Roman" w:cs="Times New Roman"/>
+              <w:noProof/>
+              <w:kern w:val="0"/>
+              <w:sz w:val="22"/>
+              <w:lang w:eastAsia="ru-RU"/>
+              <w14:ligatures w14:val="none"/>
+            </w:rPr>
+            <w:drawing>
+              <wp:anchor distT="0" distB="0" distL="114300" distR="114300" simplePos="0" relativeHeight="251658240" behindDoc="0" locked="0" layoutInCell="1" allowOverlap="1" wp14:anchorId="20C03883" wp14:editId="05DF20AB">
+                <wp:simplePos x="0" y="0"/>
+                <wp:positionH relativeFrom="page">
+                  <wp:align>left</wp:align>
+                </wp:positionH>
+                <wp:positionV relativeFrom="paragraph">
+                  <wp:posOffset>-935112</wp:posOffset>
+                </wp:positionV>
+                <wp:extent cx="7559306" cy="10919448"/>
+                <wp:effectExtent l="0" t="0" r="3810" b="0"/>
+                <wp:wrapNone/>
+                <wp:docPr id="8" name="Рисунок 8"/>
+                <wp:cNvGraphicFramePr>
+                  <a:graphicFrameLocks xmlns:a="http://schemas.openxmlformats.org/drawingml/2006/main" noChangeAspect="1"/>
+                </wp:cNvGraphicFramePr>
+                <a:graphic xmlns:a="http://schemas.openxmlformats.org/drawingml/2006/main">
+                  <a:graphicData uri="http://schemas.openxmlformats.org/drawingml/2006/picture">
+                    <pic:pic xmlns:pic="http://schemas.openxmlformats.org/drawingml/2006/picture">
+                      <pic:nvPicPr>
+                        <pic:cNvPr id="0" name="Picture 1"/>
+                        <pic:cNvPicPr>
+                          <a:picLocks noChangeAspect="1" noChangeArrowheads="1"/>
+                        </pic:cNvPicPr>
+                      </pic:nvPicPr>
+                      <pic:blipFill>
+                        <a:blip r:embed="rId8" cstate="print">
+                          <a:extLst>
+                            <a:ext uri="{28A0092B-C50C-407E-A947-70E740481C1C}">
+                              <a14:useLocalDpi xmlns:a14="http://schemas.microsoft.com/office/drawing/2010/main" val="0"/>
+                            </a:ext>
+                          </a:extLst>
+                        </a:blip>
+                        <a:srcRect/>
+                        <a:stretch>
+                          <a:fillRect/>
+                        </a:stretch>
+                      </pic:blipFill>
+                      <pic:spPr bwMode="auto">
+                        <a:xfrm>
+                          <a:off x="0" y="0"/>
+                          <a:ext cx="7559306" cy="10919448"/>
+                        </a:xfrm>
+                        <a:prstGeom prst="rect">
+                          <a:avLst/>
+                        </a:prstGeom>
+                        <a:noFill/>
+                        <a:ln>
+                          <a:noFill/>
+                        </a:ln>
+                      </pic:spPr>
+                    </pic:pic>
+                  </a:graphicData>
+                </a:graphic>
+                <wp14:sizeRelH relativeFrom="margin">
+                  <wp14:pctWidth>0</wp14:pctWidth>
+                </wp14:sizeRelH>
+                <wp14:sizeRelV relativeFrom="margin">
+                  <wp14:pctHeight>0</wp14:pctHeight>
+                </wp14:sizeRelV>
+              </wp:anchor>
+            </w:drawing>
+          </w:r>
           <w:r>
             <w:rPr>
               <w:rFonts w:eastAsia="Times New Roman" w:cs="Times New Roman"/>
@@ -380,7 +452,6 @@
             </w:rPr>
             <w:t xml:space="preserve"> </w:t>
           </w:r>
-          <w:proofErr w:type="gramStart"/>
           <w:r>
             <w:rPr>
               <w:rFonts w:eastAsia="Times New Roman" w:cs="Times New Roman"/>
@@ -390,19 +461,7 @@
               <w:lang w:eastAsia="ru-RU"/>
               <w14:ligatures w14:val="none"/>
             </w:rPr>
-            <w:t>Г.Н.</w:t>
-          </w:r>
-          <w:proofErr w:type="gramEnd"/>
-          <w:r>
-            <w:rPr>
-              <w:rFonts w:eastAsia="Times New Roman" w:cs="Times New Roman"/>
-              <w:kern w:val="0"/>
-              <w:szCs w:val="28"/>
-              <w:u w:val="single"/>
-              <w:lang w:eastAsia="ru-RU"/>
-              <w14:ligatures w14:val="none"/>
-            </w:rPr>
-            <w:t xml:space="preserve"> Белоусова</w:t>
+            <w:t>Г.Н. Белоусова</w:t>
           </w:r>
         </w:p>
         <w:p>
@@ -687,9 +746,7 @@
           <w:tcPr>
             <w:tcW w:w="9354" w:type="dxa"/>
             <w:tcBorders>
-              <w:left w:val="single" w:sz="8" w:space="0" w:color="000000"/>
               <w:bottom w:val="single" w:sz="8" w:space="0" w:color="000000"/>
-              <w:right w:val="single" w:sz="8" w:space="0" w:color="000000"/>
             </w:tcBorders>
             <w:vAlign w:val="bottom"/>
           </w:tcPr>
@@ -722,9 +779,7 @@
             <w:tcW w:w="9354" w:type="dxa"/>
             <w:tcBorders>
               <w:top w:val="single" w:sz="8" w:space="0" w:color="000000"/>
-              <w:left w:val="single" w:sz="8" w:space="0" w:color="000000"/>
               <w:bottom w:val="single" w:sz="8" w:space="0" w:color="000000"/>
-              <w:right w:val="single" w:sz="8" w:space="0" w:color="000000"/>
             </w:tcBorders>
             <w:vAlign w:val="bottom"/>
           </w:tcPr>
@@ -765,9 +820,7 @@
             <w:tcW w:w="9354" w:type="dxa"/>
             <w:tcBorders>
               <w:top w:val="single" w:sz="8" w:space="0" w:color="000000"/>
-              <w:left w:val="single" w:sz="8" w:space="0" w:color="000000"/>
               <w:bottom w:val="single" w:sz="8" w:space="0" w:color="000000"/>
-              <w:right w:val="single" w:sz="8" w:space="0" w:color="000000"/>
             </w:tcBorders>
             <w:vAlign w:val="bottom"/>
           </w:tcPr>
@@ -808,8 +861,6 @@
             <w:tcW w:w="9354" w:type="dxa"/>
             <w:tcBorders>
               <w:top w:val="single" w:sz="8" w:space="0" w:color="000000"/>
-              <w:left w:val="single" w:sz="8" w:space="0" w:color="000000"/>
-              <w:right w:val="single" w:sz="8" w:space="0" w:color="000000"/>
             </w:tcBorders>
           </w:tcPr>
           <w:p>
@@ -1394,7 +1445,6 @@
                 <w14:ligatures w14:val="none"/>
               </w:rPr>
             </w:pPr>
-            <w:proofErr w:type="gramStart"/>
             <w:r>
               <w:rPr>
                 <w:rFonts w:eastAsia="Times New Roman" w:cs="Times New Roman"/>
@@ -1404,19 +1454,7 @@
                 <w:lang w:eastAsia="ru-RU"/>
                 <w14:ligatures w14:val="none"/>
               </w:rPr>
-              <w:t>Г.Н.</w:t>
-            </w:r>
-            <w:proofErr w:type="gramEnd"/>
-            <w:r>
-              <w:rPr>
-                <w:rFonts w:eastAsia="Times New Roman" w:cs="Times New Roman"/>
-                <w:iCs/>
-                <w:kern w:val="0"/>
-                <w:szCs w:val="28"/>
-                <w:lang w:eastAsia="ru-RU"/>
-                <w14:ligatures w14:val="none"/>
-              </w:rPr>
-              <w:t xml:space="preserve"> Белоусова</w:t>
+              <w:t>Г.Н. Белоусова</w:t>
             </w:r>
           </w:p>
         </w:tc>
@@ -1652,6 +1690,7 @@
             </w:tabs>
             <w:rPr>
               <w:rFonts w:asciiTheme="minorHAnsi" w:eastAsiaTheme="minorEastAsia" w:hAnsiTheme="minorHAnsi"/>
+              <w:noProof/>
               <w:sz w:val="24"/>
               <w:szCs w:val="24"/>
               <w:lang w:eastAsia="ru-RU"/>
@@ -1661,58 +1700,63 @@
             <w:fldChar w:fldCharType="begin"/>
           </w:r>
           <w:r>
-            <w:rPr>
-              <w:rStyle w:val="af5"/>
-              <w:webHidden/>
-            </w:rPr>
-            <w:instrText>TOC \z \o "1-3" \h</w:instrText>
+            <w:instrText xml:space="preserve"> TOC \o "1-3" \h \z \t "Заголовок;1" </w:instrText>
           </w:r>
           <w:r>
-            <w:rPr>
-              <w:rStyle w:val="af5"/>
-            </w:rPr>
             <w:fldChar w:fldCharType="separate"/>
           </w:r>
-          <w:hyperlink w:anchor="_Toc227162675">
-            <w:r>
-              <w:rPr>
-                <w:rStyle w:val="af5"/>
-                <w:webHidden/>
+          <w:hyperlink w:anchor="_Toc227224478" w:history="1">
+            <w:r>
+              <w:rPr>
+                <w:rStyle w:val="affc"/>
+                <w:noProof/>
               </w:rPr>
               <w:t>Перечень сокращений и обозначений</w:t>
             </w:r>
             <w:r>
               <w:rPr>
+                <w:noProof/>
+                <w:webHidden/>
+              </w:rPr>
+              <w:tab/>
+            </w:r>
+            <w:r>
+              <w:rPr>
+                <w:noProof/>
                 <w:webHidden/>
               </w:rPr>
               <w:fldChar w:fldCharType="begin"/>
             </w:r>
             <w:r>
               <w:rPr>
-                <w:webHidden/>
-              </w:rPr>
-              <w:instrText>PAGEREF _Toc227162675 \h</w:instrText>
-            </w:r>
-            <w:r>
-              <w:rPr>
-                <w:webHidden/>
-              </w:rPr>
-            </w:r>
-            <w:r>
-              <w:rPr>
+                <w:noProof/>
+                <w:webHidden/>
+              </w:rPr>
+              <w:instrText xml:space="preserve"> PAGEREF _Toc227224478 \h </w:instrText>
+            </w:r>
+            <w:r>
+              <w:rPr>
+                <w:noProof/>
+                <w:webHidden/>
+              </w:rPr>
+            </w:r>
+            <w:r>
+              <w:rPr>
+                <w:noProof/>
                 <w:webHidden/>
               </w:rPr>
               <w:fldChar w:fldCharType="separate"/>
             </w:r>
             <w:r>
               <w:rPr>
-                <w:rStyle w:val="af5"/>
-              </w:rPr>
-              <w:tab/>
+                <w:noProof/>
+                <w:webHidden/>
+              </w:rPr>
               <w:t>3</w:t>
             </w:r>
             <w:r>
               <w:rPr>
+                <w:noProof/>
                 <w:webHidden/>
               </w:rPr>
               <w:fldChar w:fldCharType="end"/>
@@ -1727,51 +1771,64 @@
             </w:tabs>
             <w:rPr>
               <w:rFonts w:asciiTheme="minorHAnsi" w:eastAsiaTheme="minorEastAsia" w:hAnsiTheme="minorHAnsi"/>
+              <w:noProof/>
               <w:sz w:val="24"/>
               <w:szCs w:val="24"/>
               <w:lang w:eastAsia="ru-RU"/>
             </w:rPr>
           </w:pPr>
-          <w:hyperlink w:anchor="_Toc227162676">
-            <w:r>
-              <w:rPr>
-                <w:rStyle w:val="af5"/>
-                <w:webHidden/>
+          <w:hyperlink w:anchor="_Toc227224479" w:history="1">
+            <w:r>
+              <w:rPr>
+                <w:rStyle w:val="affc"/>
+                <w:noProof/>
               </w:rPr>
               <w:t>Введение</w:t>
             </w:r>
             <w:r>
               <w:rPr>
+                <w:noProof/>
+                <w:webHidden/>
+              </w:rPr>
+              <w:tab/>
+            </w:r>
+            <w:r>
+              <w:rPr>
+                <w:noProof/>
                 <w:webHidden/>
               </w:rPr>
               <w:fldChar w:fldCharType="begin"/>
             </w:r>
             <w:r>
               <w:rPr>
-                <w:webHidden/>
-              </w:rPr>
-              <w:instrText>PAGEREF _Toc227162676 \h</w:instrText>
-            </w:r>
-            <w:r>
-              <w:rPr>
-                <w:webHidden/>
-              </w:rPr>
-            </w:r>
-            <w:r>
-              <w:rPr>
+                <w:noProof/>
+                <w:webHidden/>
+              </w:rPr>
+              <w:instrText xml:space="preserve"> PAGEREF _Toc227224479 \h </w:instrText>
+            </w:r>
+            <w:r>
+              <w:rPr>
+                <w:noProof/>
+                <w:webHidden/>
+              </w:rPr>
+            </w:r>
+            <w:r>
+              <w:rPr>
+                <w:noProof/>
                 <w:webHidden/>
               </w:rPr>
               <w:fldChar w:fldCharType="separate"/>
             </w:r>
             <w:r>
               <w:rPr>
-                <w:rStyle w:val="af5"/>
-              </w:rPr>
-              <w:tab/>
+                <w:noProof/>
+                <w:webHidden/>
+              </w:rPr>
               <w:t>4</w:t>
             </w:r>
             <w:r>
               <w:rPr>
+                <w:noProof/>
                 <w:webHidden/>
               </w:rPr>
               <w:fldChar w:fldCharType="end"/>
@@ -1786,51 +1843,64 @@
             </w:tabs>
             <w:rPr>
               <w:rFonts w:asciiTheme="minorHAnsi" w:eastAsiaTheme="minorEastAsia" w:hAnsiTheme="minorHAnsi"/>
+              <w:noProof/>
               <w:sz w:val="24"/>
               <w:szCs w:val="24"/>
               <w:lang w:eastAsia="ru-RU"/>
             </w:rPr>
           </w:pPr>
-          <w:hyperlink w:anchor="_Toc227162677">
-            <w:r>
-              <w:rPr>
-                <w:rStyle w:val="af5"/>
-                <w:webHidden/>
+          <w:hyperlink w:anchor="_Toc227224480" w:history="1">
+            <w:r>
+              <w:rPr>
+                <w:rStyle w:val="affc"/>
+                <w:noProof/>
               </w:rPr>
               <w:t>1 Охрана труда и техника безопасности при работе на ПК</w:t>
             </w:r>
             <w:r>
               <w:rPr>
+                <w:noProof/>
+                <w:webHidden/>
+              </w:rPr>
+              <w:tab/>
+            </w:r>
+            <w:r>
+              <w:rPr>
+                <w:noProof/>
                 <w:webHidden/>
               </w:rPr>
               <w:fldChar w:fldCharType="begin"/>
             </w:r>
             <w:r>
               <w:rPr>
-                <w:webHidden/>
-              </w:rPr>
-              <w:instrText>PAGEREF _Toc227162677 \h</w:instrText>
-            </w:r>
-            <w:r>
-              <w:rPr>
-                <w:webHidden/>
-              </w:rPr>
-            </w:r>
-            <w:r>
-              <w:rPr>
+                <w:noProof/>
+                <w:webHidden/>
+              </w:rPr>
+              <w:instrText xml:space="preserve"> PAGEREF _Toc227224480 \h </w:instrText>
+            </w:r>
+            <w:r>
+              <w:rPr>
+                <w:noProof/>
+                <w:webHidden/>
+              </w:rPr>
+            </w:r>
+            <w:r>
+              <w:rPr>
+                <w:noProof/>
                 <w:webHidden/>
               </w:rPr>
               <w:fldChar w:fldCharType="separate"/>
             </w:r>
             <w:r>
               <w:rPr>
-                <w:rStyle w:val="af5"/>
-              </w:rPr>
-              <w:tab/>
+                <w:noProof/>
+                <w:webHidden/>
+              </w:rPr>
               <w:t>6</w:t>
             </w:r>
             <w:r>
               <w:rPr>
+                <w:noProof/>
                 <w:webHidden/>
               </w:rPr>
               <w:fldChar w:fldCharType="end"/>
@@ -1842,51 +1912,64 @@
             <w:pStyle w:val="23"/>
             <w:rPr>
               <w:rFonts w:asciiTheme="minorHAnsi" w:eastAsiaTheme="minorEastAsia" w:hAnsiTheme="minorHAnsi"/>
+              <w:noProof/>
               <w:sz w:val="24"/>
               <w:szCs w:val="24"/>
               <w:lang w:eastAsia="ru-RU"/>
             </w:rPr>
           </w:pPr>
-          <w:hyperlink w:anchor="_Toc227162678">
-            <w:r>
-              <w:rPr>
-                <w:rStyle w:val="af5"/>
-                <w:webHidden/>
+          <w:hyperlink w:anchor="_Toc227224481" w:history="1">
+            <w:r>
+              <w:rPr>
+                <w:rStyle w:val="affc"/>
+                <w:noProof/>
               </w:rPr>
               <w:t>1.1 Общие требования безопасности</w:t>
             </w:r>
             <w:r>
               <w:rPr>
+                <w:noProof/>
+                <w:webHidden/>
+              </w:rPr>
+              <w:tab/>
+            </w:r>
+            <w:r>
+              <w:rPr>
+                <w:noProof/>
                 <w:webHidden/>
               </w:rPr>
               <w:fldChar w:fldCharType="begin"/>
             </w:r>
             <w:r>
               <w:rPr>
-                <w:webHidden/>
-              </w:rPr>
-              <w:instrText>PAGEREF _Toc227162678 \h</w:instrText>
-            </w:r>
-            <w:r>
-              <w:rPr>
-                <w:webHidden/>
-              </w:rPr>
-            </w:r>
-            <w:r>
-              <w:rPr>
+                <w:noProof/>
+                <w:webHidden/>
+              </w:rPr>
+              <w:instrText xml:space="preserve"> PAGEREF _Toc227224481 \h </w:instrText>
+            </w:r>
+            <w:r>
+              <w:rPr>
+                <w:noProof/>
+                <w:webHidden/>
+              </w:rPr>
+            </w:r>
+            <w:r>
+              <w:rPr>
+                <w:noProof/>
                 <w:webHidden/>
               </w:rPr>
               <w:fldChar w:fldCharType="separate"/>
             </w:r>
             <w:r>
               <w:rPr>
-                <w:rStyle w:val="af5"/>
-              </w:rPr>
-              <w:tab/>
+                <w:noProof/>
+                <w:webHidden/>
+              </w:rPr>
               <w:t>6</w:t>
             </w:r>
             <w:r>
               <w:rPr>
+                <w:noProof/>
                 <w:webHidden/>
               </w:rPr>
               <w:fldChar w:fldCharType="end"/>
@@ -1898,51 +1981,64 @@
             <w:pStyle w:val="23"/>
             <w:rPr>
               <w:rFonts w:asciiTheme="minorHAnsi" w:eastAsiaTheme="minorEastAsia" w:hAnsiTheme="minorHAnsi"/>
+              <w:noProof/>
               <w:sz w:val="24"/>
               <w:szCs w:val="24"/>
               <w:lang w:eastAsia="ru-RU"/>
             </w:rPr>
           </w:pPr>
-          <w:hyperlink w:anchor="_Toc227162679">
-            <w:r>
-              <w:rPr>
-                <w:rStyle w:val="af5"/>
-                <w:webHidden/>
+          <w:hyperlink w:anchor="_Toc227224482" w:history="1">
+            <w:r>
+              <w:rPr>
+                <w:rStyle w:val="affc"/>
+                <w:noProof/>
               </w:rPr>
               <w:t>1.2 Требования безопасности перед началом работы</w:t>
             </w:r>
             <w:r>
               <w:rPr>
+                <w:noProof/>
+                <w:webHidden/>
+              </w:rPr>
+              <w:tab/>
+            </w:r>
+            <w:r>
+              <w:rPr>
+                <w:noProof/>
                 <w:webHidden/>
               </w:rPr>
               <w:fldChar w:fldCharType="begin"/>
             </w:r>
             <w:r>
               <w:rPr>
-                <w:webHidden/>
-              </w:rPr>
-              <w:instrText>PAGEREF _Toc227162679 \h</w:instrText>
-            </w:r>
-            <w:r>
-              <w:rPr>
-                <w:webHidden/>
-              </w:rPr>
-            </w:r>
-            <w:r>
-              <w:rPr>
+                <w:noProof/>
+                <w:webHidden/>
+              </w:rPr>
+              <w:instrText xml:space="preserve"> PAGEREF _Toc227224482 \h </w:instrText>
+            </w:r>
+            <w:r>
+              <w:rPr>
+                <w:noProof/>
+                <w:webHidden/>
+              </w:rPr>
+            </w:r>
+            <w:r>
+              <w:rPr>
+                <w:noProof/>
                 <w:webHidden/>
               </w:rPr>
               <w:fldChar w:fldCharType="separate"/>
             </w:r>
             <w:r>
               <w:rPr>
-                <w:rStyle w:val="af5"/>
-              </w:rPr>
-              <w:tab/>
+                <w:noProof/>
+                <w:webHidden/>
+              </w:rPr>
               <w:t>6</w:t>
             </w:r>
             <w:r>
               <w:rPr>
+                <w:noProof/>
                 <w:webHidden/>
               </w:rPr>
               <w:fldChar w:fldCharType="end"/>
@@ -1954,58 +2050,72 @@
             <w:pStyle w:val="23"/>
             <w:rPr>
               <w:rFonts w:asciiTheme="minorHAnsi" w:eastAsiaTheme="minorEastAsia" w:hAnsiTheme="minorHAnsi"/>
+              <w:noProof/>
               <w:sz w:val="24"/>
               <w:szCs w:val="24"/>
               <w:lang w:eastAsia="ru-RU"/>
             </w:rPr>
           </w:pPr>
-          <w:hyperlink w:anchor="_Toc227162680">
-            <w:r>
-              <w:rPr>
-                <w:rStyle w:val="af5"/>
+          <w:hyperlink w:anchor="_Toc227224483" w:history="1">
+            <w:r>
+              <w:rPr>
+                <w:rStyle w:val="affc"/>
                 <w:bCs/>
-                <w:webHidden/>
+                <w:noProof/>
               </w:rPr>
               <w:t>1.3</w:t>
             </w:r>
             <w:r>
               <w:rPr>
-                <w:rStyle w:val="af5"/>
+                <w:rStyle w:val="affc"/>
+                <w:noProof/>
               </w:rPr>
               <w:t xml:space="preserve"> Требования безопасности во время работы</w:t>
             </w:r>
             <w:r>
               <w:rPr>
+                <w:noProof/>
+                <w:webHidden/>
+              </w:rPr>
+              <w:tab/>
+            </w:r>
+            <w:r>
+              <w:rPr>
+                <w:noProof/>
                 <w:webHidden/>
               </w:rPr>
               <w:fldChar w:fldCharType="begin"/>
             </w:r>
             <w:r>
               <w:rPr>
-                <w:webHidden/>
-              </w:rPr>
-              <w:instrText>PAGEREF _Toc227162680 \h</w:instrText>
-            </w:r>
-            <w:r>
-              <w:rPr>
-                <w:webHidden/>
-              </w:rPr>
-            </w:r>
-            <w:r>
-              <w:rPr>
+                <w:noProof/>
+                <w:webHidden/>
+              </w:rPr>
+              <w:instrText xml:space="preserve"> PAGEREF _Toc227224483 \h </w:instrText>
+            </w:r>
+            <w:r>
+              <w:rPr>
+                <w:noProof/>
+                <w:webHidden/>
+              </w:rPr>
+            </w:r>
+            <w:r>
+              <w:rPr>
+                <w:noProof/>
                 <w:webHidden/>
               </w:rPr>
               <w:fldChar w:fldCharType="separate"/>
             </w:r>
             <w:r>
               <w:rPr>
-                <w:rStyle w:val="af5"/>
-              </w:rPr>
-              <w:tab/>
+                <w:noProof/>
+                <w:webHidden/>
+              </w:rPr>
               <w:t>7</w:t>
             </w:r>
             <w:r>
               <w:rPr>
+                <w:noProof/>
                 <w:webHidden/>
               </w:rPr>
               <w:fldChar w:fldCharType="end"/>
@@ -2017,51 +2127,64 @@
             <w:pStyle w:val="23"/>
             <w:rPr>
               <w:rFonts w:asciiTheme="minorHAnsi" w:eastAsiaTheme="minorEastAsia" w:hAnsiTheme="minorHAnsi"/>
+              <w:noProof/>
               <w:sz w:val="24"/>
               <w:szCs w:val="24"/>
               <w:lang w:eastAsia="ru-RU"/>
             </w:rPr>
           </w:pPr>
-          <w:hyperlink w:anchor="_Toc227162681">
-            <w:r>
-              <w:rPr>
-                <w:rStyle w:val="af5"/>
-                <w:webHidden/>
+          <w:hyperlink w:anchor="_Toc227224484" w:history="1">
+            <w:r>
+              <w:rPr>
+                <w:rStyle w:val="affc"/>
+                <w:noProof/>
               </w:rPr>
               <w:t>1.4 Требования охраны труда в аварийных ситуациях</w:t>
             </w:r>
             <w:r>
               <w:rPr>
+                <w:noProof/>
+                <w:webHidden/>
+              </w:rPr>
+              <w:tab/>
+            </w:r>
+            <w:r>
+              <w:rPr>
+                <w:noProof/>
                 <w:webHidden/>
               </w:rPr>
               <w:fldChar w:fldCharType="begin"/>
             </w:r>
             <w:r>
               <w:rPr>
-                <w:webHidden/>
-              </w:rPr>
-              <w:instrText>PAGEREF _Toc227162681 \h</w:instrText>
-            </w:r>
-            <w:r>
-              <w:rPr>
-                <w:webHidden/>
-              </w:rPr>
-            </w:r>
-            <w:r>
-              <w:rPr>
+                <w:noProof/>
+                <w:webHidden/>
+              </w:rPr>
+              <w:instrText xml:space="preserve"> PAGEREF _Toc227224484 \h </w:instrText>
+            </w:r>
+            <w:r>
+              <w:rPr>
+                <w:noProof/>
+                <w:webHidden/>
+              </w:rPr>
+            </w:r>
+            <w:r>
+              <w:rPr>
+                <w:noProof/>
                 <w:webHidden/>
               </w:rPr>
               <w:fldChar w:fldCharType="separate"/>
             </w:r>
             <w:r>
               <w:rPr>
-                <w:rStyle w:val="af5"/>
-              </w:rPr>
-              <w:tab/>
+                <w:noProof/>
+                <w:webHidden/>
+              </w:rPr>
               <w:t>7</w:t>
             </w:r>
             <w:r>
               <w:rPr>
+                <w:noProof/>
                 <w:webHidden/>
               </w:rPr>
               <w:fldChar w:fldCharType="end"/>
@@ -2073,51 +2196,64 @@
             <w:pStyle w:val="23"/>
             <w:rPr>
               <w:rFonts w:asciiTheme="minorHAnsi" w:eastAsiaTheme="minorEastAsia" w:hAnsiTheme="minorHAnsi"/>
+              <w:noProof/>
               <w:sz w:val="24"/>
               <w:szCs w:val="24"/>
               <w:lang w:eastAsia="ru-RU"/>
             </w:rPr>
           </w:pPr>
-          <w:hyperlink w:anchor="_Toc227162682">
-            <w:r>
-              <w:rPr>
-                <w:rStyle w:val="af5"/>
-                <w:webHidden/>
+          <w:hyperlink w:anchor="_Toc227224485" w:history="1">
+            <w:r>
+              <w:rPr>
+                <w:rStyle w:val="affc"/>
+                <w:noProof/>
               </w:rPr>
               <w:t>1.5 Требования охраны труда по окончании работы</w:t>
             </w:r>
             <w:r>
               <w:rPr>
+                <w:noProof/>
+                <w:webHidden/>
+              </w:rPr>
+              <w:tab/>
+            </w:r>
+            <w:r>
+              <w:rPr>
+                <w:noProof/>
                 <w:webHidden/>
               </w:rPr>
               <w:fldChar w:fldCharType="begin"/>
             </w:r>
             <w:r>
               <w:rPr>
-                <w:webHidden/>
-              </w:rPr>
-              <w:instrText>PAGEREF _Toc227162682 \h</w:instrText>
-            </w:r>
-            <w:r>
-              <w:rPr>
-                <w:webHidden/>
-              </w:rPr>
-            </w:r>
-            <w:r>
-              <w:rPr>
+                <w:noProof/>
+                <w:webHidden/>
+              </w:rPr>
+              <w:instrText xml:space="preserve"> PAGEREF _Toc227224485 \h </w:instrText>
+            </w:r>
+            <w:r>
+              <w:rPr>
+                <w:noProof/>
+                <w:webHidden/>
+              </w:rPr>
+            </w:r>
+            <w:r>
+              <w:rPr>
+                <w:noProof/>
                 <w:webHidden/>
               </w:rPr>
               <w:fldChar w:fldCharType="separate"/>
             </w:r>
             <w:r>
               <w:rPr>
-                <w:rStyle w:val="af5"/>
-              </w:rPr>
-              <w:tab/>
+                <w:noProof/>
+                <w:webHidden/>
+              </w:rPr>
               <w:t>8</w:t>
             </w:r>
             <w:r>
               <w:rPr>
+                <w:noProof/>
                 <w:webHidden/>
               </w:rPr>
               <w:fldChar w:fldCharType="end"/>
@@ -2132,51 +2268,64 @@
             </w:tabs>
             <w:rPr>
               <w:rFonts w:asciiTheme="minorHAnsi" w:eastAsiaTheme="minorEastAsia" w:hAnsiTheme="minorHAnsi"/>
+              <w:noProof/>
               <w:sz w:val="24"/>
               <w:szCs w:val="24"/>
               <w:lang w:eastAsia="ru-RU"/>
             </w:rPr>
           </w:pPr>
-          <w:hyperlink w:anchor="_Toc227162683">
-            <w:r>
-              <w:rPr>
-                <w:rStyle w:val="af5"/>
-                <w:webHidden/>
+          <w:hyperlink w:anchor="_Toc227224486" w:history="1">
+            <w:r>
+              <w:rPr>
+                <w:rStyle w:val="affc"/>
+                <w:noProof/>
               </w:rPr>
               <w:t>2 Выполнение работ по ПМ.02</w:t>
             </w:r>
             <w:r>
               <w:rPr>
+                <w:noProof/>
+                <w:webHidden/>
+              </w:rPr>
+              <w:tab/>
+            </w:r>
+            <w:r>
+              <w:rPr>
+                <w:noProof/>
                 <w:webHidden/>
               </w:rPr>
               <w:fldChar w:fldCharType="begin"/>
             </w:r>
             <w:r>
               <w:rPr>
-                <w:webHidden/>
-              </w:rPr>
-              <w:instrText>PAGEREF _Toc227162683 \h</w:instrText>
-            </w:r>
-            <w:r>
-              <w:rPr>
-                <w:webHidden/>
-              </w:rPr>
-            </w:r>
-            <w:r>
-              <w:rPr>
+                <w:noProof/>
+                <w:webHidden/>
+              </w:rPr>
+              <w:instrText xml:space="preserve"> PAGEREF _Toc227224486 \h </w:instrText>
+            </w:r>
+            <w:r>
+              <w:rPr>
+                <w:noProof/>
+                <w:webHidden/>
+              </w:rPr>
+            </w:r>
+            <w:r>
+              <w:rPr>
+                <w:noProof/>
                 <w:webHidden/>
               </w:rPr>
               <w:fldChar w:fldCharType="separate"/>
             </w:r>
             <w:r>
               <w:rPr>
-                <w:rStyle w:val="af5"/>
-              </w:rPr>
-              <w:tab/>
+                <w:noProof/>
+                <w:webHidden/>
+              </w:rPr>
               <w:t>9</w:t>
             </w:r>
             <w:r>
               <w:rPr>
+                <w:noProof/>
                 <w:webHidden/>
               </w:rPr>
               <w:fldChar w:fldCharType="end"/>
@@ -2188,51 +2337,64 @@
             <w:pStyle w:val="23"/>
             <w:rPr>
               <w:rFonts w:asciiTheme="minorHAnsi" w:eastAsiaTheme="minorEastAsia" w:hAnsiTheme="minorHAnsi"/>
+              <w:noProof/>
               <w:sz w:val="24"/>
               <w:szCs w:val="24"/>
               <w:lang w:eastAsia="ru-RU"/>
             </w:rPr>
           </w:pPr>
-          <w:hyperlink w:anchor="_Toc227162684">
-            <w:r>
-              <w:rPr>
-                <w:rStyle w:val="af5"/>
-                <w:webHidden/>
+          <w:hyperlink w:anchor="_Toc227224487" w:history="1">
+            <w:r>
+              <w:rPr>
+                <w:rStyle w:val="affc"/>
+                <w:noProof/>
               </w:rPr>
               <w:t>2.1 Анализ и разработка требований</w:t>
             </w:r>
             <w:r>
               <w:rPr>
+                <w:noProof/>
+                <w:webHidden/>
+              </w:rPr>
+              <w:tab/>
+            </w:r>
+            <w:r>
+              <w:rPr>
+                <w:noProof/>
                 <w:webHidden/>
               </w:rPr>
               <w:fldChar w:fldCharType="begin"/>
             </w:r>
             <w:r>
               <w:rPr>
-                <w:webHidden/>
-              </w:rPr>
-              <w:instrText>PAGEREF _Toc227162684 \h</w:instrText>
-            </w:r>
-            <w:r>
-              <w:rPr>
-                <w:webHidden/>
-              </w:rPr>
-            </w:r>
-            <w:r>
-              <w:rPr>
+                <w:noProof/>
+                <w:webHidden/>
+              </w:rPr>
+              <w:instrText xml:space="preserve"> PAGEREF _Toc227224487 \h </w:instrText>
+            </w:r>
+            <w:r>
+              <w:rPr>
+                <w:noProof/>
+                <w:webHidden/>
+              </w:rPr>
+            </w:r>
+            <w:r>
+              <w:rPr>
+                <w:noProof/>
                 <w:webHidden/>
               </w:rPr>
               <w:fldChar w:fldCharType="separate"/>
             </w:r>
             <w:r>
               <w:rPr>
-                <w:rStyle w:val="af5"/>
-              </w:rPr>
-              <w:tab/>
+                <w:noProof/>
+                <w:webHidden/>
+              </w:rPr>
               <w:t>9</w:t>
             </w:r>
             <w:r>
               <w:rPr>
+                <w:noProof/>
                 <w:webHidden/>
               </w:rPr>
               <w:fldChar w:fldCharType="end"/>
@@ -2244,51 +2406,64 @@
             <w:pStyle w:val="23"/>
             <w:rPr>
               <w:rFonts w:asciiTheme="minorHAnsi" w:eastAsiaTheme="minorEastAsia" w:hAnsiTheme="minorHAnsi"/>
+              <w:noProof/>
               <w:sz w:val="24"/>
               <w:szCs w:val="24"/>
               <w:lang w:eastAsia="ru-RU"/>
             </w:rPr>
           </w:pPr>
-          <w:hyperlink w:anchor="_Toc227162685">
-            <w:r>
-              <w:rPr>
-                <w:rStyle w:val="af5"/>
-                <w:webHidden/>
+          <w:hyperlink w:anchor="_Toc227224488" w:history="1">
+            <w:r>
+              <w:rPr>
+                <w:rStyle w:val="affc"/>
+                <w:noProof/>
               </w:rPr>
               <w:t>2.2 Выбор состава программных и технических средств</w:t>
             </w:r>
             <w:r>
               <w:rPr>
+                <w:noProof/>
+                <w:webHidden/>
+              </w:rPr>
+              <w:tab/>
+            </w:r>
+            <w:r>
+              <w:rPr>
+                <w:noProof/>
                 <w:webHidden/>
               </w:rPr>
               <w:fldChar w:fldCharType="begin"/>
             </w:r>
             <w:r>
               <w:rPr>
-                <w:webHidden/>
-              </w:rPr>
-              <w:instrText>PAGEREF _Toc227162685 \h</w:instrText>
-            </w:r>
-            <w:r>
-              <w:rPr>
-                <w:webHidden/>
-              </w:rPr>
-            </w:r>
-            <w:r>
-              <w:rPr>
+                <w:noProof/>
+                <w:webHidden/>
+              </w:rPr>
+              <w:instrText xml:space="preserve"> PAGEREF _Toc227224488 \h </w:instrText>
+            </w:r>
+            <w:r>
+              <w:rPr>
+                <w:noProof/>
+                <w:webHidden/>
+              </w:rPr>
+            </w:r>
+            <w:r>
+              <w:rPr>
+                <w:noProof/>
                 <w:webHidden/>
               </w:rPr>
               <w:fldChar w:fldCharType="separate"/>
             </w:r>
             <w:r>
               <w:rPr>
-                <w:rStyle w:val="af5"/>
-              </w:rPr>
-              <w:tab/>
+                <w:noProof/>
+                <w:webHidden/>
+              </w:rPr>
               <w:t>9</w:t>
             </w:r>
             <w:r>
               <w:rPr>
+                <w:noProof/>
                 <w:webHidden/>
               </w:rPr>
               <w:fldChar w:fldCharType="end"/>
@@ -2300,58 +2475,72 @@
             <w:pStyle w:val="23"/>
             <w:rPr>
               <w:rFonts w:asciiTheme="minorHAnsi" w:eastAsiaTheme="minorEastAsia" w:hAnsiTheme="minorHAnsi"/>
+              <w:noProof/>
               <w:sz w:val="24"/>
               <w:szCs w:val="24"/>
               <w:lang w:eastAsia="ru-RU"/>
             </w:rPr>
           </w:pPr>
-          <w:hyperlink w:anchor="_Toc227162686">
-            <w:r>
-              <w:rPr>
-                <w:rStyle w:val="af5"/>
-                <w:webHidden/>
+          <w:hyperlink w:anchor="_Toc227224489" w:history="1">
+            <w:r>
+              <w:rPr>
+                <w:rStyle w:val="affc"/>
+                <w:noProof/>
                 <w:lang w:val="en-US"/>
               </w:rPr>
               <w:t>2.3</w:t>
             </w:r>
             <w:r>
               <w:rPr>
-                <w:rStyle w:val="af5"/>
+                <w:rStyle w:val="affc"/>
+                <w:noProof/>
               </w:rPr>
               <w:t xml:space="preserve"> Проектирование ПО</w:t>
             </w:r>
             <w:r>
               <w:rPr>
+                <w:noProof/>
+                <w:webHidden/>
+              </w:rPr>
+              <w:tab/>
+            </w:r>
+            <w:r>
+              <w:rPr>
+                <w:noProof/>
                 <w:webHidden/>
               </w:rPr>
               <w:fldChar w:fldCharType="begin"/>
             </w:r>
             <w:r>
               <w:rPr>
-                <w:webHidden/>
-              </w:rPr>
-              <w:instrText>PAGEREF _Toc227162686 \h</w:instrText>
-            </w:r>
-            <w:r>
-              <w:rPr>
-                <w:webHidden/>
-              </w:rPr>
-            </w:r>
-            <w:r>
-              <w:rPr>
+                <w:noProof/>
+                <w:webHidden/>
+              </w:rPr>
+              <w:instrText xml:space="preserve"> PAGEREF _Toc227224489 \h </w:instrText>
+            </w:r>
+            <w:r>
+              <w:rPr>
+                <w:noProof/>
+                <w:webHidden/>
+              </w:rPr>
+            </w:r>
+            <w:r>
+              <w:rPr>
+                <w:noProof/>
                 <w:webHidden/>
               </w:rPr>
               <w:fldChar w:fldCharType="separate"/>
             </w:r>
             <w:r>
               <w:rPr>
-                <w:rStyle w:val="af5"/>
-              </w:rPr>
-              <w:tab/>
+                <w:noProof/>
+                <w:webHidden/>
+              </w:rPr>
               <w:t>10</w:t>
             </w:r>
             <w:r>
               <w:rPr>
+                <w:noProof/>
                 <w:webHidden/>
               </w:rPr>
               <w:fldChar w:fldCharType="end"/>
@@ -2363,51 +2552,64 @@
             <w:pStyle w:val="23"/>
             <w:rPr>
               <w:rFonts w:asciiTheme="minorHAnsi" w:eastAsiaTheme="minorEastAsia" w:hAnsiTheme="minorHAnsi"/>
+              <w:noProof/>
               <w:sz w:val="24"/>
               <w:szCs w:val="24"/>
               <w:lang w:eastAsia="ru-RU"/>
             </w:rPr>
           </w:pPr>
-          <w:hyperlink w:anchor="_Toc227162687">
-            <w:r>
-              <w:rPr>
-                <w:rStyle w:val="af5"/>
-                <w:webHidden/>
+          <w:hyperlink w:anchor="_Toc227224490" w:history="1">
+            <w:r>
+              <w:rPr>
+                <w:rStyle w:val="affc"/>
+                <w:noProof/>
               </w:rPr>
               <w:t>2.4 Разработка и интеграция программных модулей</w:t>
             </w:r>
             <w:r>
               <w:rPr>
+                <w:noProof/>
+                <w:webHidden/>
+              </w:rPr>
+              <w:tab/>
+            </w:r>
+            <w:r>
+              <w:rPr>
+                <w:noProof/>
                 <w:webHidden/>
               </w:rPr>
               <w:fldChar w:fldCharType="begin"/>
             </w:r>
             <w:r>
               <w:rPr>
-                <w:webHidden/>
-              </w:rPr>
-              <w:instrText>PAGEREF _Toc227162687 \h</w:instrText>
-            </w:r>
-            <w:r>
-              <w:rPr>
-                <w:webHidden/>
-              </w:rPr>
-            </w:r>
-            <w:r>
-              <w:rPr>
+                <w:noProof/>
+                <w:webHidden/>
+              </w:rPr>
+              <w:instrText xml:space="preserve"> PAGEREF _Toc227224490 \h </w:instrText>
+            </w:r>
+            <w:r>
+              <w:rPr>
+                <w:noProof/>
+                <w:webHidden/>
+              </w:rPr>
+            </w:r>
+            <w:r>
+              <w:rPr>
+                <w:noProof/>
                 <w:webHidden/>
               </w:rPr>
               <w:fldChar w:fldCharType="separate"/>
             </w:r>
             <w:r>
               <w:rPr>
-                <w:rStyle w:val="af5"/>
-              </w:rPr>
-              <w:tab/>
+                <w:noProof/>
+                <w:webHidden/>
+              </w:rPr>
               <w:t>13</w:t>
             </w:r>
             <w:r>
               <w:rPr>
+                <w:noProof/>
                 <w:webHidden/>
               </w:rPr>
               <w:fldChar w:fldCharType="end"/>
@@ -2419,51 +2621,64 @@
             <w:pStyle w:val="23"/>
             <w:rPr>
               <w:rFonts w:asciiTheme="minorHAnsi" w:eastAsiaTheme="minorEastAsia" w:hAnsiTheme="minorHAnsi"/>
+              <w:noProof/>
               <w:sz w:val="24"/>
               <w:szCs w:val="24"/>
               <w:lang w:eastAsia="ru-RU"/>
             </w:rPr>
           </w:pPr>
-          <w:hyperlink w:anchor="_Toc227162688">
-            <w:r>
-              <w:rPr>
-                <w:rStyle w:val="af5"/>
-                <w:webHidden/>
+          <w:hyperlink w:anchor="_Toc227224491" w:history="1">
+            <w:r>
+              <w:rPr>
+                <w:rStyle w:val="affc"/>
+                <w:noProof/>
               </w:rPr>
               <w:t>2.5 Описание работы с системой контроля версий и проверка соответствия стандартам кодирования</w:t>
             </w:r>
             <w:r>
               <w:rPr>
+                <w:noProof/>
+                <w:webHidden/>
+              </w:rPr>
+              <w:tab/>
+            </w:r>
+            <w:r>
+              <w:rPr>
+                <w:noProof/>
                 <w:webHidden/>
               </w:rPr>
               <w:fldChar w:fldCharType="begin"/>
             </w:r>
             <w:r>
               <w:rPr>
-                <w:webHidden/>
-              </w:rPr>
-              <w:instrText>PAGEREF _Toc227162688 \h</w:instrText>
-            </w:r>
-            <w:r>
-              <w:rPr>
-                <w:webHidden/>
-              </w:rPr>
-            </w:r>
-            <w:r>
-              <w:rPr>
+                <w:noProof/>
+                <w:webHidden/>
+              </w:rPr>
+              <w:instrText xml:space="preserve"> PAGEREF _Toc227224491 \h </w:instrText>
+            </w:r>
+            <w:r>
+              <w:rPr>
+                <w:noProof/>
+                <w:webHidden/>
+              </w:rPr>
+            </w:r>
+            <w:r>
+              <w:rPr>
+                <w:noProof/>
                 <w:webHidden/>
               </w:rPr>
               <w:fldChar w:fldCharType="separate"/>
             </w:r>
             <w:r>
               <w:rPr>
-                <w:rStyle w:val="af5"/>
-              </w:rPr>
-              <w:tab/>
+                <w:noProof/>
+                <w:webHidden/>
+              </w:rPr>
               <w:t>13</w:t>
             </w:r>
             <w:r>
               <w:rPr>
+                <w:noProof/>
                 <w:webHidden/>
               </w:rPr>
               <w:fldChar w:fldCharType="end"/>
@@ -2475,51 +2690,64 @@
             <w:pStyle w:val="23"/>
             <w:rPr>
               <w:rFonts w:asciiTheme="minorHAnsi" w:eastAsiaTheme="minorEastAsia" w:hAnsiTheme="minorHAnsi"/>
+              <w:noProof/>
               <w:sz w:val="24"/>
               <w:szCs w:val="24"/>
               <w:lang w:eastAsia="ru-RU"/>
             </w:rPr>
           </w:pPr>
-          <w:hyperlink w:anchor="_Toc227162689">
-            <w:r>
-              <w:rPr>
-                <w:rStyle w:val="af5"/>
-                <w:webHidden/>
+          <w:hyperlink w:anchor="_Toc227224492" w:history="1">
+            <w:r>
+              <w:rPr>
+                <w:rStyle w:val="affc"/>
+                <w:noProof/>
               </w:rPr>
               <w:t>2.6 Отладка и тестирование программных модулей</w:t>
             </w:r>
             <w:r>
               <w:rPr>
+                <w:noProof/>
+                <w:webHidden/>
+              </w:rPr>
+              <w:tab/>
+            </w:r>
+            <w:r>
+              <w:rPr>
+                <w:noProof/>
                 <w:webHidden/>
               </w:rPr>
               <w:fldChar w:fldCharType="begin"/>
             </w:r>
             <w:r>
               <w:rPr>
-                <w:webHidden/>
-              </w:rPr>
-              <w:instrText>PAGEREF _Toc227162689 \h</w:instrText>
-            </w:r>
-            <w:r>
-              <w:rPr>
-                <w:webHidden/>
-              </w:rPr>
-            </w:r>
-            <w:r>
-              <w:rPr>
+                <w:noProof/>
+                <w:webHidden/>
+              </w:rPr>
+              <w:instrText xml:space="preserve"> PAGEREF _Toc227224492 \h </w:instrText>
+            </w:r>
+            <w:r>
+              <w:rPr>
+                <w:noProof/>
+                <w:webHidden/>
+              </w:rPr>
+            </w:r>
+            <w:r>
+              <w:rPr>
+                <w:noProof/>
                 <w:webHidden/>
               </w:rPr>
               <w:fldChar w:fldCharType="separate"/>
             </w:r>
             <w:r>
               <w:rPr>
-                <w:rStyle w:val="af5"/>
-              </w:rPr>
-              <w:tab/>
+                <w:noProof/>
+                <w:webHidden/>
+              </w:rPr>
               <w:t>14</w:t>
             </w:r>
             <w:r>
               <w:rPr>
+                <w:noProof/>
                 <w:webHidden/>
               </w:rPr>
               <w:fldChar w:fldCharType="end"/>
@@ -2534,51 +2762,64 @@
             </w:tabs>
             <w:rPr>
               <w:rFonts w:asciiTheme="minorHAnsi" w:eastAsiaTheme="minorEastAsia" w:hAnsiTheme="minorHAnsi"/>
+              <w:noProof/>
               <w:sz w:val="24"/>
               <w:szCs w:val="24"/>
               <w:lang w:eastAsia="ru-RU"/>
             </w:rPr>
           </w:pPr>
-          <w:hyperlink w:anchor="_Toc227162690">
-            <w:r>
-              <w:rPr>
-                <w:rStyle w:val="af5"/>
-                <w:webHidden/>
+          <w:hyperlink w:anchor="_Toc227224493" w:history="1">
+            <w:r>
+              <w:rPr>
+                <w:rStyle w:val="affc"/>
+                <w:noProof/>
               </w:rPr>
               <w:t>3 Выполнение работ по ПМ.04</w:t>
             </w:r>
             <w:r>
               <w:rPr>
+                <w:noProof/>
+                <w:webHidden/>
+              </w:rPr>
+              <w:tab/>
+            </w:r>
+            <w:r>
+              <w:rPr>
+                <w:noProof/>
                 <w:webHidden/>
               </w:rPr>
               <w:fldChar w:fldCharType="begin"/>
             </w:r>
             <w:r>
               <w:rPr>
-                <w:webHidden/>
-              </w:rPr>
-              <w:instrText>PAGEREF _Toc227162690 \h</w:instrText>
-            </w:r>
-            <w:r>
-              <w:rPr>
-                <w:webHidden/>
-              </w:rPr>
-            </w:r>
-            <w:r>
-              <w:rPr>
+                <w:noProof/>
+                <w:webHidden/>
+              </w:rPr>
+              <w:instrText xml:space="preserve"> PAGEREF _Toc227224493 \h </w:instrText>
+            </w:r>
+            <w:r>
+              <w:rPr>
+                <w:noProof/>
+                <w:webHidden/>
+              </w:rPr>
+            </w:r>
+            <w:r>
+              <w:rPr>
+                <w:noProof/>
                 <w:webHidden/>
               </w:rPr>
               <w:fldChar w:fldCharType="separate"/>
             </w:r>
             <w:r>
               <w:rPr>
-                <w:rStyle w:val="af5"/>
-              </w:rPr>
-              <w:tab/>
+                <w:noProof/>
+                <w:webHidden/>
+              </w:rPr>
               <w:t>16</w:t>
             </w:r>
             <w:r>
               <w:rPr>
+                <w:noProof/>
                 <w:webHidden/>
               </w:rPr>
               <w:fldChar w:fldCharType="end"/>
@@ -2590,51 +2831,64 @@
             <w:pStyle w:val="23"/>
             <w:rPr>
               <w:rFonts w:asciiTheme="minorHAnsi" w:eastAsiaTheme="minorEastAsia" w:hAnsiTheme="minorHAnsi"/>
+              <w:noProof/>
               <w:sz w:val="24"/>
               <w:szCs w:val="24"/>
               <w:lang w:eastAsia="ru-RU"/>
             </w:rPr>
           </w:pPr>
-          <w:hyperlink w:anchor="_Toc227162691">
-            <w:r>
-              <w:rPr>
-                <w:rStyle w:val="af5"/>
-                <w:webHidden/>
+          <w:hyperlink w:anchor="_Toc227224494" w:history="1">
+            <w:r>
+              <w:rPr>
+                <w:rStyle w:val="affc"/>
+                <w:noProof/>
               </w:rPr>
               <w:t>3.1 Настройка конфигурации и инсталляция ПО</w:t>
             </w:r>
             <w:r>
               <w:rPr>
+                <w:noProof/>
+                <w:webHidden/>
+              </w:rPr>
+              <w:tab/>
+            </w:r>
+            <w:r>
+              <w:rPr>
+                <w:noProof/>
                 <w:webHidden/>
               </w:rPr>
               <w:fldChar w:fldCharType="begin"/>
             </w:r>
             <w:r>
               <w:rPr>
-                <w:webHidden/>
-              </w:rPr>
-              <w:instrText>PAGEREF _Toc227162691 \h</w:instrText>
-            </w:r>
-            <w:r>
-              <w:rPr>
-                <w:webHidden/>
-              </w:rPr>
-            </w:r>
-            <w:r>
-              <w:rPr>
+                <w:noProof/>
+                <w:webHidden/>
+              </w:rPr>
+              <w:instrText xml:space="preserve"> PAGEREF _Toc227224494 \h </w:instrText>
+            </w:r>
+            <w:r>
+              <w:rPr>
+                <w:noProof/>
+                <w:webHidden/>
+              </w:rPr>
+            </w:r>
+            <w:r>
+              <w:rPr>
+                <w:noProof/>
                 <w:webHidden/>
               </w:rPr>
               <w:fldChar w:fldCharType="separate"/>
             </w:r>
             <w:r>
               <w:rPr>
-                <w:rStyle w:val="af5"/>
-              </w:rPr>
-              <w:tab/>
+                <w:noProof/>
+                <w:webHidden/>
+              </w:rPr>
               <w:t>16</w:t>
             </w:r>
             <w:r>
               <w:rPr>
+                <w:noProof/>
                 <w:webHidden/>
               </w:rPr>
               <w:fldChar w:fldCharType="end"/>
@@ -2646,51 +2900,64 @@
             <w:pStyle w:val="23"/>
             <w:rPr>
               <w:rFonts w:asciiTheme="minorHAnsi" w:eastAsiaTheme="minorEastAsia" w:hAnsiTheme="minorHAnsi"/>
+              <w:noProof/>
               <w:sz w:val="24"/>
               <w:szCs w:val="24"/>
               <w:lang w:eastAsia="ru-RU"/>
             </w:rPr>
           </w:pPr>
-          <w:hyperlink w:anchor="_Toc227162692">
-            <w:r>
-              <w:rPr>
-                <w:rStyle w:val="af5"/>
-                <w:webHidden/>
+          <w:hyperlink w:anchor="_Toc227224495" w:history="1">
+            <w:r>
+              <w:rPr>
+                <w:rStyle w:val="affc"/>
+                <w:noProof/>
               </w:rPr>
               <w:t>3.2 Анализ эксплуатационных характеристик</w:t>
             </w:r>
             <w:r>
               <w:rPr>
+                <w:noProof/>
+                <w:webHidden/>
+              </w:rPr>
+              <w:tab/>
+            </w:r>
+            <w:r>
+              <w:rPr>
+                <w:noProof/>
                 <w:webHidden/>
               </w:rPr>
               <w:fldChar w:fldCharType="begin"/>
             </w:r>
             <w:r>
               <w:rPr>
-                <w:webHidden/>
-              </w:rPr>
-              <w:instrText>PAGEREF _Toc227162692 \h</w:instrText>
-            </w:r>
-            <w:r>
-              <w:rPr>
-                <w:webHidden/>
-              </w:rPr>
-            </w:r>
-            <w:r>
-              <w:rPr>
+                <w:noProof/>
+                <w:webHidden/>
+              </w:rPr>
+              <w:instrText xml:space="preserve"> PAGEREF _Toc227224495 \h </w:instrText>
+            </w:r>
+            <w:r>
+              <w:rPr>
+                <w:noProof/>
+                <w:webHidden/>
+              </w:rPr>
+            </w:r>
+            <w:r>
+              <w:rPr>
+                <w:noProof/>
                 <w:webHidden/>
               </w:rPr>
               <w:fldChar w:fldCharType="separate"/>
             </w:r>
             <w:r>
               <w:rPr>
-                <w:rStyle w:val="af5"/>
-              </w:rPr>
-              <w:tab/>
+                <w:noProof/>
+                <w:webHidden/>
+              </w:rPr>
               <w:t>17</w:t>
             </w:r>
             <w:r>
               <w:rPr>
+                <w:noProof/>
                 <w:webHidden/>
               </w:rPr>
               <w:fldChar w:fldCharType="end"/>
@@ -2702,51 +2969,64 @@
             <w:pStyle w:val="23"/>
             <w:rPr>
               <w:rFonts w:asciiTheme="minorHAnsi" w:eastAsiaTheme="minorEastAsia" w:hAnsiTheme="minorHAnsi"/>
+              <w:noProof/>
               <w:sz w:val="24"/>
               <w:szCs w:val="24"/>
               <w:lang w:eastAsia="ru-RU"/>
             </w:rPr>
           </w:pPr>
-          <w:hyperlink w:anchor="_Toc227162693">
-            <w:r>
-              <w:rPr>
-                <w:rStyle w:val="af5"/>
-                <w:webHidden/>
+          <w:hyperlink w:anchor="_Toc227224496" w:history="1">
+            <w:r>
+              <w:rPr>
+                <w:rStyle w:val="affc"/>
+                <w:noProof/>
               </w:rPr>
               <w:t>3.3 Модификация компонентов ПО</w:t>
             </w:r>
             <w:r>
               <w:rPr>
+                <w:noProof/>
+                <w:webHidden/>
+              </w:rPr>
+              <w:tab/>
+            </w:r>
+            <w:r>
+              <w:rPr>
+                <w:noProof/>
                 <w:webHidden/>
               </w:rPr>
               <w:fldChar w:fldCharType="begin"/>
             </w:r>
             <w:r>
               <w:rPr>
-                <w:webHidden/>
-              </w:rPr>
-              <w:instrText>PAGEREF _Toc227162693 \h</w:instrText>
-            </w:r>
-            <w:r>
-              <w:rPr>
-                <w:webHidden/>
-              </w:rPr>
-            </w:r>
-            <w:r>
-              <w:rPr>
+                <w:noProof/>
+                <w:webHidden/>
+              </w:rPr>
+              <w:instrText xml:space="preserve"> PAGEREF _Toc227224496 \h </w:instrText>
+            </w:r>
+            <w:r>
+              <w:rPr>
+                <w:noProof/>
+                <w:webHidden/>
+              </w:rPr>
+            </w:r>
+            <w:r>
+              <w:rPr>
+                <w:noProof/>
                 <w:webHidden/>
               </w:rPr>
               <w:fldChar w:fldCharType="separate"/>
             </w:r>
             <w:r>
               <w:rPr>
-                <w:rStyle w:val="af5"/>
-              </w:rPr>
-              <w:tab/>
+                <w:noProof/>
+                <w:webHidden/>
+              </w:rPr>
               <w:t>17</w:t>
             </w:r>
             <w:r>
               <w:rPr>
+                <w:noProof/>
                 <w:webHidden/>
               </w:rPr>
               <w:fldChar w:fldCharType="end"/>
@@ -2758,51 +3038,64 @@
             <w:pStyle w:val="23"/>
             <w:rPr>
               <w:rFonts w:asciiTheme="minorHAnsi" w:eastAsiaTheme="minorEastAsia" w:hAnsiTheme="minorHAnsi"/>
+              <w:noProof/>
               <w:sz w:val="24"/>
               <w:szCs w:val="24"/>
               <w:lang w:eastAsia="ru-RU"/>
             </w:rPr>
           </w:pPr>
-          <w:hyperlink w:anchor="_Toc227162694">
-            <w:r>
-              <w:rPr>
-                <w:rStyle w:val="af5"/>
-                <w:webHidden/>
+          <w:hyperlink w:anchor="_Toc227224497" w:history="1">
+            <w:r>
+              <w:rPr>
+                <w:rStyle w:val="affc"/>
+                <w:noProof/>
               </w:rPr>
               <w:t>3.4 Обеспечение защиты ПО и данных</w:t>
             </w:r>
             <w:r>
               <w:rPr>
+                <w:noProof/>
+                <w:webHidden/>
+              </w:rPr>
+              <w:tab/>
+            </w:r>
+            <w:r>
+              <w:rPr>
+                <w:noProof/>
                 <w:webHidden/>
               </w:rPr>
               <w:fldChar w:fldCharType="begin"/>
             </w:r>
             <w:r>
               <w:rPr>
-                <w:webHidden/>
-              </w:rPr>
-              <w:instrText>PAGEREF _Toc227162694 \h</w:instrText>
-            </w:r>
-            <w:r>
-              <w:rPr>
-                <w:webHidden/>
-              </w:rPr>
-            </w:r>
-            <w:r>
-              <w:rPr>
+                <w:noProof/>
+                <w:webHidden/>
+              </w:rPr>
+              <w:instrText xml:space="preserve"> PAGEREF _Toc227224497 \h </w:instrText>
+            </w:r>
+            <w:r>
+              <w:rPr>
+                <w:noProof/>
+                <w:webHidden/>
+              </w:rPr>
+            </w:r>
+            <w:r>
+              <w:rPr>
+                <w:noProof/>
                 <w:webHidden/>
               </w:rPr>
               <w:fldChar w:fldCharType="separate"/>
             </w:r>
             <w:r>
               <w:rPr>
-                <w:rStyle w:val="af5"/>
-              </w:rPr>
-              <w:tab/>
+                <w:noProof/>
+                <w:webHidden/>
+              </w:rPr>
               <w:t>20</w:t>
             </w:r>
             <w:r>
               <w:rPr>
+                <w:noProof/>
                 <w:webHidden/>
               </w:rPr>
               <w:fldChar w:fldCharType="end"/>
@@ -2817,51 +3110,64 @@
             </w:tabs>
             <w:rPr>
               <w:rFonts w:asciiTheme="minorHAnsi" w:eastAsiaTheme="minorEastAsia" w:hAnsiTheme="minorHAnsi"/>
+              <w:noProof/>
               <w:sz w:val="24"/>
               <w:szCs w:val="24"/>
               <w:lang w:eastAsia="ru-RU"/>
             </w:rPr>
           </w:pPr>
-          <w:hyperlink w:anchor="_Toc227162695">
-            <w:r>
-              <w:rPr>
-                <w:rStyle w:val="af5"/>
-                <w:webHidden/>
+          <w:hyperlink w:anchor="_Toc227224498" w:history="1">
+            <w:r>
+              <w:rPr>
+                <w:rStyle w:val="affc"/>
+                <w:noProof/>
               </w:rPr>
               <w:t>Заключение</w:t>
             </w:r>
             <w:r>
               <w:rPr>
+                <w:noProof/>
+                <w:webHidden/>
+              </w:rPr>
+              <w:tab/>
+            </w:r>
+            <w:r>
+              <w:rPr>
+                <w:noProof/>
                 <w:webHidden/>
               </w:rPr>
               <w:fldChar w:fldCharType="begin"/>
             </w:r>
             <w:r>
               <w:rPr>
-                <w:webHidden/>
-              </w:rPr>
-              <w:instrText>PAGEREF _Toc227162695 \h</w:instrText>
-            </w:r>
-            <w:r>
-              <w:rPr>
-                <w:webHidden/>
-              </w:rPr>
-            </w:r>
-            <w:r>
-              <w:rPr>
+                <w:noProof/>
+                <w:webHidden/>
+              </w:rPr>
+              <w:instrText xml:space="preserve"> PAGEREF _Toc227224498 \h </w:instrText>
+            </w:r>
+            <w:r>
+              <w:rPr>
+                <w:noProof/>
+                <w:webHidden/>
+              </w:rPr>
+            </w:r>
+            <w:r>
+              <w:rPr>
+                <w:noProof/>
                 <w:webHidden/>
               </w:rPr>
               <w:fldChar w:fldCharType="separate"/>
             </w:r>
             <w:r>
               <w:rPr>
-                <w:rStyle w:val="af5"/>
-              </w:rPr>
-              <w:tab/>
-              <w:t>22</w:t>
-            </w:r>
-            <w:r>
-              <w:rPr>
+                <w:noProof/>
+                <w:webHidden/>
+              </w:rPr>
+              <w:t>21</w:t>
+            </w:r>
+            <w:r>
+              <w:rPr>
+                <w:noProof/>
                 <w:webHidden/>
               </w:rPr>
               <w:fldChar w:fldCharType="end"/>
@@ -2876,51 +3182,64 @@
             </w:tabs>
             <w:rPr>
               <w:rFonts w:asciiTheme="minorHAnsi" w:eastAsiaTheme="minorEastAsia" w:hAnsiTheme="minorHAnsi"/>
+              <w:noProof/>
               <w:sz w:val="24"/>
               <w:szCs w:val="24"/>
               <w:lang w:eastAsia="ru-RU"/>
             </w:rPr>
           </w:pPr>
-          <w:hyperlink w:anchor="_Toc227162696">
-            <w:r>
-              <w:rPr>
-                <w:rStyle w:val="af5"/>
-                <w:webHidden/>
+          <w:hyperlink w:anchor="_Toc227224499" w:history="1">
+            <w:r>
+              <w:rPr>
+                <w:rStyle w:val="affc"/>
+                <w:noProof/>
               </w:rPr>
               <w:t>Список использованных источников</w:t>
             </w:r>
             <w:r>
               <w:rPr>
+                <w:noProof/>
+                <w:webHidden/>
+              </w:rPr>
+              <w:tab/>
+            </w:r>
+            <w:r>
+              <w:rPr>
+                <w:noProof/>
                 <w:webHidden/>
               </w:rPr>
               <w:fldChar w:fldCharType="begin"/>
             </w:r>
             <w:r>
               <w:rPr>
-                <w:webHidden/>
-              </w:rPr>
-              <w:instrText>PAGEREF _Toc227162696 \h</w:instrText>
-            </w:r>
-            <w:r>
-              <w:rPr>
-                <w:webHidden/>
-              </w:rPr>
-            </w:r>
-            <w:r>
-              <w:rPr>
+                <w:noProof/>
+                <w:webHidden/>
+              </w:rPr>
+              <w:instrText xml:space="preserve"> PAGEREF _Toc227224499 \h </w:instrText>
+            </w:r>
+            <w:r>
+              <w:rPr>
+                <w:noProof/>
+                <w:webHidden/>
+              </w:rPr>
+            </w:r>
+            <w:r>
+              <w:rPr>
+                <w:noProof/>
                 <w:webHidden/>
               </w:rPr>
               <w:fldChar w:fldCharType="separate"/>
             </w:r>
             <w:r>
               <w:rPr>
-                <w:rStyle w:val="af5"/>
-              </w:rPr>
-              <w:tab/>
-              <w:t>23</w:t>
-            </w:r>
-            <w:r>
-              <w:rPr>
+                <w:noProof/>
+                <w:webHidden/>
+              </w:rPr>
+              <w:t>22</w:t>
+            </w:r>
+            <w:r>
+              <w:rPr>
+                <w:noProof/>
                 <w:webHidden/>
               </w:rPr>
               <w:fldChar w:fldCharType="end"/>
@@ -2928,6 +3247,13 @@
           </w:hyperlink>
         </w:p>
         <w:p>
+          <w:pPr>
+            <w:pStyle w:val="11"/>
+            <w:tabs>
+              <w:tab w:val="right" w:leader="dot" w:pos="9344"/>
+            </w:tabs>
+            <w:ind w:left="0"/>
+          </w:pPr>
           <w:r>
             <w:fldChar w:fldCharType="end"/>
           </w:r>
@@ -2938,8 +3264,8 @@
       <w:pPr>
         <w:pStyle w:val="af7"/>
       </w:pPr>
-      <w:bookmarkStart w:id="0" w:name="_Toc227162675"/>
-      <w:bookmarkStart w:id="1" w:name="_Toc198114578"/>
+      <w:bookmarkStart w:id="0" w:name="_Toc198114578"/>
+      <w:bookmarkStart w:id="1" w:name="_Toc227224478"/>
       <w:r>
         <w:lastRenderedPageBreak/>
         <w:t>Перечень сокращений и обозначений</w:t>
@@ -3098,8 +3424,8 @@
       <w:pPr>
         <w:pStyle w:val="af7"/>
       </w:pPr>
-      <w:bookmarkStart w:id="3" w:name="_Toc227162676"/>
-      <w:bookmarkStart w:id="4" w:name="_Toc198114579"/>
+      <w:bookmarkStart w:id="3" w:name="_Toc198114579"/>
+      <w:bookmarkStart w:id="4" w:name="_Toc227224479"/>
       <w:r>
         <w:lastRenderedPageBreak/>
         <w:t>Введение</w:t>
@@ -3621,7 +3947,7 @@
         </w:numPr>
       </w:pPr>
       <w:bookmarkStart w:id="5" w:name="_Toc198114580"/>
-      <w:bookmarkStart w:id="6" w:name="_Toc227162677"/>
+      <w:bookmarkStart w:id="6" w:name="_Toc227224480"/>
       <w:r>
         <w:lastRenderedPageBreak/>
         <w:t xml:space="preserve">Охрана труда и техника безопасности при работе на </w:t>
@@ -3640,7 +3966,7 @@
           <w:numId w:val="2"/>
         </w:numPr>
       </w:pPr>
-      <w:bookmarkStart w:id="7" w:name="_Toc227162678"/>
+      <w:bookmarkStart w:id="7" w:name="_Toc227224481"/>
       <w:r>
         <w:t>Общие требования безопасности</w:t>
       </w:r>
@@ -3794,7 +4120,7 @@
           <w:numId w:val="2"/>
         </w:numPr>
       </w:pPr>
-      <w:bookmarkStart w:id="8" w:name="_Toc227162679"/>
+      <w:bookmarkStart w:id="8" w:name="_Toc227224482"/>
       <w:r>
         <w:t>Требования безопасности перед началом работы</w:t>
       </w:r>
@@ -3888,7 +4214,7 @@
           <w:bCs/>
         </w:rPr>
       </w:pPr>
-      <w:bookmarkStart w:id="9" w:name="_Toc227162680"/>
+      <w:bookmarkStart w:id="9" w:name="_Toc227224483"/>
       <w:r>
         <w:t>Требования безопасности во время работы</w:t>
       </w:r>
@@ -4022,7 +4348,7 @@
           <w:numId w:val="2"/>
         </w:numPr>
       </w:pPr>
-      <w:bookmarkStart w:id="10" w:name="_Toc227162681"/>
+      <w:bookmarkStart w:id="10" w:name="_Toc227224484"/>
       <w:r>
         <w:t>Требования охраны труда в аварийных ситуациях</w:t>
       </w:r>
@@ -4135,7 +4461,7 @@
         </w:numPr>
         <w:ind w:left="709" w:firstLine="0"/>
       </w:pPr>
-      <w:bookmarkStart w:id="11" w:name="_Toc227162682"/>
+      <w:bookmarkStart w:id="11" w:name="_Toc227224485"/>
       <w:r>
         <w:t>Требования охраны труда по окончании работы</w:t>
       </w:r>
@@ -4206,7 +4532,7 @@
         </w:numPr>
       </w:pPr>
       <w:bookmarkStart w:id="12" w:name="_Toc198114581"/>
-      <w:bookmarkStart w:id="13" w:name="_Toc227162683"/>
+      <w:bookmarkStart w:id="13" w:name="_Toc227224486"/>
       <w:r>
         <w:lastRenderedPageBreak/>
         <w:t>Выполнение работ по ПМ.</w:t>
@@ -4225,7 +4551,7 @@
           <w:numId w:val="2"/>
         </w:numPr>
       </w:pPr>
-      <w:bookmarkStart w:id="14" w:name="_Toc227162684"/>
+      <w:bookmarkStart w:id="14" w:name="_Toc227224487"/>
       <w:r>
         <w:t>Анализ и разработка требований</w:t>
       </w:r>
@@ -4303,7 +4629,7 @@
           <w:numId w:val="2"/>
         </w:numPr>
       </w:pPr>
-      <w:bookmarkStart w:id="15" w:name="_Toc227162685"/>
+      <w:bookmarkStart w:id="15" w:name="_Toc227224488"/>
       <w:r>
         <w:t>Выбор состава программных и технических средств</w:t>
       </w:r>
@@ -4429,7 +4755,7 @@
           <w:lang w:val="en-US"/>
         </w:rPr>
       </w:pPr>
-      <w:bookmarkStart w:id="16" w:name="_Toc227162686"/>
+      <w:bookmarkStart w:id="16" w:name="_Toc227224489"/>
       <w:r>
         <w:t>Проектирование ПО</w:t>
       </w:r>
@@ -4502,7 +4828,7 @@
                     </pic:cNvPicPr>
                   </pic:nvPicPr>
                   <pic:blipFill>
-                    <a:blip r:embed="rId8"/>
+                    <a:blip r:embed="rId9"/>
                     <a:stretch>
                       <a:fillRect/>
                     </a:stretch>
@@ -4642,7 +4968,7 @@
                     </pic:cNvPicPr>
                   </pic:nvPicPr>
                   <pic:blipFill rotWithShape="1">
-                    <a:blip r:embed="rId9"/>
+                    <a:blip r:embed="rId10"/>
                     <a:srcRect r="10796" b="30233"/>
                     <a:stretch>
                       <a:fillRect/>
@@ -4688,7 +5014,7 @@
           <w:numId w:val="2"/>
         </w:numPr>
       </w:pPr>
-      <w:bookmarkStart w:id="17" w:name="_Toc227162687"/>
+      <w:bookmarkStart w:id="17" w:name="_Toc227224490"/>
       <w:r>
         <w:lastRenderedPageBreak/>
         <w:t>Разработка и интеграция программных модулей</w:t>
@@ -4838,7 +5164,7 @@
           <w:numId w:val="2"/>
         </w:numPr>
       </w:pPr>
-      <w:bookmarkStart w:id="18" w:name="_Toc227162688"/>
+      <w:bookmarkStart w:id="18" w:name="_Toc227224491"/>
       <w:r>
         <w:t>Описание работы с системой контроля версий и проверка соответствия стандартам кодирования</w:t>
       </w:r>
@@ -4895,7 +5221,7 @@
                     </pic:cNvPicPr>
                   </pic:nvPicPr>
                   <pic:blipFill>
-                    <a:blip r:embed="rId10"/>
+                    <a:blip r:embed="rId11"/>
                     <a:stretch>
                       <a:fillRect/>
                     </a:stretch>
@@ -4949,7 +5275,7 @@
           <w:numId w:val="2"/>
         </w:numPr>
       </w:pPr>
-      <w:bookmarkStart w:id="19" w:name="_Toc227162689"/>
+      <w:bookmarkStart w:id="19" w:name="_Toc227224492"/>
       <w:r>
         <w:t>Отладка и тестирование программных модулей</w:t>
       </w:r>
@@ -5067,7 +5393,7 @@
                     </pic:cNvPicPr>
                   </pic:nvPicPr>
                   <pic:blipFill>
-                    <a:blip r:embed="rId11"/>
+                    <a:blip r:embed="rId12"/>
                     <a:stretch>
                       <a:fillRect/>
                     </a:stretch>
@@ -5585,7 +5911,7 @@
         </w:numPr>
       </w:pPr>
       <w:bookmarkStart w:id="20" w:name="_Toc198114585"/>
-      <w:bookmarkStart w:id="21" w:name="_Toc227162690"/>
+      <w:bookmarkStart w:id="21" w:name="_Toc227224493"/>
       <w:r>
         <w:lastRenderedPageBreak/>
         <w:t>Выполнение работ по ПМ.0</w:t>
@@ -5604,7 +5930,7 @@
           <w:numId w:val="2"/>
         </w:numPr>
       </w:pPr>
-      <w:bookmarkStart w:id="22" w:name="_Toc227162691"/>
+      <w:bookmarkStart w:id="22" w:name="_Toc227224494"/>
       <w:r>
         <w:t>Настройка конфигурации и инсталляция ПО</w:t>
       </w:r>
@@ -5715,7 +6041,7 @@
                     </pic:cNvPicPr>
                   </pic:nvPicPr>
                   <pic:blipFill>
-                    <a:blip r:embed="rId12"/>
+                    <a:blip r:embed="rId13"/>
                     <a:stretch>
                       <a:fillRect/>
                     </a:stretch>
@@ -5763,7 +6089,7 @@
           <w:numId w:val="2"/>
         </w:numPr>
       </w:pPr>
-      <w:bookmarkStart w:id="23" w:name="_Toc227162692"/>
+      <w:bookmarkStart w:id="23" w:name="_Toc227224495"/>
       <w:r>
         <w:lastRenderedPageBreak/>
         <w:t>Анализ эксплуатационных характеристик</w:t>
@@ -5846,7 +6172,7 @@
           <w:numId w:val="2"/>
         </w:numPr>
       </w:pPr>
-      <w:bookmarkStart w:id="24" w:name="_Toc227162693"/>
+      <w:bookmarkStart w:id="24" w:name="_Toc227224496"/>
       <w:r>
         <w:t>Модификация компонентов ПО</w:t>
       </w:r>
@@ -6801,7 +7127,7 @@
                     </pic:cNvPicPr>
                   </pic:nvPicPr>
                   <pic:blipFill rotWithShape="1">
-                    <a:blip r:embed="rId13"/>
+                    <a:blip r:embed="rId14"/>
                     <a:srcRect t="12816" r="4161" b="14555"/>
                     <a:stretch>
                       <a:fillRect/>
@@ -6876,7 +7202,7 @@
                     </pic:cNvPicPr>
                   </pic:nvPicPr>
                   <pic:blipFill rotWithShape="1">
-                    <a:blip r:embed="rId14"/>
+                    <a:blip r:embed="rId15"/>
                     <a:srcRect l="2332" t="18065" r="4926" b="7425"/>
                     <a:stretch>
                       <a:fillRect/>
@@ -6933,7 +7259,7 @@
           <w:numId w:val="2"/>
         </w:numPr>
       </w:pPr>
-      <w:bookmarkStart w:id="25" w:name="_Toc227162694"/>
+      <w:bookmarkStart w:id="25" w:name="_Toc227224497"/>
       <w:r>
         <w:lastRenderedPageBreak/>
         <w:t>Обеспечение защиты ПО и данных</w:t>
@@ -6984,8 +7310,8 @@
       <w:pPr>
         <w:pStyle w:val="af7"/>
       </w:pPr>
-      <w:bookmarkStart w:id="26" w:name="_Toc227162695"/>
-      <w:bookmarkStart w:id="27" w:name="_Toc198114591"/>
+      <w:bookmarkStart w:id="26" w:name="_Toc198114591"/>
+      <w:bookmarkStart w:id="27" w:name="_Toc227224498"/>
       <w:r>
         <w:lastRenderedPageBreak/>
         <w:t>Заключение</w:t>
@@ -7175,8 +7501,8 @@
       <w:pPr>
         <w:pStyle w:val="af7"/>
       </w:pPr>
-      <w:bookmarkStart w:id="28" w:name="_Toc227162696"/>
-      <w:bookmarkStart w:id="29" w:name="_Toc198114592"/>
+      <w:bookmarkStart w:id="28" w:name="_Toc198114592"/>
+      <w:bookmarkStart w:id="29" w:name="_Toc227224499"/>
       <w:r>
         <w:lastRenderedPageBreak/>
         <w:t>Список использованных источников</w:t>
@@ -7197,7 +7523,15 @@
       </w:pPr>
       <w:bookmarkStart w:id="30" w:name="_Ref199790306"/>
       <w:r>
-        <w:t xml:space="preserve">Голицына, О. Л. Базы данных : учебное пособие / О. Л. Голицына, Н. В. Максимов, И. И. Попов. – 4-е изд., </w:t>
+        <w:t xml:space="preserve">Голицына, О. Л. Базы </w:t>
+      </w:r>
+      <w:proofErr w:type="gramStart"/>
+      <w:r>
+        <w:t>данных :</w:t>
+      </w:r>
+      <w:proofErr w:type="gramEnd"/>
+      <w:r>
+        <w:t xml:space="preserve"> учебное пособие / О. Л. Голицына, Н. В. Максимов, И. И. Попов. – 4-е изд., </w:t>
       </w:r>
       <w:proofErr w:type="spellStart"/>
       <w:r>
@@ -7207,7 +7541,7 @@
       <w:r>
         <w:t xml:space="preserve">. и доп. – Москва : ФОРУМ : ИНФРА-М, 2023. – 400 с. – (Высшее образование: Бакалавриат). – URL: </w:t>
       </w:r>
-      <w:hyperlink r:id="rId15">
+      <w:hyperlink r:id="rId16">
         <w:r>
           <w:rPr>
             <w:rStyle w:val="ListLabel99"/>
@@ -7216,7 +7550,15 @@
         </w:r>
       </w:hyperlink>
       <w:r>
-        <w:t xml:space="preserve"> (дата обращения: 20.02.2026). – Режим доступа: по подписке. – Текст : электронный.</w:t>
+        <w:t xml:space="preserve"> (дата обращения: 20.02.2026). – Режим доступа: по подписке. – </w:t>
+      </w:r>
+      <w:proofErr w:type="gramStart"/>
+      <w:r>
+        <w:t>Текст :</w:t>
+      </w:r>
+      <w:proofErr w:type="gramEnd"/>
+      <w:r>
+        <w:t xml:space="preserve"> электронный.</w:t>
       </w:r>
       <w:bookmarkEnd w:id="30"/>
     </w:p>
@@ -7251,7 +7593,7 @@
       <w:r>
         <w:t xml:space="preserve">. и доп. – Москва : ФОРУМ : ИНФРА-М, 2021. – 447 с. : ил. – (Профессиональное образование). – Текст : электронный. – URL: </w:t>
       </w:r>
-      <w:hyperlink r:id="rId16">
+      <w:hyperlink r:id="rId17">
         <w:r>
           <w:rPr>
             <w:rStyle w:val="ListLabel99"/>
@@ -7288,7 +7630,7 @@
       <w:r>
         <w:t xml:space="preserve">: </w:t>
       </w:r>
-      <w:hyperlink r:id="rId17">
+      <w:hyperlink r:id="rId18">
         <w:r>
           <w:rPr>
             <w:rStyle w:val="ListLabel100"/>
@@ -7398,7 +7740,7 @@
       <w:r>
         <w:t xml:space="preserve">. – Санкт-Петербург : БХВ-Петербург, 2024. – 512 с. – URL: </w:t>
       </w:r>
-      <w:hyperlink r:id="rId18">
+      <w:hyperlink r:id="rId19">
         <w:r>
           <w:rPr>
             <w:rStyle w:val="ListLabel99"/>
@@ -7452,7 +7794,7 @@
       <w:r>
         <w:t>Хорев, П. Б. Объектно-ориентированное программирование с примерами на C#. – Москва : Форум, 2020. – 200 с. –URL:</w:t>
       </w:r>
-      <w:hyperlink r:id="rId19">
+      <w:hyperlink r:id="rId20">
         <w:r>
           <w:rPr>
             <w:rStyle w:val="ListLabel99"/>
@@ -7474,7 +7816,7 @@
       <w:bookmarkEnd w:id="34"/>
     </w:p>
     <w:sectPr>
-      <w:footerReference w:type="default" r:id="rId20"/>
+      <w:footerReference w:type="default" r:id="rId21"/>
       <w:pgSz w:w="11906" w:h="16838"/>
       <w:pgMar w:top="1134" w:right="851" w:bottom="1134" w:left="1701" w:header="0" w:footer="709" w:gutter="0"/>
       <w:pgNumType w:start="1"/>
@@ -7488,7 +7830,7 @@
 </file>
 
 <file path=word/endnotes.xml><?xml version="1.0" encoding="utf-8"?>
-<w:endnotes xmlns:wpc="http://schemas.microsoft.com/office/word/2010/wordprocessingCanvas" xmlns:cx="http://schemas.microsoft.com/office/drawing/2014/chartex" xmlns:cx1="http://schemas.microsoft.com/office/drawing/2015/9/8/chartex" xmlns:cx2="http://schemas.microsoft.com/office/drawing/2015/10/21/chartex" xmlns:cx3="http://schemas.microsoft.com/office/drawing/2016/5/9/chartex" xmlns:cx4="http://schemas.microsoft.com/office/drawing/2016/5/10/chartex" xmlns:cx5="http://schemas.microsoft.com/office/drawing/2016/5/11/chartex" xmlns:cx6="http://schemas.microsoft.com/office/drawing/2016/5/12/chartex" xmlns:cx7="http://schemas.microsoft.com/office/drawing/2016/5/13/chartex" xmlns:cx8="http://schemas.microsoft.com/office/drawing/2016/5/14/chartex" xmlns:mc="http://schemas.openxmlformats.org/markup-compatibility/2006" xmlns:aink="http://schemas.microsoft.com/office/drawing/2016/ink" xmlns:am3d="http://schemas.microsoft.com/office/drawing/2017/model3d" xmlns:o="urn:schemas-microsoft-com:office:office" xmlns:oel="http://schemas.microsoft.com/office/2019/extlst" xmlns:r="http://schemas.openxmlformats.org/officeDocument/2006/relationships" xmlns:m="http://schemas.openxmlformats.org/officeDocument/2006/math" xmlns:v="urn:schemas-microsoft-com:vml" xmlns:wp14="http://schemas.microsoft.com/office/word/2010/wordprocessingDrawing" xmlns:wp="http://schemas.openxmlformats.org/drawingml/2006/wordprocessingDrawing" xmlns:w10="urn:schemas-microsoft-com:office:word" xmlns:w="http://schemas.openxmlformats.org/wordprocessingml/2006/main" xmlns:w14="http://schemas.microsoft.com/office/word/2010/wordml" xmlns:w15="http://schemas.microsoft.com/office/word/2012/wordml" xmlns:w16cex="http://schemas.microsoft.com/office/word/2018/wordml/cex" xmlns:w16cid="http://schemas.microsoft.com/office/word/2016/wordml/cid" xmlns:w16="http://schemas.microsoft.com/office/word/2018/wordml" xmlns:w16du="http://schemas.microsoft.com/office/word/2023/wordml/word16du" xmlns:w16sdtdh="http://schemas.microsoft.com/office/word/2020/wordml/sdtdatahash" xmlns:w16sdtfl="http://schemas.microsoft.com/office/word/2024/wordml/sdtformatlock" xmlns:w16se="http://schemas.microsoft.com/office/word/2015/wordml/symex" xmlns:wpg="http://schemas.microsoft.com/office/word/2010/wordprocessingGroup" xmlns:wpi="http://schemas.microsoft.com/office/word/2010/wordprocessingInk" xmlns:wne="http://schemas.microsoft.com/office/word/2006/wordml" xmlns:wps="http://schemas.microsoft.com/office/word/2010/wordprocessingShape" mc:Ignorable="w14 w15 w16se w16cid w16 w16cex w16sdtdh w16sdtfl w16du wp14">
+<w:endnotes xmlns:wpc="http://schemas.microsoft.com/office/word/2010/wordprocessingCanvas" xmlns:cx="http://schemas.microsoft.com/office/drawing/2014/chartex" xmlns:cx1="http://schemas.microsoft.com/office/drawing/2015/9/8/chartex" xmlns:cx2="http://schemas.microsoft.com/office/drawing/2015/10/21/chartex" xmlns:cx3="http://schemas.microsoft.com/office/drawing/2016/5/9/chartex" xmlns:cx4="http://schemas.microsoft.com/office/drawing/2016/5/10/chartex" xmlns:cx5="http://schemas.microsoft.com/office/drawing/2016/5/11/chartex" xmlns:cx6="http://schemas.microsoft.com/office/drawing/2016/5/12/chartex" xmlns:cx7="http://schemas.microsoft.com/office/drawing/2016/5/13/chartex" xmlns:cx8="http://schemas.microsoft.com/office/drawing/2016/5/14/chartex" xmlns:mc="http://schemas.openxmlformats.org/markup-compatibility/2006" xmlns:aink="http://schemas.microsoft.com/office/drawing/2016/ink" xmlns:am3d="http://schemas.microsoft.com/office/drawing/2017/model3d" xmlns:o="urn:schemas-microsoft-com:office:office" xmlns:oel="http://schemas.microsoft.com/office/2019/extlst" xmlns:r="http://schemas.openxmlformats.org/officeDocument/2006/relationships" xmlns:m="http://schemas.openxmlformats.org/officeDocument/2006/math" xmlns:v="urn:schemas-microsoft-com:vml" xmlns:wp14="http://schemas.microsoft.com/office/word/2010/wordprocessingDrawing" xmlns:wp="http://schemas.openxmlformats.org/drawingml/2006/wordprocessingDrawing" xmlns:w10="urn:schemas-microsoft-com:office:word" xmlns:w="http://schemas.openxmlformats.org/wordprocessingml/2006/main" xmlns:w14="http://schemas.microsoft.com/office/word/2010/wordml" xmlns:w15="http://schemas.microsoft.com/office/word/2012/wordml" xmlns:w16cex="http://schemas.microsoft.com/office/word/2018/wordml/cex" xmlns:w16cid="http://schemas.microsoft.com/office/word/2016/wordml/cid" xmlns:w16="http://schemas.microsoft.com/office/word/2018/wordml" xmlns:w16sdtdh="http://schemas.microsoft.com/office/word/2020/wordml/sdtdatahash" xmlns:w16se="http://schemas.microsoft.com/office/word/2015/wordml/symex" xmlns:wpg="http://schemas.microsoft.com/office/word/2010/wordprocessingGroup" xmlns:wpi="http://schemas.microsoft.com/office/word/2010/wordprocessingInk" xmlns:wne="http://schemas.microsoft.com/office/word/2006/wordml" xmlns:wps="http://schemas.microsoft.com/office/word/2010/wordprocessingShape" mc:Ignorable="w14 w15 w16se w16cid w16 w16cex w16sdtdh wp14">
   <w:endnote w:type="separator" w:id="-1">
     <w:p>
       <w:r>
@@ -7507,7 +7849,7 @@
 </file>
 
 <file path=word/footer1.xml><?xml version="1.0" encoding="utf-8"?>
-<w:ftr xmlns:wpc="http://schemas.microsoft.com/office/word/2010/wordprocessingCanvas" xmlns:cx="http://schemas.microsoft.com/office/drawing/2014/chartex" xmlns:cx1="http://schemas.microsoft.com/office/drawing/2015/9/8/chartex" xmlns:cx2="http://schemas.microsoft.com/office/drawing/2015/10/21/chartex" xmlns:cx3="http://schemas.microsoft.com/office/drawing/2016/5/9/chartex" xmlns:cx4="http://schemas.microsoft.com/office/drawing/2016/5/10/chartex" xmlns:cx5="http://schemas.microsoft.com/office/drawing/2016/5/11/chartex" xmlns:cx6="http://schemas.microsoft.com/office/drawing/2016/5/12/chartex" xmlns:cx7="http://schemas.microsoft.com/office/drawing/2016/5/13/chartex" xmlns:cx8="http://schemas.microsoft.com/office/drawing/2016/5/14/chartex" xmlns:mc="http://schemas.openxmlformats.org/markup-compatibility/2006" xmlns:aink="http://schemas.microsoft.com/office/drawing/2016/ink" xmlns:am3d="http://schemas.microsoft.com/office/drawing/2017/model3d" xmlns:o="urn:schemas-microsoft-com:office:office" xmlns:oel="http://schemas.microsoft.com/office/2019/extlst" xmlns:r="http://schemas.openxmlformats.org/officeDocument/2006/relationships" xmlns:m="http://schemas.openxmlformats.org/officeDocument/2006/math" xmlns:v="urn:schemas-microsoft-com:vml" xmlns:wp14="http://schemas.microsoft.com/office/word/2010/wordprocessingDrawing" xmlns:wp="http://schemas.openxmlformats.org/drawingml/2006/wordprocessingDrawing" xmlns:w10="urn:schemas-microsoft-com:office:word" xmlns:w="http://schemas.openxmlformats.org/wordprocessingml/2006/main" xmlns:w14="http://schemas.microsoft.com/office/word/2010/wordml" xmlns:w15="http://schemas.microsoft.com/office/word/2012/wordml" xmlns:w16cex="http://schemas.microsoft.com/office/word/2018/wordml/cex" xmlns:w16cid="http://schemas.microsoft.com/office/word/2016/wordml/cid" xmlns:w16="http://schemas.microsoft.com/office/word/2018/wordml" xmlns:w16du="http://schemas.microsoft.com/office/word/2023/wordml/word16du" xmlns:w16sdtdh="http://schemas.microsoft.com/office/word/2020/wordml/sdtdatahash" xmlns:w16sdtfl="http://schemas.microsoft.com/office/word/2024/wordml/sdtformatlock" xmlns:w16se="http://schemas.microsoft.com/office/word/2015/wordml/symex" xmlns:wpg="http://schemas.microsoft.com/office/word/2010/wordprocessingGroup" xmlns:wpi="http://schemas.microsoft.com/office/word/2010/wordprocessingInk" xmlns:wne="http://schemas.microsoft.com/office/word/2006/wordml" xmlns:wps="http://schemas.microsoft.com/office/word/2010/wordprocessingShape" mc:Ignorable="w14 w15 w16se w16cid w16 w16cex w16sdtdh w16sdtfl w16du wp14">
+<w:ftr xmlns:wpc="http://schemas.microsoft.com/office/word/2010/wordprocessingCanvas" xmlns:cx="http://schemas.microsoft.com/office/drawing/2014/chartex" xmlns:cx1="http://schemas.microsoft.com/office/drawing/2015/9/8/chartex" xmlns:cx2="http://schemas.microsoft.com/office/drawing/2015/10/21/chartex" xmlns:cx3="http://schemas.microsoft.com/office/drawing/2016/5/9/chartex" xmlns:cx4="http://schemas.microsoft.com/office/drawing/2016/5/10/chartex" xmlns:cx5="http://schemas.microsoft.com/office/drawing/2016/5/11/chartex" xmlns:cx6="http://schemas.microsoft.com/office/drawing/2016/5/12/chartex" xmlns:cx7="http://schemas.microsoft.com/office/drawing/2016/5/13/chartex" xmlns:cx8="http://schemas.microsoft.com/office/drawing/2016/5/14/chartex" xmlns:mc="http://schemas.openxmlformats.org/markup-compatibility/2006" xmlns:aink="http://schemas.microsoft.com/office/drawing/2016/ink" xmlns:am3d="http://schemas.microsoft.com/office/drawing/2017/model3d" xmlns:o="urn:schemas-microsoft-com:office:office" xmlns:oel="http://schemas.microsoft.com/office/2019/extlst" xmlns:r="http://schemas.openxmlformats.org/officeDocument/2006/relationships" xmlns:m="http://schemas.openxmlformats.org/officeDocument/2006/math" xmlns:v="urn:schemas-microsoft-com:vml" xmlns:wp14="http://schemas.microsoft.com/office/word/2010/wordprocessingDrawing" xmlns:wp="http://schemas.openxmlformats.org/drawingml/2006/wordprocessingDrawing" xmlns:w10="urn:schemas-microsoft-com:office:word" xmlns:w="http://schemas.openxmlformats.org/wordprocessingml/2006/main" xmlns:w14="http://schemas.microsoft.com/office/word/2010/wordml" xmlns:w15="http://schemas.microsoft.com/office/word/2012/wordml" xmlns:w16cex="http://schemas.microsoft.com/office/word/2018/wordml/cex" xmlns:w16cid="http://schemas.microsoft.com/office/word/2016/wordml/cid" xmlns:w16="http://schemas.microsoft.com/office/word/2018/wordml" xmlns:w16sdtdh="http://schemas.microsoft.com/office/word/2020/wordml/sdtdatahash" xmlns:w16se="http://schemas.microsoft.com/office/word/2015/wordml/symex" xmlns:wpg="http://schemas.microsoft.com/office/word/2010/wordprocessingGroup" xmlns:wpi="http://schemas.microsoft.com/office/word/2010/wordprocessingInk" xmlns:wne="http://schemas.microsoft.com/office/word/2006/wordml" xmlns:wps="http://schemas.microsoft.com/office/word/2010/wordprocessingShape" mc:Ignorable="w14 w15 w16se w16cid w16 w16cex w16sdtdh wp14">
   <w:sdt>
     <w:sdtPr>
       <w:id w:val="1303532979"/>
@@ -7544,7 +7886,7 @@
 </file>
 
 <file path=word/footnotes.xml><?xml version="1.0" encoding="utf-8"?>
-<w:footnotes xmlns:wpc="http://schemas.microsoft.com/office/word/2010/wordprocessingCanvas" xmlns:cx="http://schemas.microsoft.com/office/drawing/2014/chartex" xmlns:cx1="http://schemas.microsoft.com/office/drawing/2015/9/8/chartex" xmlns:cx2="http://schemas.microsoft.com/office/drawing/2015/10/21/chartex" xmlns:cx3="http://schemas.microsoft.com/office/drawing/2016/5/9/chartex" xmlns:cx4="http://schemas.microsoft.com/office/drawing/2016/5/10/chartex" xmlns:cx5="http://schemas.microsoft.com/office/drawing/2016/5/11/chartex" xmlns:cx6="http://schemas.microsoft.com/office/drawing/2016/5/12/chartex" xmlns:cx7="http://schemas.microsoft.com/office/drawing/2016/5/13/chartex" xmlns:cx8="http://schemas.microsoft.com/office/drawing/2016/5/14/chartex" xmlns:mc="http://schemas.openxmlformats.org/markup-compatibility/2006" xmlns:aink="http://schemas.microsoft.com/office/drawing/2016/ink" xmlns:am3d="http://schemas.microsoft.com/office/drawing/2017/model3d" xmlns:o="urn:schemas-microsoft-com:office:office" xmlns:oel="http://schemas.microsoft.com/office/2019/extlst" xmlns:r="http://schemas.openxmlformats.org/officeDocument/2006/relationships" xmlns:m="http://schemas.openxmlformats.org/officeDocument/2006/math" xmlns:v="urn:schemas-microsoft-com:vml" xmlns:wp14="http://schemas.microsoft.com/office/word/2010/wordprocessingDrawing" xmlns:wp="http://schemas.openxmlformats.org/drawingml/2006/wordprocessingDrawing" xmlns:w10="urn:schemas-microsoft-com:office:word" xmlns:w="http://schemas.openxmlformats.org/wordprocessingml/2006/main" xmlns:w14="http://schemas.microsoft.com/office/word/2010/wordml" xmlns:w15="http://schemas.microsoft.com/office/word/2012/wordml" xmlns:w16cex="http://schemas.microsoft.com/office/word/2018/wordml/cex" xmlns:w16cid="http://schemas.microsoft.com/office/word/2016/wordml/cid" xmlns:w16="http://schemas.microsoft.com/office/word/2018/wordml" xmlns:w16du="http://schemas.microsoft.com/office/word/2023/wordml/word16du" xmlns:w16sdtdh="http://schemas.microsoft.com/office/word/2020/wordml/sdtdatahash" xmlns:w16sdtfl="http://schemas.microsoft.com/office/word/2024/wordml/sdtformatlock" xmlns:w16se="http://schemas.microsoft.com/office/word/2015/wordml/symex" xmlns:wpg="http://schemas.microsoft.com/office/word/2010/wordprocessingGroup" xmlns:wpi="http://schemas.microsoft.com/office/word/2010/wordprocessingInk" xmlns:wne="http://schemas.microsoft.com/office/word/2006/wordml" xmlns:wps="http://schemas.microsoft.com/office/word/2010/wordprocessingShape" mc:Ignorable="w14 w15 w16se w16cid w16 w16cex w16sdtdh w16sdtfl w16du wp14">
+<w:footnotes xmlns:wpc="http://schemas.microsoft.com/office/word/2010/wordprocessingCanvas" xmlns:cx="http://schemas.microsoft.com/office/drawing/2014/chartex" xmlns:cx1="http://schemas.microsoft.com/office/drawing/2015/9/8/chartex" xmlns:cx2="http://schemas.microsoft.com/office/drawing/2015/10/21/chartex" xmlns:cx3="http://schemas.microsoft.com/office/drawing/2016/5/9/chartex" xmlns:cx4="http://schemas.microsoft.com/office/drawing/2016/5/10/chartex" xmlns:cx5="http://schemas.microsoft.com/office/drawing/2016/5/11/chartex" xmlns:cx6="http://schemas.microsoft.com/office/drawing/2016/5/12/chartex" xmlns:cx7="http://schemas.microsoft.com/office/drawing/2016/5/13/chartex" xmlns:cx8="http://schemas.microsoft.com/office/drawing/2016/5/14/chartex" xmlns:mc="http://schemas.openxmlformats.org/markup-compatibility/2006" xmlns:aink="http://schemas.microsoft.com/office/drawing/2016/ink" xmlns:am3d="http://schemas.microsoft.com/office/drawing/2017/model3d" xmlns:o="urn:schemas-microsoft-com:office:office" xmlns:oel="http://schemas.microsoft.com/office/2019/extlst" xmlns:r="http://schemas.openxmlformats.org/officeDocument/2006/relationships" xmlns:m="http://schemas.openxmlformats.org/officeDocument/2006/math" xmlns:v="urn:schemas-microsoft-com:vml" xmlns:wp14="http://schemas.microsoft.com/office/word/2010/wordprocessingDrawing" xmlns:wp="http://schemas.openxmlformats.org/drawingml/2006/wordprocessingDrawing" xmlns:w10="urn:schemas-microsoft-com:office:word" xmlns:w="http://schemas.openxmlformats.org/wordprocessingml/2006/main" xmlns:w14="http://schemas.microsoft.com/office/word/2010/wordml" xmlns:w15="http://schemas.microsoft.com/office/word/2012/wordml" xmlns:w16cex="http://schemas.microsoft.com/office/word/2018/wordml/cex" xmlns:w16cid="http://schemas.microsoft.com/office/word/2016/wordml/cid" xmlns:w16="http://schemas.microsoft.com/office/word/2018/wordml" xmlns:w16sdtdh="http://schemas.microsoft.com/office/word/2020/wordml/sdtdatahash" xmlns:w16se="http://schemas.microsoft.com/office/word/2015/wordml/symex" xmlns:wpg="http://schemas.microsoft.com/office/word/2010/wordprocessingGroup" xmlns:wpi="http://schemas.microsoft.com/office/word/2010/wordprocessingInk" xmlns:wne="http://schemas.microsoft.com/office/word/2006/wordml" xmlns:wps="http://schemas.microsoft.com/office/word/2010/wordprocessingShape" mc:Ignorable="w14 w15 w16se w16cid w16 w16cex w16sdtdh wp14">
   <w:footnote w:type="separator" w:id="-1">
     <w:p>
       <w:r>
@@ -7563,7 +7905,7 @@
 </file>
 
 <file path=word/numbering.xml><?xml version="1.0" encoding="utf-8"?>
-<w:numbering xmlns:wpc="http://schemas.microsoft.com/office/word/2010/wordprocessingCanvas" xmlns:cx="http://schemas.microsoft.com/office/drawing/2014/chartex" xmlns:cx1="http://schemas.microsoft.com/office/drawing/2015/9/8/chartex" xmlns:cx2="http://schemas.microsoft.com/office/drawing/2015/10/21/chartex" xmlns:cx3="http://schemas.microsoft.com/office/drawing/2016/5/9/chartex" xmlns:cx4="http://schemas.microsoft.com/office/drawing/2016/5/10/chartex" xmlns:cx5="http://schemas.microsoft.com/office/drawing/2016/5/11/chartex" xmlns:cx6="http://schemas.microsoft.com/office/drawing/2016/5/12/chartex" xmlns:cx7="http://schemas.microsoft.com/office/drawing/2016/5/13/chartex" xmlns:cx8="http://schemas.microsoft.com/office/drawing/2016/5/14/chartex" xmlns:mc="http://schemas.openxmlformats.org/markup-compatibility/2006" xmlns:aink="http://schemas.microsoft.com/office/drawing/2016/ink" xmlns:am3d="http://schemas.microsoft.com/office/drawing/2017/model3d" xmlns:o="urn:schemas-microsoft-com:office:office" xmlns:oel="http://schemas.microsoft.com/office/2019/extlst" xmlns:r="http://schemas.openxmlformats.org/officeDocument/2006/relationships" xmlns:m="http://schemas.openxmlformats.org/officeDocument/2006/math" xmlns:v="urn:schemas-microsoft-com:vml" xmlns:wp14="http://schemas.microsoft.com/office/word/2010/wordprocessingDrawing" xmlns:wp="http://schemas.openxmlformats.org/drawingml/2006/wordprocessingDrawing" xmlns:w10="urn:schemas-microsoft-com:office:word" xmlns:w="http://schemas.openxmlformats.org/wordprocessingml/2006/main" xmlns:w14="http://schemas.microsoft.com/office/word/2010/wordml" xmlns:w15="http://schemas.microsoft.com/office/word/2012/wordml" xmlns:w16cex="http://schemas.microsoft.com/office/word/2018/wordml/cex" xmlns:w16cid="http://schemas.microsoft.com/office/word/2016/wordml/cid" xmlns:w16="http://schemas.microsoft.com/office/word/2018/wordml" xmlns:w16du="http://schemas.microsoft.com/office/word/2023/wordml/word16du" xmlns:w16sdtdh="http://schemas.microsoft.com/office/word/2020/wordml/sdtdatahash" xmlns:w16sdtfl="http://schemas.microsoft.com/office/word/2024/wordml/sdtformatlock" xmlns:w16se="http://schemas.microsoft.com/office/word/2015/wordml/symex" xmlns:wpg="http://schemas.microsoft.com/office/word/2010/wordprocessingGroup" xmlns:wpi="http://schemas.microsoft.com/office/word/2010/wordprocessingInk" xmlns:wne="http://schemas.microsoft.com/office/word/2006/wordml" xmlns:wps="http://schemas.microsoft.com/office/word/2010/wordprocessingShape" mc:Ignorable="w14 w15 w16se w16cid w16 w16cex w16sdtdh w16sdtfl w16du wp14">
+<w:numbering xmlns:wpc="http://schemas.microsoft.com/office/word/2010/wordprocessingCanvas" xmlns:cx="http://schemas.microsoft.com/office/drawing/2014/chartex" xmlns:cx1="http://schemas.microsoft.com/office/drawing/2015/9/8/chartex" xmlns:cx2="http://schemas.microsoft.com/office/drawing/2015/10/21/chartex" xmlns:cx3="http://schemas.microsoft.com/office/drawing/2016/5/9/chartex" xmlns:cx4="http://schemas.microsoft.com/office/drawing/2016/5/10/chartex" xmlns:cx5="http://schemas.microsoft.com/office/drawing/2016/5/11/chartex" xmlns:cx6="http://schemas.microsoft.com/office/drawing/2016/5/12/chartex" xmlns:cx7="http://schemas.microsoft.com/office/drawing/2016/5/13/chartex" xmlns:cx8="http://schemas.microsoft.com/office/drawing/2016/5/14/chartex" xmlns:mc="http://schemas.openxmlformats.org/markup-compatibility/2006" xmlns:aink="http://schemas.microsoft.com/office/drawing/2016/ink" xmlns:am3d="http://schemas.microsoft.com/office/drawing/2017/model3d" xmlns:o="urn:schemas-microsoft-com:office:office" xmlns:oel="http://schemas.microsoft.com/office/2019/extlst" xmlns:r="http://schemas.openxmlformats.org/officeDocument/2006/relationships" xmlns:m="http://schemas.openxmlformats.org/officeDocument/2006/math" xmlns:v="urn:schemas-microsoft-com:vml" xmlns:wp14="http://schemas.microsoft.com/office/word/2010/wordprocessingDrawing" xmlns:wp="http://schemas.openxmlformats.org/drawingml/2006/wordprocessingDrawing" xmlns:w10="urn:schemas-microsoft-com:office:word" xmlns:w="http://schemas.openxmlformats.org/wordprocessingml/2006/main" xmlns:w14="http://schemas.microsoft.com/office/word/2010/wordml" xmlns:w15="http://schemas.microsoft.com/office/word/2012/wordml" xmlns:w16cex="http://schemas.microsoft.com/office/word/2018/wordml/cex" xmlns:w16cid="http://schemas.microsoft.com/office/word/2016/wordml/cid" xmlns:w16="http://schemas.microsoft.com/office/word/2018/wordml" xmlns:w16sdtdh="http://schemas.microsoft.com/office/word/2020/wordml/sdtdatahash" xmlns:w16se="http://schemas.microsoft.com/office/word/2015/wordml/symex" xmlns:wpg="http://schemas.microsoft.com/office/word/2010/wordprocessingGroup" xmlns:wpi="http://schemas.microsoft.com/office/word/2010/wordprocessingInk" xmlns:wne="http://schemas.microsoft.com/office/word/2006/wordml" xmlns:wps="http://schemas.microsoft.com/office/word/2010/wordprocessingShape" mc:Ignorable="w14 w15 w16se w16cid w16 w16cex w16sdtdh wp14">
   <w:abstractNum w:abstractNumId="0" w15:restartNumberingAfterBreak="0">
     <w:nsid w:val="34706A7B"/>
     <w:multiLevelType w:val="multilevel"/>
@@ -8187,7 +8529,7 @@
 </file>
 
 <file path=word/styles.xml><?xml version="1.0" encoding="utf-8"?>
-<w:styles xmlns:mc="http://schemas.openxmlformats.org/markup-compatibility/2006" xmlns:r="http://schemas.openxmlformats.org/officeDocument/2006/relationships" xmlns:w="http://schemas.openxmlformats.org/wordprocessingml/2006/main" xmlns:w14="http://schemas.microsoft.com/office/word/2010/wordml" xmlns:w15="http://schemas.microsoft.com/office/word/2012/wordml" xmlns:w16cex="http://schemas.microsoft.com/office/word/2018/wordml/cex" xmlns:w16cid="http://schemas.microsoft.com/office/word/2016/wordml/cid" xmlns:w16="http://schemas.microsoft.com/office/word/2018/wordml" xmlns:w16du="http://schemas.microsoft.com/office/word/2023/wordml/word16du" xmlns:w16sdtdh="http://schemas.microsoft.com/office/word/2020/wordml/sdtdatahash" xmlns:w16sdtfl="http://schemas.microsoft.com/office/word/2024/wordml/sdtformatlock" xmlns:w16se="http://schemas.microsoft.com/office/word/2015/wordml/symex" mc:Ignorable="w14 w15 w16se w16cid w16 w16cex w16sdtdh w16sdtfl w16du">
+<w:styles xmlns:mc="http://schemas.openxmlformats.org/markup-compatibility/2006" xmlns:r="http://schemas.openxmlformats.org/officeDocument/2006/relationships" xmlns:w="http://schemas.openxmlformats.org/wordprocessingml/2006/main" xmlns:w14="http://schemas.microsoft.com/office/word/2010/wordml" xmlns:w15="http://schemas.microsoft.com/office/word/2012/wordml" xmlns:w16cex="http://schemas.microsoft.com/office/word/2018/wordml/cex" xmlns:w16cid="http://schemas.microsoft.com/office/word/2016/wordml/cid" xmlns:w16="http://schemas.microsoft.com/office/word/2018/wordml" xmlns:w16sdtdh="http://schemas.microsoft.com/office/word/2020/wordml/sdtdatahash" xmlns:w16se="http://schemas.microsoft.com/office/word/2015/wordml/symex" mc:Ignorable="w14 w15 w16se w16cid w16 w16cex w16sdtdh">
   <w:docDefaults>
     <w:rPrDefault>
       <w:rPr>
@@ -9155,7 +9497,6 @@
   <w:style w:type="character" w:customStyle="1" w:styleId="docdata">
     <w:name w:val="docdata"/>
     <w:basedOn w:val="a1"/>
-    <w:qFormat/>
     <w:rsid w:val="000C03D0"/>
   </w:style>
   <w:style w:type="character" w:styleId="af2">
